--- a/notes_20May2023.docx
+++ b/notes_20May2023.docx
@@ -3290,7 +3290,13 @@
         <w:rPr>
           <w:lang w:val="en-US"/>
         </w:rPr>
-        <w:t>Activity:</w:t>
+        <w:t>Test</w:t>
+      </w:r>
+      <w:r>
+        <w:rPr>
+          <w:lang w:val="en-US"/>
+        </w:rPr>
+        <w:t>:</w:t>
       </w:r>
     </w:p>
     <w:p>
@@ -3618,6 +3624,9 @@
     </w:p>
     <w:p>
       <w:pPr>
+        <w:pBdr>
+          <w:bottom w:val="single" w:sz="6" w:space="1" w:color="auto"/>
+        </w:pBdr>
         <w:rPr>
           <w:lang w:val="en-US"/>
         </w:rPr>
@@ -3629,6 +3638,4584 @@
         <w:t>Use a HTML table to align Labels in first column and user interfaces in seconds column</w:t>
       </w:r>
     </w:p>
+    <w:p>
+      <w:pPr>
+        <w:rPr>
+          <w:lang w:val="en-US"/>
+        </w:rPr>
+      </w:pPr>
+    </w:p>
+    <w:p>
+      <w:pPr>
+        <w:rPr>
+          <w:lang w:val="en-US"/>
+        </w:rPr>
+      </w:pPr>
+      <w:r>
+        <w:rPr>
+          <w:lang w:val="en-US"/>
+        </w:rPr>
+        <w:t>Event binding can be done in many ways.</w:t>
+      </w:r>
+    </w:p>
+    <w:p>
+      <w:pPr>
+        <w:rPr>
+          <w:lang w:val="en-US"/>
+        </w:rPr>
+      </w:pPr>
+      <w:r>
+        <w:rPr>
+          <w:lang w:val="en-US"/>
+        </w:rPr>
+        <w:tab/>
+        <w:t>&lt;input type</w:t>
+      </w:r>
+      <w:proofErr w:type="gramStart"/>
+      <w:r>
+        <w:rPr>
+          <w:lang w:val="en-US"/>
+        </w:rPr>
+        <w:t>=”button</w:t>
+      </w:r>
+      <w:proofErr w:type="gramEnd"/>
+      <w:r>
+        <w:rPr>
+          <w:lang w:val="en-US"/>
+        </w:rPr>
+        <w:t>” onclick=”fn1()” /&gt;</w:t>
+      </w:r>
+    </w:p>
+    <w:p>
+      <w:pPr>
+        <w:rPr>
+          <w:lang w:val="en-US"/>
+        </w:rPr>
+      </w:pPr>
+      <w:r>
+        <w:rPr>
+          <w:lang w:val="en-US"/>
+        </w:rPr>
+        <w:t xml:space="preserve">Suppose, if an external </w:t>
+      </w:r>
+      <w:proofErr w:type="spellStart"/>
+      <w:r>
+        <w:rPr>
+          <w:lang w:val="en-US"/>
+        </w:rPr>
+        <w:t>js</w:t>
+      </w:r>
+      <w:proofErr w:type="spellEnd"/>
+      <w:r>
+        <w:rPr>
+          <w:lang w:val="en-US"/>
+        </w:rPr>
+        <w:t xml:space="preserve"> file is used, then also you can use </w:t>
+      </w:r>
+      <w:proofErr w:type="gramStart"/>
+      <w:r>
+        <w:rPr>
+          <w:lang w:val="en-US"/>
+        </w:rPr>
+        <w:t>the  above</w:t>
+      </w:r>
+      <w:proofErr w:type="gramEnd"/>
+      <w:r>
+        <w:rPr>
+          <w:lang w:val="en-US"/>
+        </w:rPr>
+        <w:t xml:space="preserve"> code.</w:t>
+      </w:r>
+      <w:r>
+        <w:rPr>
+          <w:lang w:val="en-US"/>
+        </w:rPr>
+        <w:tab/>
+      </w:r>
+      <w:r>
+        <w:rPr>
+          <w:lang w:val="en-US"/>
+        </w:rPr>
+        <w:tab/>
+        <w:t xml:space="preserve">Fn1() may be present in external file also. </w:t>
+      </w:r>
+      <w:proofErr w:type="gramStart"/>
+      <w:r>
+        <w:rPr>
+          <w:lang w:val="en-US"/>
+        </w:rPr>
+        <w:t>But,</w:t>
+      </w:r>
+      <w:proofErr w:type="gramEnd"/>
+      <w:r>
+        <w:rPr>
+          <w:lang w:val="en-US"/>
+        </w:rPr>
+        <w:t xml:space="preserve"> there is a problem. </w:t>
+      </w:r>
+    </w:p>
+    <w:p>
+      <w:pPr>
+        <w:rPr>
+          <w:lang w:val="en-US"/>
+        </w:rPr>
+      </w:pPr>
+      <w:r>
+        <w:rPr>
+          <w:lang w:val="en-US"/>
+        </w:rPr>
+        <w:t xml:space="preserve">HTML file is created first. </w:t>
+      </w:r>
+    </w:p>
+    <w:p>
+      <w:pPr>
+        <w:rPr>
+          <w:lang w:val="en-US"/>
+        </w:rPr>
+      </w:pPr>
+      <w:r>
+        <w:rPr>
+          <w:lang w:val="en-US"/>
+        </w:rPr>
+        <w:t xml:space="preserve">Then we work on </w:t>
+      </w:r>
+      <w:proofErr w:type="spellStart"/>
+      <w:r>
+        <w:rPr>
+          <w:lang w:val="en-US"/>
+        </w:rPr>
+        <w:t>javascript</w:t>
+      </w:r>
+      <w:proofErr w:type="spellEnd"/>
+      <w:r>
+        <w:rPr>
+          <w:lang w:val="en-US"/>
+        </w:rPr>
+        <w:t xml:space="preserve"> file, we do not want to modify the HTML file.</w:t>
+      </w:r>
+    </w:p>
+    <w:p>
+      <w:pPr>
+        <w:rPr>
+          <w:lang w:val="en-US"/>
+        </w:rPr>
+      </w:pPr>
+      <w:r>
+        <w:rPr>
+          <w:lang w:val="en-US"/>
+        </w:rPr>
+        <w:t xml:space="preserve">So, in </w:t>
+      </w:r>
+      <w:proofErr w:type="spellStart"/>
+      <w:r>
+        <w:rPr>
+          <w:lang w:val="en-US"/>
+        </w:rPr>
+        <w:t>js</w:t>
+      </w:r>
+      <w:proofErr w:type="spellEnd"/>
+      <w:r>
+        <w:rPr>
+          <w:lang w:val="en-US"/>
+        </w:rPr>
+        <w:t xml:space="preserve"> file, we need to do event binding.</w:t>
+      </w:r>
+    </w:p>
+    <w:p>
+      <w:pPr>
+        <w:rPr>
+          <w:lang w:val="en-US"/>
+        </w:rPr>
+      </w:pPr>
+      <w:r>
+        <w:rPr>
+          <w:lang w:val="en-US"/>
+        </w:rPr>
+        <w:t>Event binding:</w:t>
+      </w:r>
+    </w:p>
+    <w:p>
+      <w:pPr>
+        <w:rPr>
+          <w:lang w:val="en-US"/>
+        </w:rPr>
+      </w:pPr>
+      <w:r>
+        <w:rPr>
+          <w:lang w:val="en-US"/>
+        </w:rPr>
+        <w:tab/>
+        <w:t>Associating a function to an event.</w:t>
+      </w:r>
+      <w:r>
+        <w:rPr>
+          <w:lang w:val="en-US"/>
+        </w:rPr>
+        <w:tab/>
+        <w:t xml:space="preserve">This we are going to do in </w:t>
+      </w:r>
+      <w:proofErr w:type="spellStart"/>
+      <w:r>
+        <w:rPr>
+          <w:lang w:val="en-US"/>
+        </w:rPr>
+        <w:t>js</w:t>
+      </w:r>
+      <w:proofErr w:type="spellEnd"/>
+      <w:r>
+        <w:rPr>
+          <w:lang w:val="en-US"/>
+        </w:rPr>
+        <w:t xml:space="preserve"> file now.</w:t>
+      </w:r>
+    </w:p>
+    <w:p>
+      <w:pPr>
+        <w:rPr>
+          <w:lang w:val="en-US"/>
+        </w:rPr>
+      </w:pPr>
+    </w:p>
+    <w:p>
+      <w:pPr>
+        <w:rPr>
+          <w:lang w:val="en-US"/>
+        </w:rPr>
+      </w:pPr>
+    </w:p>
+    <w:p>
+      <w:pPr>
+        <w:rPr>
+          <w:lang w:val="en-US"/>
+        </w:rPr>
+      </w:pPr>
+      <w:proofErr w:type="spellStart"/>
+      <w:r>
+        <w:rPr>
+          <w:lang w:val="en-US"/>
+        </w:rPr>
+        <w:t>Javascript</w:t>
+      </w:r>
+      <w:proofErr w:type="spellEnd"/>
+      <w:r>
+        <w:rPr>
+          <w:lang w:val="en-US"/>
+        </w:rPr>
+        <w:t xml:space="preserve"> Functions:</w:t>
+      </w:r>
+    </w:p>
+    <w:p>
+      <w:pPr>
+        <w:rPr>
+          <w:lang w:val="en-US"/>
+        </w:rPr>
+      </w:pPr>
+      <w:r>
+        <w:rPr>
+          <w:lang w:val="en-US"/>
+        </w:rPr>
+        <w:t xml:space="preserve">What are the type of </w:t>
+      </w:r>
+      <w:proofErr w:type="gramStart"/>
+      <w:r>
+        <w:rPr>
+          <w:lang w:val="en-US"/>
+        </w:rPr>
+        <w:t>functions:</w:t>
+      </w:r>
+      <w:proofErr w:type="gramEnd"/>
+    </w:p>
+    <w:p>
+      <w:pPr>
+        <w:rPr>
+          <w:lang w:val="en-US"/>
+        </w:rPr>
+      </w:pPr>
+      <w:r>
+        <w:rPr>
+          <w:lang w:val="en-US"/>
+        </w:rPr>
+        <w:lastRenderedPageBreak/>
+        <w:tab/>
+        <w:t>String functions</w:t>
+      </w:r>
+    </w:p>
+    <w:p>
+      <w:pPr>
+        <w:rPr>
+          <w:lang w:val="en-US"/>
+        </w:rPr>
+      </w:pPr>
+      <w:r>
+        <w:rPr>
+          <w:lang w:val="en-US"/>
+        </w:rPr>
+        <w:tab/>
+        <w:t>Numeric functions</w:t>
+      </w:r>
+    </w:p>
+    <w:p>
+      <w:pPr>
+        <w:rPr>
+          <w:lang w:val="en-US"/>
+        </w:rPr>
+      </w:pPr>
+      <w:r>
+        <w:rPr>
+          <w:lang w:val="en-US"/>
+        </w:rPr>
+        <w:tab/>
+        <w:t>Date functions</w:t>
+      </w:r>
+    </w:p>
+    <w:p>
+      <w:pPr>
+        <w:rPr>
+          <w:lang w:val="en-US"/>
+        </w:rPr>
+      </w:pPr>
+      <w:r>
+        <w:rPr>
+          <w:lang w:val="en-US"/>
+        </w:rPr>
+        <w:t>Activity:</w:t>
+      </w:r>
+    </w:p>
+    <w:p>
+      <w:pPr>
+        <w:rPr>
+          <w:lang w:val="en-US"/>
+        </w:rPr>
+      </w:pPr>
+      <w:r>
+        <w:rPr>
+          <w:lang w:val="en-US"/>
+        </w:rPr>
+        <w:t xml:space="preserve">Identify as many functions in </w:t>
+      </w:r>
+      <w:proofErr w:type="spellStart"/>
+      <w:r>
+        <w:rPr>
+          <w:lang w:val="en-US"/>
+        </w:rPr>
+        <w:t>Javascript</w:t>
+      </w:r>
+      <w:proofErr w:type="spellEnd"/>
+      <w:r>
+        <w:rPr>
+          <w:lang w:val="en-US"/>
+        </w:rPr>
+        <w:t>.</w:t>
+      </w:r>
+    </w:p>
+    <w:p>
+      <w:pPr>
+        <w:rPr>
+          <w:lang w:val="en-US"/>
+        </w:rPr>
+      </w:pPr>
+      <w:r>
+        <w:rPr>
+          <w:lang w:val="en-US"/>
+        </w:rPr>
+        <w:t>String</w:t>
+      </w:r>
+    </w:p>
+    <w:p>
+      <w:pPr>
+        <w:rPr>
+          <w:lang w:val="en-US"/>
+        </w:rPr>
+      </w:pPr>
+      <w:r>
+        <w:rPr>
+          <w:lang w:val="en-US"/>
+        </w:rPr>
+        <w:tab/>
+      </w:r>
+    </w:p>
+    <w:tbl>
+      <w:tblPr>
+        <w:tblW w:w="15748" w:type="dxa"/>
+        <w:shd w:val="clear" w:color="auto" w:fill="D9EEE1"/>
+        <w:tblCellMar>
+          <w:top w:w="15" w:type="dxa"/>
+          <w:left w:w="15" w:type="dxa"/>
+          <w:bottom w:w="15" w:type="dxa"/>
+          <w:right w:w="15" w:type="dxa"/>
+        </w:tblCellMar>
+        <w:tblLook w:val="04A0" w:firstRow="1" w:lastRow="0" w:firstColumn="1" w:lastColumn="0" w:noHBand="0" w:noVBand="1"/>
+      </w:tblPr>
+      <w:tblGrid>
+        <w:gridCol w:w="8265"/>
+        <w:gridCol w:w="7483"/>
+      </w:tblGrid>
+      <w:tr>
+        <w:tc>
+          <w:tcPr>
+            <w:tcW w:w="0" w:type="auto"/>
+            <w:shd w:val="clear" w:color="auto" w:fill="D9EEE1"/>
+            <w:tcMar>
+              <w:top w:w="120" w:type="dxa"/>
+              <w:left w:w="240" w:type="dxa"/>
+              <w:bottom w:w="120" w:type="dxa"/>
+              <w:right w:w="120" w:type="dxa"/>
+            </w:tcMar>
+            <w:hideMark/>
+          </w:tcPr>
+          <w:p>
+            <w:pPr>
+              <w:spacing w:after="0" w:line="240" w:lineRule="auto"/>
+              <w:rPr>
+                <w:rFonts w:ascii="Verdana" w:eastAsia="Times New Roman" w:hAnsi="Verdana" w:cs="Times New Roman"/>
+                <w:color w:val="000000"/>
+                <w:sz w:val="23"/>
+                <w:szCs w:val="23"/>
+                <w:lang w:eastAsia="en-IN"/>
+              </w:rPr>
+            </w:pPr>
+            <w:r>
+              <w:rPr>
+                <w:rFonts w:ascii="Verdana" w:eastAsia="Times New Roman" w:hAnsi="Verdana" w:cs="Times New Roman"/>
+                <w:color w:val="000000"/>
+                <w:sz w:val="23"/>
+                <w:szCs w:val="23"/>
+                <w:lang w:eastAsia="en-IN"/>
+              </w:rPr>
+              <w:t>String length</w:t>
+            </w:r>
+            <w:r>
+              <w:rPr>
+                <w:rFonts w:ascii="Verdana" w:eastAsia="Times New Roman" w:hAnsi="Verdana" w:cs="Times New Roman"/>
+                <w:color w:val="000000"/>
+                <w:sz w:val="23"/>
+                <w:szCs w:val="23"/>
+                <w:lang w:eastAsia="en-IN"/>
+              </w:rPr>
+              <w:br/>
+              <w:t xml:space="preserve">String </w:t>
+            </w:r>
+            <w:proofErr w:type="gramStart"/>
+            <w:r>
+              <w:rPr>
+                <w:rFonts w:ascii="Verdana" w:eastAsia="Times New Roman" w:hAnsi="Verdana" w:cs="Times New Roman"/>
+                <w:color w:val="000000"/>
+                <w:sz w:val="23"/>
+                <w:szCs w:val="23"/>
+                <w:lang w:eastAsia="en-IN"/>
+              </w:rPr>
+              <w:t>slice(</w:t>
+            </w:r>
+            <w:proofErr w:type="gramEnd"/>
+            <w:r>
+              <w:rPr>
+                <w:rFonts w:ascii="Verdana" w:eastAsia="Times New Roman" w:hAnsi="Verdana" w:cs="Times New Roman"/>
+                <w:color w:val="000000"/>
+                <w:sz w:val="23"/>
+                <w:szCs w:val="23"/>
+                <w:lang w:eastAsia="en-IN"/>
+              </w:rPr>
+              <w:t>)</w:t>
+            </w:r>
+            <w:r>
+              <w:rPr>
+                <w:rFonts w:ascii="Verdana" w:eastAsia="Times New Roman" w:hAnsi="Verdana" w:cs="Times New Roman"/>
+                <w:color w:val="000000"/>
+                <w:sz w:val="23"/>
+                <w:szCs w:val="23"/>
+                <w:lang w:eastAsia="en-IN"/>
+              </w:rPr>
+              <w:br/>
+              <w:t>String substring()</w:t>
+            </w:r>
+            <w:r>
+              <w:rPr>
+                <w:rFonts w:ascii="Verdana" w:eastAsia="Times New Roman" w:hAnsi="Verdana" w:cs="Times New Roman"/>
+                <w:color w:val="000000"/>
+                <w:sz w:val="23"/>
+                <w:szCs w:val="23"/>
+                <w:lang w:eastAsia="en-IN"/>
+              </w:rPr>
+              <w:br/>
+              <w:t xml:space="preserve">String </w:t>
+            </w:r>
+            <w:proofErr w:type="spellStart"/>
+            <w:r>
+              <w:rPr>
+                <w:rFonts w:ascii="Verdana" w:eastAsia="Times New Roman" w:hAnsi="Verdana" w:cs="Times New Roman"/>
+                <w:color w:val="000000"/>
+                <w:sz w:val="23"/>
+                <w:szCs w:val="23"/>
+                <w:lang w:eastAsia="en-IN"/>
+              </w:rPr>
+              <w:t>substr</w:t>
+            </w:r>
+            <w:proofErr w:type="spellEnd"/>
+            <w:r>
+              <w:rPr>
+                <w:rFonts w:ascii="Verdana" w:eastAsia="Times New Roman" w:hAnsi="Verdana" w:cs="Times New Roman"/>
+                <w:color w:val="000000"/>
+                <w:sz w:val="23"/>
+                <w:szCs w:val="23"/>
+                <w:lang w:eastAsia="en-IN"/>
+              </w:rPr>
+              <w:t>()</w:t>
+            </w:r>
+            <w:r>
+              <w:rPr>
+                <w:rFonts w:ascii="Verdana" w:eastAsia="Times New Roman" w:hAnsi="Verdana" w:cs="Times New Roman"/>
+                <w:color w:val="000000"/>
+                <w:sz w:val="23"/>
+                <w:szCs w:val="23"/>
+                <w:lang w:eastAsia="en-IN"/>
+              </w:rPr>
+              <w:br/>
+              <w:t>String replace()</w:t>
+            </w:r>
+            <w:r>
+              <w:rPr>
+                <w:rFonts w:ascii="Verdana" w:eastAsia="Times New Roman" w:hAnsi="Verdana" w:cs="Times New Roman"/>
+                <w:color w:val="000000"/>
+                <w:sz w:val="23"/>
+                <w:szCs w:val="23"/>
+                <w:lang w:eastAsia="en-IN"/>
+              </w:rPr>
+              <w:br/>
+              <w:t xml:space="preserve">String </w:t>
+            </w:r>
+            <w:proofErr w:type="spellStart"/>
+            <w:r>
+              <w:rPr>
+                <w:rFonts w:ascii="Verdana" w:eastAsia="Times New Roman" w:hAnsi="Verdana" w:cs="Times New Roman"/>
+                <w:color w:val="000000"/>
+                <w:sz w:val="23"/>
+                <w:szCs w:val="23"/>
+                <w:lang w:eastAsia="en-IN"/>
+              </w:rPr>
+              <w:t>replaceAll</w:t>
+            </w:r>
+            <w:proofErr w:type="spellEnd"/>
+            <w:r>
+              <w:rPr>
+                <w:rFonts w:ascii="Verdana" w:eastAsia="Times New Roman" w:hAnsi="Verdana" w:cs="Times New Roman"/>
+                <w:color w:val="000000"/>
+                <w:sz w:val="23"/>
+                <w:szCs w:val="23"/>
+                <w:lang w:eastAsia="en-IN"/>
+              </w:rPr>
+              <w:t>()</w:t>
+            </w:r>
+            <w:r>
+              <w:rPr>
+                <w:rFonts w:ascii="Verdana" w:eastAsia="Times New Roman" w:hAnsi="Verdana" w:cs="Times New Roman"/>
+                <w:color w:val="000000"/>
+                <w:sz w:val="23"/>
+                <w:szCs w:val="23"/>
+                <w:lang w:eastAsia="en-IN"/>
+              </w:rPr>
+              <w:br/>
+              <w:t xml:space="preserve">String </w:t>
+            </w:r>
+            <w:proofErr w:type="spellStart"/>
+            <w:r>
+              <w:rPr>
+                <w:rFonts w:ascii="Verdana" w:eastAsia="Times New Roman" w:hAnsi="Verdana" w:cs="Times New Roman"/>
+                <w:color w:val="000000"/>
+                <w:sz w:val="23"/>
+                <w:szCs w:val="23"/>
+                <w:lang w:eastAsia="en-IN"/>
+              </w:rPr>
+              <w:t>toUpperCase</w:t>
+            </w:r>
+            <w:proofErr w:type="spellEnd"/>
+            <w:r>
+              <w:rPr>
+                <w:rFonts w:ascii="Verdana" w:eastAsia="Times New Roman" w:hAnsi="Verdana" w:cs="Times New Roman"/>
+                <w:color w:val="000000"/>
+                <w:sz w:val="23"/>
+                <w:szCs w:val="23"/>
+                <w:lang w:eastAsia="en-IN"/>
+              </w:rPr>
+              <w:t>()</w:t>
+            </w:r>
+            <w:r>
+              <w:rPr>
+                <w:rFonts w:ascii="Verdana" w:eastAsia="Times New Roman" w:hAnsi="Verdana" w:cs="Times New Roman"/>
+                <w:color w:val="000000"/>
+                <w:sz w:val="23"/>
+                <w:szCs w:val="23"/>
+                <w:lang w:eastAsia="en-IN"/>
+              </w:rPr>
+              <w:br/>
+              <w:t xml:space="preserve">String </w:t>
+            </w:r>
+            <w:proofErr w:type="spellStart"/>
+            <w:r>
+              <w:rPr>
+                <w:rFonts w:ascii="Verdana" w:eastAsia="Times New Roman" w:hAnsi="Verdana" w:cs="Times New Roman"/>
+                <w:color w:val="000000"/>
+                <w:sz w:val="23"/>
+                <w:szCs w:val="23"/>
+                <w:lang w:eastAsia="en-IN"/>
+              </w:rPr>
+              <w:t>toLowerCase</w:t>
+            </w:r>
+            <w:proofErr w:type="spellEnd"/>
+            <w:r>
+              <w:rPr>
+                <w:rFonts w:ascii="Verdana" w:eastAsia="Times New Roman" w:hAnsi="Verdana" w:cs="Times New Roman"/>
+                <w:color w:val="000000"/>
+                <w:sz w:val="23"/>
+                <w:szCs w:val="23"/>
+                <w:lang w:eastAsia="en-IN"/>
+              </w:rPr>
+              <w:t>()</w:t>
+            </w:r>
+            <w:r>
+              <w:rPr>
+                <w:rFonts w:ascii="Verdana" w:eastAsia="Times New Roman" w:hAnsi="Verdana" w:cs="Times New Roman"/>
+                <w:color w:val="000000"/>
+                <w:sz w:val="23"/>
+                <w:szCs w:val="23"/>
+                <w:lang w:eastAsia="en-IN"/>
+              </w:rPr>
+              <w:br/>
+              <w:t xml:space="preserve">String </w:t>
+            </w:r>
+            <w:proofErr w:type="spellStart"/>
+            <w:r>
+              <w:rPr>
+                <w:rFonts w:ascii="Verdana" w:eastAsia="Times New Roman" w:hAnsi="Verdana" w:cs="Times New Roman"/>
+                <w:color w:val="000000"/>
+                <w:sz w:val="23"/>
+                <w:szCs w:val="23"/>
+                <w:lang w:eastAsia="en-IN"/>
+              </w:rPr>
+              <w:t>concat</w:t>
+            </w:r>
+            <w:proofErr w:type="spellEnd"/>
+            <w:r>
+              <w:rPr>
+                <w:rFonts w:ascii="Verdana" w:eastAsia="Times New Roman" w:hAnsi="Verdana" w:cs="Times New Roman"/>
+                <w:color w:val="000000"/>
+                <w:sz w:val="23"/>
+                <w:szCs w:val="23"/>
+                <w:lang w:eastAsia="en-IN"/>
+              </w:rPr>
+              <w:t>()</w:t>
+            </w:r>
+          </w:p>
+        </w:tc>
+        <w:tc>
+          <w:tcPr>
+            <w:tcW w:w="0" w:type="auto"/>
+            <w:shd w:val="clear" w:color="auto" w:fill="D9EEE1"/>
+            <w:tcMar>
+              <w:top w:w="120" w:type="dxa"/>
+              <w:left w:w="120" w:type="dxa"/>
+              <w:bottom w:w="120" w:type="dxa"/>
+              <w:right w:w="120" w:type="dxa"/>
+            </w:tcMar>
+            <w:hideMark/>
+          </w:tcPr>
+          <w:p>
+            <w:pPr>
+              <w:spacing w:after="0" w:line="240" w:lineRule="auto"/>
+              <w:rPr>
+                <w:rFonts w:ascii="Verdana" w:eastAsia="Times New Roman" w:hAnsi="Verdana" w:cs="Times New Roman"/>
+                <w:color w:val="000000"/>
+                <w:sz w:val="23"/>
+                <w:szCs w:val="23"/>
+                <w:lang w:eastAsia="en-IN"/>
+              </w:rPr>
+            </w:pPr>
+            <w:r>
+              <w:rPr>
+                <w:rFonts w:ascii="Verdana" w:eastAsia="Times New Roman" w:hAnsi="Verdana" w:cs="Times New Roman"/>
+                <w:color w:val="000000"/>
+                <w:sz w:val="23"/>
+                <w:szCs w:val="23"/>
+                <w:lang w:eastAsia="en-IN"/>
+              </w:rPr>
+              <w:t xml:space="preserve">String </w:t>
+            </w:r>
+            <w:proofErr w:type="gramStart"/>
+            <w:r>
+              <w:rPr>
+                <w:rFonts w:ascii="Verdana" w:eastAsia="Times New Roman" w:hAnsi="Verdana" w:cs="Times New Roman"/>
+                <w:color w:val="000000"/>
+                <w:sz w:val="23"/>
+                <w:szCs w:val="23"/>
+                <w:lang w:eastAsia="en-IN"/>
+              </w:rPr>
+              <w:t>trim(</w:t>
+            </w:r>
+            <w:proofErr w:type="gramEnd"/>
+            <w:r>
+              <w:rPr>
+                <w:rFonts w:ascii="Verdana" w:eastAsia="Times New Roman" w:hAnsi="Verdana" w:cs="Times New Roman"/>
+                <w:color w:val="000000"/>
+                <w:sz w:val="23"/>
+                <w:szCs w:val="23"/>
+                <w:lang w:eastAsia="en-IN"/>
+              </w:rPr>
+              <w:t>)</w:t>
+            </w:r>
+            <w:r>
+              <w:rPr>
+                <w:rFonts w:ascii="Verdana" w:eastAsia="Times New Roman" w:hAnsi="Verdana" w:cs="Times New Roman"/>
+                <w:color w:val="000000"/>
+                <w:sz w:val="23"/>
+                <w:szCs w:val="23"/>
+                <w:lang w:eastAsia="en-IN"/>
+              </w:rPr>
+              <w:br/>
+              <w:t xml:space="preserve">String </w:t>
+            </w:r>
+            <w:proofErr w:type="spellStart"/>
+            <w:r>
+              <w:rPr>
+                <w:rFonts w:ascii="Verdana" w:eastAsia="Times New Roman" w:hAnsi="Verdana" w:cs="Times New Roman"/>
+                <w:color w:val="000000"/>
+                <w:sz w:val="23"/>
+                <w:szCs w:val="23"/>
+                <w:lang w:eastAsia="en-IN"/>
+              </w:rPr>
+              <w:t>trimStart</w:t>
+            </w:r>
+            <w:proofErr w:type="spellEnd"/>
+            <w:r>
+              <w:rPr>
+                <w:rFonts w:ascii="Verdana" w:eastAsia="Times New Roman" w:hAnsi="Verdana" w:cs="Times New Roman"/>
+                <w:color w:val="000000"/>
+                <w:sz w:val="23"/>
+                <w:szCs w:val="23"/>
+                <w:lang w:eastAsia="en-IN"/>
+              </w:rPr>
+              <w:t>()</w:t>
+            </w:r>
+            <w:r>
+              <w:rPr>
+                <w:rFonts w:ascii="Verdana" w:eastAsia="Times New Roman" w:hAnsi="Verdana" w:cs="Times New Roman"/>
+                <w:color w:val="000000"/>
+                <w:sz w:val="23"/>
+                <w:szCs w:val="23"/>
+                <w:lang w:eastAsia="en-IN"/>
+              </w:rPr>
+              <w:br/>
+              <w:t xml:space="preserve">String </w:t>
+            </w:r>
+            <w:proofErr w:type="spellStart"/>
+            <w:r>
+              <w:rPr>
+                <w:rFonts w:ascii="Verdana" w:eastAsia="Times New Roman" w:hAnsi="Verdana" w:cs="Times New Roman"/>
+                <w:color w:val="000000"/>
+                <w:sz w:val="23"/>
+                <w:szCs w:val="23"/>
+                <w:lang w:eastAsia="en-IN"/>
+              </w:rPr>
+              <w:t>trimEnd</w:t>
+            </w:r>
+            <w:proofErr w:type="spellEnd"/>
+            <w:r>
+              <w:rPr>
+                <w:rFonts w:ascii="Verdana" w:eastAsia="Times New Roman" w:hAnsi="Verdana" w:cs="Times New Roman"/>
+                <w:color w:val="000000"/>
+                <w:sz w:val="23"/>
+                <w:szCs w:val="23"/>
+                <w:lang w:eastAsia="en-IN"/>
+              </w:rPr>
+              <w:t>()</w:t>
+            </w:r>
+            <w:r>
+              <w:rPr>
+                <w:rFonts w:ascii="Verdana" w:eastAsia="Times New Roman" w:hAnsi="Verdana" w:cs="Times New Roman"/>
+                <w:color w:val="000000"/>
+                <w:sz w:val="23"/>
+                <w:szCs w:val="23"/>
+                <w:lang w:eastAsia="en-IN"/>
+              </w:rPr>
+              <w:br/>
+              <w:t xml:space="preserve">String </w:t>
+            </w:r>
+            <w:proofErr w:type="spellStart"/>
+            <w:r>
+              <w:rPr>
+                <w:rFonts w:ascii="Verdana" w:eastAsia="Times New Roman" w:hAnsi="Verdana" w:cs="Times New Roman"/>
+                <w:color w:val="000000"/>
+                <w:sz w:val="23"/>
+                <w:szCs w:val="23"/>
+                <w:lang w:eastAsia="en-IN"/>
+              </w:rPr>
+              <w:t>padStart</w:t>
+            </w:r>
+            <w:proofErr w:type="spellEnd"/>
+            <w:r>
+              <w:rPr>
+                <w:rFonts w:ascii="Verdana" w:eastAsia="Times New Roman" w:hAnsi="Verdana" w:cs="Times New Roman"/>
+                <w:color w:val="000000"/>
+                <w:sz w:val="23"/>
+                <w:szCs w:val="23"/>
+                <w:lang w:eastAsia="en-IN"/>
+              </w:rPr>
+              <w:t>()</w:t>
+            </w:r>
+            <w:r>
+              <w:rPr>
+                <w:rFonts w:ascii="Verdana" w:eastAsia="Times New Roman" w:hAnsi="Verdana" w:cs="Times New Roman"/>
+                <w:color w:val="000000"/>
+                <w:sz w:val="23"/>
+                <w:szCs w:val="23"/>
+                <w:lang w:eastAsia="en-IN"/>
+              </w:rPr>
+              <w:br/>
+              <w:t xml:space="preserve">String </w:t>
+            </w:r>
+            <w:proofErr w:type="spellStart"/>
+            <w:r>
+              <w:rPr>
+                <w:rFonts w:ascii="Verdana" w:eastAsia="Times New Roman" w:hAnsi="Verdana" w:cs="Times New Roman"/>
+                <w:color w:val="000000"/>
+                <w:sz w:val="23"/>
+                <w:szCs w:val="23"/>
+                <w:lang w:eastAsia="en-IN"/>
+              </w:rPr>
+              <w:t>padEnd</w:t>
+            </w:r>
+            <w:proofErr w:type="spellEnd"/>
+            <w:r>
+              <w:rPr>
+                <w:rFonts w:ascii="Verdana" w:eastAsia="Times New Roman" w:hAnsi="Verdana" w:cs="Times New Roman"/>
+                <w:color w:val="000000"/>
+                <w:sz w:val="23"/>
+                <w:szCs w:val="23"/>
+                <w:lang w:eastAsia="en-IN"/>
+              </w:rPr>
+              <w:t>()</w:t>
+            </w:r>
+            <w:r>
+              <w:rPr>
+                <w:rFonts w:ascii="Verdana" w:eastAsia="Times New Roman" w:hAnsi="Verdana" w:cs="Times New Roman"/>
+                <w:color w:val="000000"/>
+                <w:sz w:val="23"/>
+                <w:szCs w:val="23"/>
+                <w:lang w:eastAsia="en-IN"/>
+              </w:rPr>
+              <w:br/>
+              <w:t xml:space="preserve">String </w:t>
+            </w:r>
+            <w:proofErr w:type="spellStart"/>
+            <w:r>
+              <w:rPr>
+                <w:rFonts w:ascii="Verdana" w:eastAsia="Times New Roman" w:hAnsi="Verdana" w:cs="Times New Roman"/>
+                <w:color w:val="000000"/>
+                <w:sz w:val="23"/>
+                <w:szCs w:val="23"/>
+                <w:lang w:eastAsia="en-IN"/>
+              </w:rPr>
+              <w:t>charAt</w:t>
+            </w:r>
+            <w:proofErr w:type="spellEnd"/>
+            <w:r>
+              <w:rPr>
+                <w:rFonts w:ascii="Verdana" w:eastAsia="Times New Roman" w:hAnsi="Verdana" w:cs="Times New Roman"/>
+                <w:color w:val="000000"/>
+                <w:sz w:val="23"/>
+                <w:szCs w:val="23"/>
+                <w:lang w:eastAsia="en-IN"/>
+              </w:rPr>
+              <w:t>()</w:t>
+            </w:r>
+            <w:r>
+              <w:rPr>
+                <w:rFonts w:ascii="Verdana" w:eastAsia="Times New Roman" w:hAnsi="Verdana" w:cs="Times New Roman"/>
+                <w:color w:val="000000"/>
+                <w:sz w:val="23"/>
+                <w:szCs w:val="23"/>
+                <w:lang w:eastAsia="en-IN"/>
+              </w:rPr>
+              <w:br/>
+              <w:t xml:space="preserve">String </w:t>
+            </w:r>
+            <w:proofErr w:type="spellStart"/>
+            <w:r>
+              <w:rPr>
+                <w:rFonts w:ascii="Verdana" w:eastAsia="Times New Roman" w:hAnsi="Verdana" w:cs="Times New Roman"/>
+                <w:color w:val="000000"/>
+                <w:sz w:val="23"/>
+                <w:szCs w:val="23"/>
+                <w:lang w:eastAsia="en-IN"/>
+              </w:rPr>
+              <w:t>charCodeAt</w:t>
+            </w:r>
+            <w:proofErr w:type="spellEnd"/>
+            <w:r>
+              <w:rPr>
+                <w:rFonts w:ascii="Verdana" w:eastAsia="Times New Roman" w:hAnsi="Verdana" w:cs="Times New Roman"/>
+                <w:color w:val="000000"/>
+                <w:sz w:val="23"/>
+                <w:szCs w:val="23"/>
+                <w:lang w:eastAsia="en-IN"/>
+              </w:rPr>
+              <w:t>()</w:t>
+            </w:r>
+            <w:r>
+              <w:rPr>
+                <w:rFonts w:ascii="Verdana" w:eastAsia="Times New Roman" w:hAnsi="Verdana" w:cs="Times New Roman"/>
+                <w:color w:val="000000"/>
+                <w:sz w:val="23"/>
+                <w:szCs w:val="23"/>
+                <w:lang w:eastAsia="en-IN"/>
+              </w:rPr>
+              <w:br/>
+              <w:t>String split()</w:t>
+            </w:r>
+          </w:p>
+        </w:tc>
+      </w:tr>
+    </w:tbl>
+    <w:p>
+      <w:pPr>
+        <w:rPr>
+          <w:lang w:val="en-US"/>
+        </w:rPr>
+      </w:pPr>
+    </w:p>
+    <w:p>
+      <w:pPr>
+        <w:rPr>
+          <w:lang w:val="en-US"/>
+        </w:rPr>
+      </w:pPr>
+      <w:r>
+        <w:rPr>
+          <w:lang w:val="en-US"/>
+        </w:rPr>
+        <w:t>substring vs slice</w:t>
+      </w:r>
+    </w:p>
+    <w:p>
+      <w:pPr>
+        <w:pStyle w:val="NormalWeb"/>
+        <w:shd w:val="clear" w:color="auto" w:fill="FFFFFF"/>
+        <w:spacing w:before="0" w:beforeAutospacing="0" w:after="0" w:afterAutospacing="0"/>
+        <w:textAlignment w:val="baseline"/>
+        <w:rPr>
+          <w:rFonts w:ascii="Segoe UI" w:hAnsi="Segoe UI" w:cs="Segoe UI"/>
+          <w:color w:val="232629"/>
+          <w:sz w:val="23"/>
+          <w:szCs w:val="23"/>
+        </w:rPr>
+      </w:pPr>
+      <w:r>
+        <w:rPr>
+          <w:rStyle w:val="Strong"/>
+          <w:rFonts w:ascii="inherit" w:hAnsi="inherit" w:cs="Segoe UI"/>
+          <w:color w:val="232629"/>
+          <w:sz w:val="23"/>
+          <w:szCs w:val="23"/>
+          <w:bdr w:val="none" w:sz="0" w:space="0" w:color="auto" w:frame="1"/>
+        </w:rPr>
+        <w:t>What they have in common:</w:t>
+      </w:r>
+    </w:p>
+    <w:p>
+      <w:pPr>
+        <w:numPr>
+          <w:ilvl w:val="0"/>
+          <w:numId w:val="12"/>
+        </w:numPr>
+        <w:shd w:val="clear" w:color="auto" w:fill="FFFFFF"/>
+        <w:spacing w:beforeAutospacing="1" w:after="0" w:afterAutospacing="1" w:line="240" w:lineRule="auto"/>
+        <w:ind w:left="1170"/>
+        <w:textAlignment w:val="baseline"/>
+        <w:rPr>
+          <w:rFonts w:ascii="inherit" w:hAnsi="inherit" w:cs="Segoe UI"/>
+          <w:color w:val="232629"/>
+          <w:sz w:val="23"/>
+          <w:szCs w:val="23"/>
+        </w:rPr>
+      </w:pPr>
+      <w:r>
+        <w:rPr>
+          <w:rFonts w:ascii="inherit" w:hAnsi="inherit" w:cs="Segoe UI"/>
+          <w:color w:val="232629"/>
+          <w:sz w:val="23"/>
+          <w:szCs w:val="23"/>
+        </w:rPr>
+        <w:t>If </w:t>
+      </w:r>
+      <w:r>
+        <w:rPr>
+          <w:rStyle w:val="HTMLCode"/>
+          <w:rFonts w:ascii="var(--ff-mono)" w:eastAsiaTheme="minorHAnsi" w:hAnsi="var(--ff-mono)"/>
+          <w:color w:val="232629"/>
+          <w:bdr w:val="none" w:sz="0" w:space="0" w:color="auto" w:frame="1"/>
+        </w:rPr>
+        <w:t>start</w:t>
+      </w:r>
+      <w:r>
+        <w:rPr>
+          <w:rFonts w:ascii="inherit" w:hAnsi="inherit" w:cs="Segoe UI"/>
+          <w:color w:val="232629"/>
+          <w:sz w:val="23"/>
+          <w:szCs w:val="23"/>
+        </w:rPr>
+        <w:t> equals </w:t>
+      </w:r>
+      <w:r>
+        <w:rPr>
+          <w:rStyle w:val="HTMLCode"/>
+          <w:rFonts w:ascii="var(--ff-mono)" w:eastAsiaTheme="minorHAnsi" w:hAnsi="var(--ff-mono)"/>
+          <w:color w:val="232629"/>
+          <w:bdr w:val="none" w:sz="0" w:space="0" w:color="auto" w:frame="1"/>
+        </w:rPr>
+        <w:t>stop</w:t>
+      </w:r>
+      <w:r>
+        <w:rPr>
+          <w:rFonts w:ascii="inherit" w:hAnsi="inherit" w:cs="Segoe UI"/>
+          <w:color w:val="232629"/>
+          <w:sz w:val="23"/>
+          <w:szCs w:val="23"/>
+        </w:rPr>
+        <w:t>: returns an empty string</w:t>
+      </w:r>
+    </w:p>
+    <w:p>
+      <w:pPr>
+        <w:numPr>
+          <w:ilvl w:val="0"/>
+          <w:numId w:val="12"/>
+        </w:numPr>
+        <w:shd w:val="clear" w:color="auto" w:fill="FFFFFF"/>
+        <w:spacing w:beforeAutospacing="1" w:after="0" w:afterAutospacing="1" w:line="240" w:lineRule="auto"/>
+        <w:ind w:left="1170"/>
+        <w:textAlignment w:val="baseline"/>
+        <w:rPr>
+          <w:rFonts w:ascii="inherit" w:hAnsi="inherit" w:cs="Segoe UI"/>
+          <w:color w:val="232629"/>
+          <w:sz w:val="23"/>
+          <w:szCs w:val="23"/>
+        </w:rPr>
+      </w:pPr>
+      <w:r>
+        <w:rPr>
+          <w:rFonts w:ascii="inherit" w:hAnsi="inherit" w:cs="Segoe UI"/>
+          <w:color w:val="232629"/>
+          <w:sz w:val="23"/>
+          <w:szCs w:val="23"/>
+        </w:rPr>
+        <w:t>If </w:t>
+      </w:r>
+      <w:r>
+        <w:rPr>
+          <w:rStyle w:val="HTMLCode"/>
+          <w:rFonts w:ascii="var(--ff-mono)" w:eastAsiaTheme="minorHAnsi" w:hAnsi="var(--ff-mono)"/>
+          <w:color w:val="232629"/>
+          <w:bdr w:val="none" w:sz="0" w:space="0" w:color="auto" w:frame="1"/>
+        </w:rPr>
+        <w:t>stop</w:t>
+      </w:r>
+      <w:r>
+        <w:rPr>
+          <w:rFonts w:ascii="inherit" w:hAnsi="inherit" w:cs="Segoe UI"/>
+          <w:color w:val="232629"/>
+          <w:sz w:val="23"/>
+          <w:szCs w:val="23"/>
+        </w:rPr>
+        <w:t> is omitted: extracts characters to the end of the string</w:t>
+      </w:r>
+    </w:p>
+    <w:p>
+      <w:pPr>
+        <w:numPr>
+          <w:ilvl w:val="0"/>
+          <w:numId w:val="12"/>
+        </w:numPr>
+        <w:shd w:val="clear" w:color="auto" w:fill="FFFFFF"/>
+        <w:spacing w:after="0" w:line="240" w:lineRule="auto"/>
+        <w:ind w:left="1170"/>
+        <w:textAlignment w:val="baseline"/>
+        <w:rPr>
+          <w:rFonts w:ascii="inherit" w:hAnsi="inherit" w:cs="Segoe UI"/>
+          <w:color w:val="232629"/>
+          <w:sz w:val="23"/>
+          <w:szCs w:val="23"/>
+        </w:rPr>
+      </w:pPr>
+      <w:r>
+        <w:rPr>
+          <w:rFonts w:ascii="inherit" w:hAnsi="inherit" w:cs="Segoe UI"/>
+          <w:color w:val="232629"/>
+          <w:sz w:val="23"/>
+          <w:szCs w:val="23"/>
+        </w:rPr>
+        <w:t>If either argument is greater than the string's length, the string's length will be used instead.</w:t>
+      </w:r>
+    </w:p>
+    <w:p>
+      <w:pPr>
+        <w:pStyle w:val="NormalWeb"/>
+        <w:shd w:val="clear" w:color="auto" w:fill="FFFFFF"/>
+        <w:spacing w:before="0" w:beforeAutospacing="0" w:after="0" w:afterAutospacing="0"/>
+        <w:textAlignment w:val="baseline"/>
+        <w:rPr>
+          <w:rFonts w:ascii="Segoe UI" w:hAnsi="Segoe UI" w:cs="Segoe UI"/>
+          <w:color w:val="232629"/>
+          <w:sz w:val="23"/>
+          <w:szCs w:val="23"/>
+        </w:rPr>
+      </w:pPr>
+      <w:r>
+        <w:rPr>
+          <w:rStyle w:val="Strong"/>
+          <w:rFonts w:ascii="inherit" w:hAnsi="inherit" w:cs="Segoe UI"/>
+          <w:color w:val="232629"/>
+          <w:sz w:val="23"/>
+          <w:szCs w:val="23"/>
+          <w:bdr w:val="none" w:sz="0" w:space="0" w:color="auto" w:frame="1"/>
+        </w:rPr>
+        <w:t>Distinctions of</w:t>
+      </w:r>
+      <w:r>
+        <w:rPr>
+          <w:rFonts w:ascii="Segoe UI" w:hAnsi="Segoe UI" w:cs="Segoe UI"/>
+          <w:color w:val="232629"/>
+          <w:sz w:val="23"/>
+          <w:szCs w:val="23"/>
+        </w:rPr>
+        <w:t> </w:t>
+      </w:r>
+      <w:hyperlink r:id="rId5" w:history="1">
+        <w:proofErr w:type="gramStart"/>
+        <w:r>
+          <w:rPr>
+            <w:rStyle w:val="HTMLCode"/>
+            <w:rFonts w:ascii="var(--ff-mono)" w:hAnsi="var(--ff-mono)"/>
+            <w:color w:val="0000FF"/>
+            <w:u w:val="single"/>
+            <w:bdr w:val="none" w:sz="0" w:space="0" w:color="auto" w:frame="1"/>
+          </w:rPr>
+          <w:t>substring(</w:t>
+        </w:r>
+        <w:proofErr w:type="gramEnd"/>
+        <w:r>
+          <w:rPr>
+            <w:rStyle w:val="HTMLCode"/>
+            <w:rFonts w:ascii="var(--ff-mono)" w:hAnsi="var(--ff-mono)"/>
+            <w:color w:val="0000FF"/>
+            <w:u w:val="single"/>
+            <w:bdr w:val="none" w:sz="0" w:space="0" w:color="auto" w:frame="1"/>
+          </w:rPr>
+          <w:t>)</w:t>
+        </w:r>
+      </w:hyperlink>
+      <w:r>
+        <w:rPr>
+          <w:rStyle w:val="Strong"/>
+          <w:rFonts w:ascii="inherit" w:hAnsi="inherit" w:cs="Segoe UI"/>
+          <w:color w:val="232629"/>
+          <w:sz w:val="23"/>
+          <w:szCs w:val="23"/>
+          <w:bdr w:val="none" w:sz="0" w:space="0" w:color="auto" w:frame="1"/>
+        </w:rPr>
+        <w:t>:</w:t>
+      </w:r>
+    </w:p>
+    <w:p>
+      <w:pPr>
+        <w:numPr>
+          <w:ilvl w:val="0"/>
+          <w:numId w:val="13"/>
+        </w:numPr>
+        <w:shd w:val="clear" w:color="auto" w:fill="FFFFFF"/>
+        <w:spacing w:beforeAutospacing="1" w:after="0" w:afterAutospacing="1" w:line="240" w:lineRule="auto"/>
+        <w:ind w:left="1170"/>
+        <w:textAlignment w:val="baseline"/>
+        <w:rPr>
+          <w:rFonts w:ascii="inherit" w:hAnsi="inherit" w:cs="Segoe UI"/>
+          <w:color w:val="232629"/>
+          <w:sz w:val="23"/>
+          <w:szCs w:val="23"/>
+        </w:rPr>
+      </w:pPr>
+      <w:r>
+        <w:rPr>
+          <w:rFonts w:ascii="inherit" w:hAnsi="inherit" w:cs="Segoe UI"/>
+          <w:color w:val="232629"/>
+          <w:sz w:val="23"/>
+          <w:szCs w:val="23"/>
+        </w:rPr>
+        <w:t>If </w:t>
+      </w:r>
+      <w:r>
+        <w:rPr>
+          <w:rStyle w:val="HTMLCode"/>
+          <w:rFonts w:ascii="var(--ff-mono)" w:eastAsiaTheme="minorHAnsi" w:hAnsi="var(--ff-mono)"/>
+          <w:color w:val="232629"/>
+          <w:bdr w:val="none" w:sz="0" w:space="0" w:color="auto" w:frame="1"/>
+        </w:rPr>
+        <w:t>start &gt; stop</w:t>
+      </w:r>
+      <w:r>
+        <w:rPr>
+          <w:rFonts w:ascii="inherit" w:hAnsi="inherit" w:cs="Segoe UI"/>
+          <w:color w:val="232629"/>
+          <w:sz w:val="23"/>
+          <w:szCs w:val="23"/>
+        </w:rPr>
+        <w:t>, then </w:t>
+      </w:r>
+      <w:r>
+        <w:rPr>
+          <w:rStyle w:val="HTMLCode"/>
+          <w:rFonts w:ascii="var(--ff-mono)" w:eastAsiaTheme="minorHAnsi" w:hAnsi="var(--ff-mono)"/>
+          <w:color w:val="232629"/>
+          <w:bdr w:val="none" w:sz="0" w:space="0" w:color="auto" w:frame="1"/>
+        </w:rPr>
+        <w:t>substring</w:t>
+      </w:r>
+      <w:r>
+        <w:rPr>
+          <w:rFonts w:ascii="inherit" w:hAnsi="inherit" w:cs="Segoe UI"/>
+          <w:color w:val="232629"/>
+          <w:sz w:val="23"/>
+          <w:szCs w:val="23"/>
+        </w:rPr>
+        <w:t> will swap those 2 arguments.</w:t>
+      </w:r>
+    </w:p>
+    <w:p>
+      <w:pPr>
+        <w:numPr>
+          <w:ilvl w:val="0"/>
+          <w:numId w:val="13"/>
+        </w:numPr>
+        <w:shd w:val="clear" w:color="auto" w:fill="FFFFFF"/>
+        <w:spacing w:after="0" w:line="240" w:lineRule="auto"/>
+        <w:ind w:left="1170"/>
+        <w:textAlignment w:val="baseline"/>
+        <w:rPr>
+          <w:rFonts w:ascii="inherit" w:hAnsi="inherit" w:cs="Segoe UI"/>
+          <w:color w:val="232629"/>
+          <w:sz w:val="23"/>
+          <w:szCs w:val="23"/>
+        </w:rPr>
+      </w:pPr>
+      <w:r>
+        <w:rPr>
+          <w:rFonts w:ascii="inherit" w:hAnsi="inherit" w:cs="Segoe UI"/>
+          <w:color w:val="232629"/>
+          <w:sz w:val="23"/>
+          <w:szCs w:val="23"/>
+        </w:rPr>
+        <w:t>If either argument is negative or is </w:t>
+      </w:r>
+      <w:proofErr w:type="spellStart"/>
+      <w:r>
+        <w:rPr>
+          <w:rStyle w:val="HTMLCode"/>
+          <w:rFonts w:ascii="var(--ff-mono)" w:eastAsiaTheme="minorHAnsi" w:hAnsi="var(--ff-mono)"/>
+          <w:color w:val="232629"/>
+          <w:bdr w:val="none" w:sz="0" w:space="0" w:color="auto" w:frame="1"/>
+        </w:rPr>
+        <w:t>NaN</w:t>
+      </w:r>
+      <w:proofErr w:type="spellEnd"/>
+      <w:r>
+        <w:rPr>
+          <w:rFonts w:ascii="inherit" w:hAnsi="inherit" w:cs="Segoe UI"/>
+          <w:color w:val="232629"/>
+          <w:sz w:val="23"/>
+          <w:szCs w:val="23"/>
+        </w:rPr>
+        <w:t>, it is treated as if it were </w:t>
+      </w:r>
+      <w:r>
+        <w:rPr>
+          <w:rStyle w:val="HTMLCode"/>
+          <w:rFonts w:ascii="var(--ff-mono)" w:eastAsiaTheme="minorHAnsi" w:hAnsi="var(--ff-mono)"/>
+          <w:color w:val="232629"/>
+          <w:bdr w:val="none" w:sz="0" w:space="0" w:color="auto" w:frame="1"/>
+        </w:rPr>
+        <w:t>0</w:t>
+      </w:r>
+      <w:r>
+        <w:rPr>
+          <w:rFonts w:ascii="inherit" w:hAnsi="inherit" w:cs="Segoe UI"/>
+          <w:color w:val="232629"/>
+          <w:sz w:val="23"/>
+          <w:szCs w:val="23"/>
+        </w:rPr>
+        <w:t>.</w:t>
+      </w:r>
+    </w:p>
+    <w:p>
+      <w:pPr>
+        <w:pStyle w:val="NormalWeb"/>
+        <w:shd w:val="clear" w:color="auto" w:fill="FFFFFF"/>
+        <w:spacing w:before="0" w:beforeAutospacing="0" w:after="0" w:afterAutospacing="0"/>
+        <w:textAlignment w:val="baseline"/>
+        <w:rPr>
+          <w:rFonts w:ascii="Segoe UI" w:hAnsi="Segoe UI" w:cs="Segoe UI"/>
+          <w:color w:val="232629"/>
+          <w:sz w:val="23"/>
+          <w:szCs w:val="23"/>
+        </w:rPr>
+      </w:pPr>
+      <w:r>
+        <w:rPr>
+          <w:rStyle w:val="Strong"/>
+          <w:rFonts w:ascii="inherit" w:hAnsi="inherit" w:cs="Segoe UI"/>
+          <w:color w:val="232629"/>
+          <w:sz w:val="23"/>
+          <w:szCs w:val="23"/>
+          <w:bdr w:val="none" w:sz="0" w:space="0" w:color="auto" w:frame="1"/>
+        </w:rPr>
+        <w:t>Distinctions of</w:t>
+      </w:r>
+      <w:r>
+        <w:rPr>
+          <w:rFonts w:ascii="Segoe UI" w:hAnsi="Segoe UI" w:cs="Segoe UI"/>
+          <w:color w:val="232629"/>
+          <w:sz w:val="23"/>
+          <w:szCs w:val="23"/>
+        </w:rPr>
+        <w:t> </w:t>
+      </w:r>
+      <w:hyperlink r:id="rId6" w:history="1">
+        <w:proofErr w:type="gramStart"/>
+        <w:r>
+          <w:rPr>
+            <w:rStyle w:val="HTMLCode"/>
+            <w:rFonts w:ascii="var(--ff-mono)" w:hAnsi="var(--ff-mono)"/>
+            <w:color w:val="0000FF"/>
+            <w:u w:val="single"/>
+            <w:bdr w:val="none" w:sz="0" w:space="0" w:color="auto" w:frame="1"/>
+          </w:rPr>
+          <w:t>slice(</w:t>
+        </w:r>
+        <w:proofErr w:type="gramEnd"/>
+        <w:r>
+          <w:rPr>
+            <w:rStyle w:val="HTMLCode"/>
+            <w:rFonts w:ascii="var(--ff-mono)" w:hAnsi="var(--ff-mono)"/>
+            <w:color w:val="0000FF"/>
+            <w:u w:val="single"/>
+            <w:bdr w:val="none" w:sz="0" w:space="0" w:color="auto" w:frame="1"/>
+          </w:rPr>
+          <w:t>)</w:t>
+        </w:r>
+      </w:hyperlink>
+      <w:r>
+        <w:rPr>
+          <w:rStyle w:val="Strong"/>
+          <w:rFonts w:ascii="inherit" w:hAnsi="inherit" w:cs="Segoe UI"/>
+          <w:color w:val="232629"/>
+          <w:sz w:val="23"/>
+          <w:szCs w:val="23"/>
+          <w:bdr w:val="none" w:sz="0" w:space="0" w:color="auto" w:frame="1"/>
+        </w:rPr>
+        <w:t>:</w:t>
+      </w:r>
+    </w:p>
+    <w:p>
+      <w:pPr>
+        <w:numPr>
+          <w:ilvl w:val="0"/>
+          <w:numId w:val="14"/>
+        </w:numPr>
+        <w:shd w:val="clear" w:color="auto" w:fill="FFFFFF"/>
+        <w:spacing w:beforeAutospacing="1" w:after="0" w:afterAutospacing="1" w:line="240" w:lineRule="auto"/>
+        <w:ind w:left="1170"/>
+        <w:textAlignment w:val="baseline"/>
+        <w:rPr>
+          <w:rFonts w:ascii="inherit" w:hAnsi="inherit" w:cs="Segoe UI"/>
+          <w:color w:val="232629"/>
+          <w:sz w:val="23"/>
+          <w:szCs w:val="23"/>
+        </w:rPr>
+      </w:pPr>
+      <w:r>
+        <w:rPr>
+          <w:rFonts w:ascii="inherit" w:hAnsi="inherit" w:cs="Segoe UI"/>
+          <w:color w:val="232629"/>
+          <w:sz w:val="23"/>
+          <w:szCs w:val="23"/>
+        </w:rPr>
+        <w:t>If </w:t>
+      </w:r>
+      <w:r>
+        <w:rPr>
+          <w:rStyle w:val="HTMLCode"/>
+          <w:rFonts w:ascii="var(--ff-mono)" w:eastAsiaTheme="minorHAnsi" w:hAnsi="var(--ff-mono)"/>
+          <w:color w:val="232629"/>
+          <w:bdr w:val="none" w:sz="0" w:space="0" w:color="auto" w:frame="1"/>
+        </w:rPr>
+        <w:t>start &gt; stop</w:t>
+      </w:r>
+      <w:r>
+        <w:rPr>
+          <w:rFonts w:ascii="inherit" w:hAnsi="inherit" w:cs="Segoe UI"/>
+          <w:color w:val="232629"/>
+          <w:sz w:val="23"/>
+          <w:szCs w:val="23"/>
+        </w:rPr>
+        <w:t>, </w:t>
+      </w:r>
+      <w:proofErr w:type="gramStart"/>
+      <w:r>
+        <w:rPr>
+          <w:rStyle w:val="HTMLCode"/>
+          <w:rFonts w:ascii="var(--ff-mono)" w:eastAsiaTheme="minorHAnsi" w:hAnsi="var(--ff-mono)"/>
+          <w:color w:val="232629"/>
+          <w:bdr w:val="none" w:sz="0" w:space="0" w:color="auto" w:frame="1"/>
+        </w:rPr>
+        <w:t>slice(</w:t>
+      </w:r>
+      <w:proofErr w:type="gramEnd"/>
+      <w:r>
+        <w:rPr>
+          <w:rStyle w:val="HTMLCode"/>
+          <w:rFonts w:ascii="var(--ff-mono)" w:eastAsiaTheme="minorHAnsi" w:hAnsi="var(--ff-mono)"/>
+          <w:color w:val="232629"/>
+          <w:bdr w:val="none" w:sz="0" w:space="0" w:color="auto" w:frame="1"/>
+        </w:rPr>
+        <w:t>)</w:t>
+      </w:r>
+      <w:r>
+        <w:rPr>
+          <w:rFonts w:ascii="inherit" w:hAnsi="inherit" w:cs="Segoe UI"/>
+          <w:color w:val="232629"/>
+          <w:sz w:val="23"/>
+          <w:szCs w:val="23"/>
+        </w:rPr>
+        <w:t> will return the empty string. (</w:t>
+      </w:r>
+      <w:r>
+        <w:rPr>
+          <w:rStyle w:val="HTMLCode"/>
+          <w:rFonts w:ascii="var(--ff-mono)" w:eastAsiaTheme="minorHAnsi" w:hAnsi="var(--ff-mono)"/>
+          <w:color w:val="232629"/>
+          <w:bdr w:val="none" w:sz="0" w:space="0" w:color="auto" w:frame="1"/>
+        </w:rPr>
+        <w:t>""</w:t>
+      </w:r>
+      <w:r>
+        <w:rPr>
+          <w:rFonts w:ascii="inherit" w:hAnsi="inherit" w:cs="Segoe UI"/>
+          <w:color w:val="232629"/>
+          <w:sz w:val="23"/>
+          <w:szCs w:val="23"/>
+        </w:rPr>
+        <w:t>)</w:t>
+      </w:r>
+    </w:p>
+    <w:p>
+      <w:pPr>
+        <w:numPr>
+          <w:ilvl w:val="0"/>
+          <w:numId w:val="14"/>
+        </w:numPr>
+        <w:shd w:val="clear" w:color="auto" w:fill="FFFFFF"/>
+        <w:spacing w:beforeAutospacing="1" w:after="0" w:afterAutospacing="1" w:line="240" w:lineRule="auto"/>
+        <w:ind w:left="1170"/>
+        <w:textAlignment w:val="baseline"/>
+        <w:rPr>
+          <w:rFonts w:ascii="inherit" w:hAnsi="inherit" w:cs="Segoe UI"/>
+          <w:color w:val="232629"/>
+          <w:sz w:val="23"/>
+          <w:szCs w:val="23"/>
+        </w:rPr>
+      </w:pPr>
+      <w:r>
+        <w:rPr>
+          <w:rFonts w:ascii="inherit" w:hAnsi="inherit" w:cs="Segoe UI"/>
+          <w:color w:val="232629"/>
+          <w:sz w:val="23"/>
+          <w:szCs w:val="23"/>
+        </w:rPr>
+        <w:t>If </w:t>
+      </w:r>
+      <w:r>
+        <w:rPr>
+          <w:rStyle w:val="HTMLCode"/>
+          <w:rFonts w:ascii="var(--ff-mono)" w:eastAsiaTheme="minorHAnsi" w:hAnsi="var(--ff-mono)"/>
+          <w:color w:val="232629"/>
+          <w:bdr w:val="none" w:sz="0" w:space="0" w:color="auto" w:frame="1"/>
+        </w:rPr>
+        <w:t>start</w:t>
+      </w:r>
+      <w:r>
+        <w:rPr>
+          <w:rFonts w:ascii="inherit" w:hAnsi="inherit" w:cs="Segoe UI"/>
+          <w:color w:val="232629"/>
+          <w:sz w:val="23"/>
+          <w:szCs w:val="23"/>
+        </w:rPr>
+        <w:t> is negative: sets char from the end of string, exactly like </w:t>
+      </w:r>
+      <w:proofErr w:type="spellStart"/>
+      <w:proofErr w:type="gramStart"/>
+      <w:r>
+        <w:rPr>
+          <w:rStyle w:val="HTMLCode"/>
+          <w:rFonts w:ascii="var(--ff-mono)" w:eastAsiaTheme="minorHAnsi" w:hAnsi="var(--ff-mono)"/>
+          <w:color w:val="232629"/>
+          <w:bdr w:val="none" w:sz="0" w:space="0" w:color="auto" w:frame="1"/>
+        </w:rPr>
+        <w:t>substr</w:t>
+      </w:r>
+      <w:proofErr w:type="spellEnd"/>
+      <w:r>
+        <w:rPr>
+          <w:rStyle w:val="HTMLCode"/>
+          <w:rFonts w:ascii="var(--ff-mono)" w:eastAsiaTheme="minorHAnsi" w:hAnsi="var(--ff-mono)"/>
+          <w:color w:val="232629"/>
+          <w:bdr w:val="none" w:sz="0" w:space="0" w:color="auto" w:frame="1"/>
+        </w:rPr>
+        <w:t>(</w:t>
+      </w:r>
+      <w:proofErr w:type="gramEnd"/>
+      <w:r>
+        <w:rPr>
+          <w:rStyle w:val="HTMLCode"/>
+          <w:rFonts w:ascii="var(--ff-mono)" w:eastAsiaTheme="minorHAnsi" w:hAnsi="var(--ff-mono)"/>
+          <w:color w:val="232629"/>
+          <w:bdr w:val="none" w:sz="0" w:space="0" w:color="auto" w:frame="1"/>
+        </w:rPr>
+        <w:t>)</w:t>
+      </w:r>
+      <w:r>
+        <w:rPr>
+          <w:rFonts w:ascii="inherit" w:hAnsi="inherit" w:cs="Segoe UI"/>
+          <w:color w:val="232629"/>
+          <w:sz w:val="23"/>
+          <w:szCs w:val="23"/>
+        </w:rPr>
+        <w:t xml:space="preserve"> in Firefox. This </w:t>
+      </w:r>
+      <w:proofErr w:type="spellStart"/>
+      <w:r>
+        <w:rPr>
+          <w:rFonts w:ascii="inherit" w:hAnsi="inherit" w:cs="Segoe UI"/>
+          <w:color w:val="232629"/>
+          <w:sz w:val="23"/>
+          <w:szCs w:val="23"/>
+        </w:rPr>
+        <w:t>behavior</w:t>
+      </w:r>
+      <w:proofErr w:type="spellEnd"/>
+      <w:r>
+        <w:rPr>
+          <w:rFonts w:ascii="inherit" w:hAnsi="inherit" w:cs="Segoe UI"/>
+          <w:color w:val="232629"/>
+          <w:sz w:val="23"/>
+          <w:szCs w:val="23"/>
+        </w:rPr>
+        <w:t xml:space="preserve"> is observed in both Firefox and IE.</w:t>
+      </w:r>
+    </w:p>
+    <w:p>
+      <w:pPr>
+        <w:numPr>
+          <w:ilvl w:val="0"/>
+          <w:numId w:val="14"/>
+        </w:numPr>
+        <w:shd w:val="clear" w:color="auto" w:fill="FFFFFF"/>
+        <w:spacing w:after="0" w:line="240" w:lineRule="auto"/>
+        <w:ind w:left="1170"/>
+        <w:textAlignment w:val="baseline"/>
+        <w:rPr>
+          <w:rFonts w:ascii="inherit" w:hAnsi="inherit" w:cs="Segoe UI"/>
+          <w:color w:val="232629"/>
+          <w:sz w:val="23"/>
+          <w:szCs w:val="23"/>
+        </w:rPr>
+      </w:pPr>
+      <w:r>
+        <w:rPr>
+          <w:rFonts w:ascii="inherit" w:hAnsi="inherit" w:cs="Segoe UI"/>
+          <w:color w:val="232629"/>
+          <w:sz w:val="23"/>
+          <w:szCs w:val="23"/>
+        </w:rPr>
+        <w:t>If </w:t>
+      </w:r>
+      <w:r>
+        <w:rPr>
+          <w:rStyle w:val="HTMLCode"/>
+          <w:rFonts w:ascii="var(--ff-mono)" w:eastAsiaTheme="minorHAnsi" w:hAnsi="var(--ff-mono)"/>
+          <w:color w:val="232629"/>
+          <w:bdr w:val="none" w:sz="0" w:space="0" w:color="auto" w:frame="1"/>
+        </w:rPr>
+        <w:t>stop</w:t>
+      </w:r>
+      <w:r>
+        <w:rPr>
+          <w:rFonts w:ascii="inherit" w:hAnsi="inherit" w:cs="Segoe UI"/>
+          <w:color w:val="232629"/>
+          <w:sz w:val="23"/>
+          <w:szCs w:val="23"/>
+        </w:rPr>
+        <w:t> is negative: sets stop to: </w:t>
+      </w:r>
+      <w:proofErr w:type="spellStart"/>
+      <w:r>
+        <w:rPr>
+          <w:rStyle w:val="HTMLCode"/>
+          <w:rFonts w:ascii="var(--ff-mono)" w:eastAsiaTheme="minorHAnsi" w:hAnsi="var(--ff-mono)"/>
+          <w:color w:val="232629"/>
+          <w:bdr w:val="none" w:sz="0" w:space="0" w:color="auto" w:frame="1"/>
+        </w:rPr>
+        <w:t>string.length</w:t>
+      </w:r>
+      <w:proofErr w:type="spellEnd"/>
+      <w:r>
+        <w:rPr>
+          <w:rStyle w:val="HTMLCode"/>
+          <w:rFonts w:ascii="var(--ff-mono)" w:eastAsiaTheme="minorHAnsi" w:hAnsi="var(--ff-mono)"/>
+          <w:color w:val="232629"/>
+          <w:bdr w:val="none" w:sz="0" w:space="0" w:color="auto" w:frame="1"/>
+        </w:rPr>
+        <w:t xml:space="preserve"> – </w:t>
+      </w:r>
+      <w:proofErr w:type="spellStart"/>
+      <w:r>
+        <w:rPr>
+          <w:rStyle w:val="HTMLCode"/>
+          <w:rFonts w:ascii="var(--ff-mono)" w:eastAsiaTheme="minorHAnsi" w:hAnsi="var(--ff-mono)"/>
+          <w:color w:val="232629"/>
+          <w:bdr w:val="none" w:sz="0" w:space="0" w:color="auto" w:frame="1"/>
+        </w:rPr>
+        <w:t>Math.abs</w:t>
+      </w:r>
+      <w:proofErr w:type="spellEnd"/>
+      <w:r>
+        <w:rPr>
+          <w:rStyle w:val="HTMLCode"/>
+          <w:rFonts w:ascii="var(--ff-mono)" w:eastAsiaTheme="minorHAnsi" w:hAnsi="var(--ff-mono)"/>
+          <w:color w:val="232629"/>
+          <w:bdr w:val="none" w:sz="0" w:space="0" w:color="auto" w:frame="1"/>
+        </w:rPr>
+        <w:t>(stop)</w:t>
+      </w:r>
+      <w:r>
+        <w:rPr>
+          <w:rFonts w:ascii="inherit" w:hAnsi="inherit" w:cs="Segoe UI"/>
+          <w:color w:val="232629"/>
+          <w:sz w:val="23"/>
+          <w:szCs w:val="23"/>
+        </w:rPr>
+        <w:t> (original value), except bounded at 0 (thus, </w:t>
+      </w:r>
+      <w:proofErr w:type="spellStart"/>
+      <w:r>
+        <w:rPr>
+          <w:rStyle w:val="HTMLCode"/>
+          <w:rFonts w:ascii="var(--ff-mono)" w:eastAsiaTheme="minorHAnsi" w:hAnsi="var(--ff-mono)"/>
+          <w:color w:val="232629"/>
+          <w:bdr w:val="none" w:sz="0" w:space="0" w:color="auto" w:frame="1"/>
+        </w:rPr>
+        <w:t>Math.max</w:t>
+      </w:r>
+      <w:proofErr w:type="spellEnd"/>
+      <w:r>
+        <w:rPr>
+          <w:rStyle w:val="HTMLCode"/>
+          <w:rFonts w:ascii="var(--ff-mono)" w:eastAsiaTheme="minorHAnsi" w:hAnsi="var(--ff-mono)"/>
+          <w:color w:val="232629"/>
+          <w:bdr w:val="none" w:sz="0" w:space="0" w:color="auto" w:frame="1"/>
+        </w:rPr>
+        <w:t xml:space="preserve">(0, </w:t>
+      </w:r>
+      <w:proofErr w:type="spellStart"/>
+      <w:r>
+        <w:rPr>
+          <w:rStyle w:val="HTMLCode"/>
+          <w:rFonts w:ascii="var(--ff-mono)" w:eastAsiaTheme="minorHAnsi" w:hAnsi="var(--ff-mono)"/>
+          <w:color w:val="232629"/>
+          <w:bdr w:val="none" w:sz="0" w:space="0" w:color="auto" w:frame="1"/>
+        </w:rPr>
+        <w:t>string.length</w:t>
+      </w:r>
+      <w:proofErr w:type="spellEnd"/>
+      <w:r>
+        <w:rPr>
+          <w:rStyle w:val="HTMLCode"/>
+          <w:rFonts w:ascii="var(--ff-mono)" w:eastAsiaTheme="minorHAnsi" w:hAnsi="var(--ff-mono)"/>
+          <w:color w:val="232629"/>
+          <w:bdr w:val="none" w:sz="0" w:space="0" w:color="auto" w:frame="1"/>
+        </w:rPr>
+        <w:t xml:space="preserve"> + stop)</w:t>
+      </w:r>
+      <w:r>
+        <w:rPr>
+          <w:rFonts w:ascii="inherit" w:hAnsi="inherit" w:cs="Segoe UI"/>
+          <w:color w:val="232629"/>
+          <w:sz w:val="23"/>
+          <w:szCs w:val="23"/>
+        </w:rPr>
+        <w:t>) as covered in the </w:t>
+      </w:r>
+      <w:hyperlink r:id="rId7" w:anchor="sec-string.prototype.slice" w:history="1">
+        <w:r>
+          <w:rPr>
+            <w:rStyle w:val="Hyperlink"/>
+            <w:rFonts w:ascii="inherit" w:hAnsi="inherit" w:cs="Segoe UI"/>
+            <w:sz w:val="23"/>
+            <w:szCs w:val="23"/>
+            <w:bdr w:val="none" w:sz="0" w:space="0" w:color="auto" w:frame="1"/>
+          </w:rPr>
+          <w:t>ECMA specification</w:t>
+        </w:r>
+      </w:hyperlink>
+      <w:r>
+        <w:rPr>
+          <w:rFonts w:ascii="inherit" w:hAnsi="inherit" w:cs="Segoe UI"/>
+          <w:color w:val="232629"/>
+          <w:sz w:val="23"/>
+          <w:szCs w:val="23"/>
+        </w:rPr>
+        <w:t>.</w:t>
+      </w:r>
+    </w:p>
+    <w:p>
+      <w:pPr>
+        <w:pBdr>
+          <w:bottom w:val="single" w:sz="6" w:space="1" w:color="auto"/>
+        </w:pBdr>
+        <w:rPr>
+          <w:lang w:val="en-US"/>
+        </w:rPr>
+      </w:pPr>
+    </w:p>
+    <w:p>
+      <w:pPr>
+        <w:rPr>
+          <w:lang w:val="en-US"/>
+        </w:rPr>
+      </w:pPr>
+      <w:r>
+        <w:rPr>
+          <w:lang w:val="en-US"/>
+        </w:rPr>
+        <w:t>Numeric functions:</w:t>
+      </w:r>
+    </w:p>
+    <w:p>
+      <w:pPr>
+        <w:pStyle w:val="Heading2"/>
+        <w:shd w:val="clear" w:color="auto" w:fill="FFFFFF"/>
+        <w:spacing w:before="150" w:beforeAutospacing="0" w:after="150" w:afterAutospacing="0"/>
+        <w:rPr>
+          <w:rFonts w:ascii="Segoe UI" w:hAnsi="Segoe UI" w:cs="Segoe UI"/>
+          <w:b w:val="0"/>
+          <w:bCs w:val="0"/>
+          <w:color w:val="000000"/>
+          <w:sz w:val="48"/>
+          <w:szCs w:val="48"/>
+        </w:rPr>
+      </w:pPr>
+      <w:r>
+        <w:rPr>
+          <w:rFonts w:ascii="Segoe UI" w:hAnsi="Segoe UI" w:cs="Segoe UI"/>
+          <w:b w:val="0"/>
+          <w:bCs w:val="0"/>
+          <w:color w:val="000000"/>
+          <w:sz w:val="48"/>
+          <w:szCs w:val="48"/>
+        </w:rPr>
+        <w:t>JavaScript Number Methods</w:t>
+      </w:r>
+    </w:p>
+    <w:p>
+      <w:pPr>
+        <w:pStyle w:val="NormalWeb"/>
+        <w:shd w:val="clear" w:color="auto" w:fill="FFFFFF"/>
+        <w:spacing w:before="288" w:beforeAutospacing="0" w:after="288" w:afterAutospacing="0"/>
+        <w:rPr>
+          <w:rFonts w:ascii="Verdana" w:hAnsi="Verdana"/>
+          <w:color w:val="000000"/>
+          <w:sz w:val="23"/>
+          <w:szCs w:val="23"/>
+        </w:rPr>
+      </w:pPr>
+      <w:r>
+        <w:rPr>
+          <w:rFonts w:ascii="Verdana" w:hAnsi="Verdana"/>
+          <w:color w:val="000000"/>
+          <w:sz w:val="23"/>
+          <w:szCs w:val="23"/>
+        </w:rPr>
+        <w:t>These </w:t>
+      </w:r>
+      <w:r>
+        <w:rPr>
+          <w:rFonts w:ascii="Verdana" w:hAnsi="Verdana"/>
+          <w:b/>
+          <w:bCs/>
+          <w:color w:val="000000"/>
+          <w:sz w:val="23"/>
+          <w:szCs w:val="23"/>
+        </w:rPr>
+        <w:t>number methods</w:t>
+      </w:r>
+      <w:r>
+        <w:rPr>
+          <w:rFonts w:ascii="Verdana" w:hAnsi="Verdana"/>
+          <w:color w:val="000000"/>
+          <w:sz w:val="23"/>
+          <w:szCs w:val="23"/>
+        </w:rPr>
+        <w:t> can be used on all JavaScript numbers:</w:t>
+      </w:r>
+    </w:p>
+    <w:tbl>
+      <w:tblPr>
+        <w:tblW w:w="15748" w:type="dxa"/>
+        <w:tblBorders>
+          <w:top w:val="single" w:sz="6" w:space="0" w:color="CCCCCC"/>
+          <w:left w:val="single" w:sz="6" w:space="0" w:color="CCCCCC"/>
+          <w:bottom w:val="single" w:sz="6" w:space="0" w:color="CCCCCC"/>
+          <w:right w:val="single" w:sz="6" w:space="0" w:color="CCCCCC"/>
+        </w:tblBorders>
+        <w:tblCellMar>
+          <w:top w:w="15" w:type="dxa"/>
+          <w:left w:w="15" w:type="dxa"/>
+          <w:bottom w:w="15" w:type="dxa"/>
+          <w:right w:w="15" w:type="dxa"/>
+        </w:tblCellMar>
+        <w:tblLook w:val="04A0" w:firstRow="1" w:lastRow="0" w:firstColumn="1" w:lastColumn="0" w:noHBand="0" w:noVBand="1"/>
+      </w:tblPr>
+      <w:tblGrid>
+        <w:gridCol w:w="1950"/>
+        <w:gridCol w:w="13798"/>
+      </w:tblGrid>
+      <w:tr>
+        <w:tc>
+          <w:tcPr>
+            <w:tcW w:w="1950" w:type="dxa"/>
+            <w:shd w:val="clear" w:color="auto" w:fill="FFFFFF"/>
+            <w:tcMar>
+              <w:top w:w="120" w:type="dxa"/>
+              <w:left w:w="240" w:type="dxa"/>
+              <w:bottom w:w="120" w:type="dxa"/>
+              <w:right w:w="120" w:type="dxa"/>
+            </w:tcMar>
+            <w:hideMark/>
+          </w:tcPr>
+          <w:p>
+            <w:pPr>
+              <w:spacing w:before="300" w:after="300"/>
+              <w:rPr>
+                <w:rFonts w:ascii="Times New Roman" w:hAnsi="Times New Roman"/>
+                <w:b/>
+                <w:bCs/>
+                <w:sz w:val="24"/>
+                <w:szCs w:val="24"/>
+              </w:rPr>
+            </w:pPr>
+            <w:r>
+              <w:rPr>
+                <w:b/>
+                <w:bCs/>
+              </w:rPr>
+              <w:lastRenderedPageBreak/>
+              <w:t>Method</w:t>
+            </w:r>
+          </w:p>
+        </w:tc>
+        <w:tc>
+          <w:tcPr>
+            <w:tcW w:w="0" w:type="auto"/>
+            <w:shd w:val="clear" w:color="auto" w:fill="FFFFFF"/>
+            <w:tcMar>
+              <w:top w:w="120" w:type="dxa"/>
+              <w:left w:w="120" w:type="dxa"/>
+              <w:bottom w:w="120" w:type="dxa"/>
+              <w:right w:w="120" w:type="dxa"/>
+            </w:tcMar>
+            <w:hideMark/>
+          </w:tcPr>
+          <w:p>
+            <w:pPr>
+              <w:spacing w:before="300" w:after="300"/>
+              <w:rPr>
+                <w:b/>
+                <w:bCs/>
+              </w:rPr>
+            </w:pPr>
+            <w:r>
+              <w:rPr>
+                <w:b/>
+                <w:bCs/>
+              </w:rPr>
+              <w:t>Description</w:t>
+            </w:r>
+          </w:p>
+        </w:tc>
+      </w:tr>
+      <w:tr>
+        <w:tc>
+          <w:tcPr>
+            <w:tcW w:w="0" w:type="auto"/>
+            <w:shd w:val="clear" w:color="auto" w:fill="E7E9EB"/>
+            <w:tcMar>
+              <w:top w:w="120" w:type="dxa"/>
+              <w:left w:w="240" w:type="dxa"/>
+              <w:bottom w:w="120" w:type="dxa"/>
+              <w:right w:w="120" w:type="dxa"/>
+            </w:tcMar>
+            <w:hideMark/>
+          </w:tcPr>
+          <w:p>
+            <w:pPr>
+              <w:spacing w:before="300" w:after="300"/>
+            </w:pPr>
+            <w:proofErr w:type="spellStart"/>
+            <w:proofErr w:type="gramStart"/>
+            <w:r>
+              <w:t>toString</w:t>
+            </w:r>
+            <w:proofErr w:type="spellEnd"/>
+            <w:r>
+              <w:t>(</w:t>
+            </w:r>
+            <w:proofErr w:type="gramEnd"/>
+            <w:r>
+              <w:t>)</w:t>
+            </w:r>
+          </w:p>
+        </w:tc>
+        <w:tc>
+          <w:tcPr>
+            <w:tcW w:w="0" w:type="auto"/>
+            <w:shd w:val="clear" w:color="auto" w:fill="E7E9EB"/>
+            <w:tcMar>
+              <w:top w:w="120" w:type="dxa"/>
+              <w:left w:w="120" w:type="dxa"/>
+              <w:bottom w:w="120" w:type="dxa"/>
+              <w:right w:w="120" w:type="dxa"/>
+            </w:tcMar>
+            <w:hideMark/>
+          </w:tcPr>
+          <w:p>
+            <w:pPr>
+              <w:spacing w:before="300" w:after="300"/>
+            </w:pPr>
+            <w:r>
+              <w:t>Returns a number as a string</w:t>
+            </w:r>
+          </w:p>
+        </w:tc>
+      </w:tr>
+      <w:tr>
+        <w:tc>
+          <w:tcPr>
+            <w:tcW w:w="0" w:type="auto"/>
+            <w:shd w:val="clear" w:color="auto" w:fill="FFFFFF"/>
+            <w:tcMar>
+              <w:top w:w="120" w:type="dxa"/>
+              <w:left w:w="240" w:type="dxa"/>
+              <w:bottom w:w="120" w:type="dxa"/>
+              <w:right w:w="120" w:type="dxa"/>
+            </w:tcMar>
+            <w:hideMark/>
+          </w:tcPr>
+          <w:p>
+            <w:pPr>
+              <w:spacing w:before="300" w:after="300"/>
+            </w:pPr>
+            <w:proofErr w:type="spellStart"/>
+            <w:proofErr w:type="gramStart"/>
+            <w:r>
+              <w:t>toExponential</w:t>
+            </w:r>
+            <w:proofErr w:type="spellEnd"/>
+            <w:r>
+              <w:t>(</w:t>
+            </w:r>
+            <w:proofErr w:type="gramEnd"/>
+            <w:r>
+              <w:t>)</w:t>
+            </w:r>
+          </w:p>
+        </w:tc>
+        <w:tc>
+          <w:tcPr>
+            <w:tcW w:w="0" w:type="auto"/>
+            <w:shd w:val="clear" w:color="auto" w:fill="FFFFFF"/>
+            <w:tcMar>
+              <w:top w:w="120" w:type="dxa"/>
+              <w:left w:w="120" w:type="dxa"/>
+              <w:bottom w:w="120" w:type="dxa"/>
+              <w:right w:w="120" w:type="dxa"/>
+            </w:tcMar>
+            <w:hideMark/>
+          </w:tcPr>
+          <w:p>
+            <w:pPr>
+              <w:spacing w:before="300" w:after="300"/>
+            </w:pPr>
+            <w:r>
+              <w:t>Returns a number written in exponential notation</w:t>
+            </w:r>
+          </w:p>
+        </w:tc>
+      </w:tr>
+      <w:tr>
+        <w:tc>
+          <w:tcPr>
+            <w:tcW w:w="0" w:type="auto"/>
+            <w:shd w:val="clear" w:color="auto" w:fill="E7E9EB"/>
+            <w:tcMar>
+              <w:top w:w="120" w:type="dxa"/>
+              <w:left w:w="240" w:type="dxa"/>
+              <w:bottom w:w="120" w:type="dxa"/>
+              <w:right w:w="120" w:type="dxa"/>
+            </w:tcMar>
+            <w:hideMark/>
+          </w:tcPr>
+          <w:p>
+            <w:pPr>
+              <w:spacing w:before="300" w:after="300"/>
+            </w:pPr>
+            <w:proofErr w:type="spellStart"/>
+            <w:proofErr w:type="gramStart"/>
+            <w:r>
+              <w:t>toFixed</w:t>
+            </w:r>
+            <w:proofErr w:type="spellEnd"/>
+            <w:r>
+              <w:t>(</w:t>
+            </w:r>
+            <w:proofErr w:type="gramEnd"/>
+            <w:r>
+              <w:t>)</w:t>
+            </w:r>
+          </w:p>
+        </w:tc>
+        <w:tc>
+          <w:tcPr>
+            <w:tcW w:w="0" w:type="auto"/>
+            <w:shd w:val="clear" w:color="auto" w:fill="E7E9EB"/>
+            <w:tcMar>
+              <w:top w:w="120" w:type="dxa"/>
+              <w:left w:w="120" w:type="dxa"/>
+              <w:bottom w:w="120" w:type="dxa"/>
+              <w:right w:w="120" w:type="dxa"/>
+            </w:tcMar>
+            <w:hideMark/>
+          </w:tcPr>
+          <w:p>
+            <w:pPr>
+              <w:spacing w:before="300" w:after="300"/>
+            </w:pPr>
+            <w:r>
+              <w:t>Returns a number written with a number of decimals</w:t>
+            </w:r>
+          </w:p>
+        </w:tc>
+      </w:tr>
+      <w:tr>
+        <w:tc>
+          <w:tcPr>
+            <w:tcW w:w="0" w:type="auto"/>
+            <w:shd w:val="clear" w:color="auto" w:fill="FFFFFF"/>
+            <w:tcMar>
+              <w:top w:w="120" w:type="dxa"/>
+              <w:left w:w="240" w:type="dxa"/>
+              <w:bottom w:w="120" w:type="dxa"/>
+              <w:right w:w="120" w:type="dxa"/>
+            </w:tcMar>
+            <w:hideMark/>
+          </w:tcPr>
+          <w:p>
+            <w:pPr>
+              <w:spacing w:before="300" w:after="300"/>
+            </w:pPr>
+            <w:proofErr w:type="spellStart"/>
+            <w:proofErr w:type="gramStart"/>
+            <w:r>
+              <w:t>toPrecision</w:t>
+            </w:r>
+            <w:proofErr w:type="spellEnd"/>
+            <w:r>
+              <w:t>(</w:t>
+            </w:r>
+            <w:proofErr w:type="gramEnd"/>
+            <w:r>
+              <w:t>)</w:t>
+            </w:r>
+          </w:p>
+        </w:tc>
+        <w:tc>
+          <w:tcPr>
+            <w:tcW w:w="0" w:type="auto"/>
+            <w:shd w:val="clear" w:color="auto" w:fill="FFFFFF"/>
+            <w:tcMar>
+              <w:top w:w="120" w:type="dxa"/>
+              <w:left w:w="120" w:type="dxa"/>
+              <w:bottom w:w="120" w:type="dxa"/>
+              <w:right w:w="120" w:type="dxa"/>
+            </w:tcMar>
+            <w:hideMark/>
+          </w:tcPr>
+          <w:p>
+            <w:pPr>
+              <w:spacing w:before="300" w:after="300"/>
+            </w:pPr>
+            <w:r>
+              <w:t>Returns a number written with a specified length</w:t>
+            </w:r>
+          </w:p>
+        </w:tc>
+      </w:tr>
+      <w:tr>
+        <w:tc>
+          <w:tcPr>
+            <w:tcW w:w="0" w:type="auto"/>
+            <w:shd w:val="clear" w:color="auto" w:fill="E7E9EB"/>
+            <w:tcMar>
+              <w:top w:w="120" w:type="dxa"/>
+              <w:left w:w="240" w:type="dxa"/>
+              <w:bottom w:w="120" w:type="dxa"/>
+              <w:right w:w="120" w:type="dxa"/>
+            </w:tcMar>
+            <w:hideMark/>
+          </w:tcPr>
+          <w:p>
+            <w:pPr>
+              <w:spacing w:before="300" w:after="300"/>
+            </w:pPr>
+            <w:proofErr w:type="spellStart"/>
+            <w:proofErr w:type="gramStart"/>
+            <w:r>
+              <w:t>ValueOf</w:t>
+            </w:r>
+            <w:proofErr w:type="spellEnd"/>
+            <w:r>
+              <w:t>(</w:t>
+            </w:r>
+            <w:proofErr w:type="gramEnd"/>
+            <w:r>
+              <w:t>)</w:t>
+            </w:r>
+          </w:p>
+        </w:tc>
+        <w:tc>
+          <w:tcPr>
+            <w:tcW w:w="0" w:type="auto"/>
+            <w:shd w:val="clear" w:color="auto" w:fill="E7E9EB"/>
+            <w:tcMar>
+              <w:top w:w="120" w:type="dxa"/>
+              <w:left w:w="120" w:type="dxa"/>
+              <w:bottom w:w="120" w:type="dxa"/>
+              <w:right w:w="120" w:type="dxa"/>
+            </w:tcMar>
+            <w:hideMark/>
+          </w:tcPr>
+          <w:p>
+            <w:pPr>
+              <w:spacing w:before="300" w:after="300"/>
+            </w:pPr>
+            <w:r>
+              <w:t>Returns a number as a number</w:t>
+            </w:r>
+          </w:p>
+        </w:tc>
+      </w:tr>
+    </w:tbl>
+    <w:p>
+      <w:pPr>
+        <w:rPr>
+          <w:lang w:val="en-US"/>
+        </w:rPr>
+      </w:pPr>
+      <w:r>
+        <w:rPr>
+          <w:lang w:val="en-US"/>
+        </w:rPr>
+        <w:t>--</w:t>
+      </w:r>
+    </w:p>
+    <w:p>
+      <w:pPr>
+        <w:rPr>
+          <w:lang w:val="en-US"/>
+        </w:rPr>
+      </w:pPr>
+      <w:r>
+        <w:rPr>
+          <w:lang w:val="en-US"/>
+        </w:rPr>
+        <w:t>Array methods:</w:t>
+      </w:r>
+    </w:p>
+    <w:tbl>
+      <w:tblPr>
+        <w:tblW w:w="15748" w:type="dxa"/>
+        <w:shd w:val="clear" w:color="auto" w:fill="D9EEE1"/>
+        <w:tblCellMar>
+          <w:top w:w="15" w:type="dxa"/>
+          <w:left w:w="15" w:type="dxa"/>
+          <w:bottom w:w="15" w:type="dxa"/>
+          <w:right w:w="15" w:type="dxa"/>
+        </w:tblCellMar>
+        <w:tblLook w:val="04A0" w:firstRow="1" w:lastRow="0" w:firstColumn="1" w:lastColumn="0" w:noHBand="0" w:noVBand="1"/>
+      </w:tblPr>
+      <w:tblGrid>
+        <w:gridCol w:w="8436"/>
+        <w:gridCol w:w="7312"/>
+      </w:tblGrid>
+      <w:tr>
+        <w:tc>
+          <w:tcPr>
+            <w:tcW w:w="0" w:type="auto"/>
+            <w:shd w:val="clear" w:color="auto" w:fill="D9EEE1"/>
+            <w:tcMar>
+              <w:top w:w="120" w:type="dxa"/>
+              <w:left w:w="240" w:type="dxa"/>
+              <w:bottom w:w="120" w:type="dxa"/>
+              <w:right w:w="120" w:type="dxa"/>
+            </w:tcMar>
+            <w:hideMark/>
+          </w:tcPr>
+          <w:p>
+            <w:pPr>
+              <w:spacing w:after="0" w:line="240" w:lineRule="auto"/>
+              <w:rPr>
+                <w:rFonts w:ascii="Verdana" w:eastAsia="Times New Roman" w:hAnsi="Verdana" w:cs="Times New Roman"/>
+                <w:color w:val="000000"/>
+                <w:sz w:val="23"/>
+                <w:szCs w:val="23"/>
+                <w:lang w:eastAsia="en-IN"/>
+              </w:rPr>
+            </w:pPr>
+            <w:r>
+              <w:rPr>
+                <w:rFonts w:ascii="Verdana" w:eastAsia="Times New Roman" w:hAnsi="Verdana" w:cs="Times New Roman"/>
+                <w:color w:val="000000"/>
+                <w:sz w:val="23"/>
+                <w:szCs w:val="23"/>
+                <w:lang w:eastAsia="en-IN"/>
+              </w:rPr>
+              <w:t>Array length</w:t>
+            </w:r>
+            <w:r>
+              <w:rPr>
+                <w:rFonts w:ascii="Verdana" w:eastAsia="Times New Roman" w:hAnsi="Verdana" w:cs="Times New Roman"/>
+                <w:color w:val="000000"/>
+                <w:sz w:val="23"/>
+                <w:szCs w:val="23"/>
+                <w:lang w:eastAsia="en-IN"/>
+              </w:rPr>
+              <w:br/>
+              <w:t xml:space="preserve">Array </w:t>
+            </w:r>
+            <w:proofErr w:type="spellStart"/>
+            <w:proofErr w:type="gramStart"/>
+            <w:r>
+              <w:rPr>
+                <w:rFonts w:ascii="Verdana" w:eastAsia="Times New Roman" w:hAnsi="Verdana" w:cs="Times New Roman"/>
+                <w:color w:val="000000"/>
+                <w:sz w:val="23"/>
+                <w:szCs w:val="23"/>
+                <w:lang w:eastAsia="en-IN"/>
+              </w:rPr>
+              <w:t>toString</w:t>
+            </w:r>
+            <w:proofErr w:type="spellEnd"/>
+            <w:r>
+              <w:rPr>
+                <w:rFonts w:ascii="Verdana" w:eastAsia="Times New Roman" w:hAnsi="Verdana" w:cs="Times New Roman"/>
+                <w:color w:val="000000"/>
+                <w:sz w:val="23"/>
+                <w:szCs w:val="23"/>
+                <w:lang w:eastAsia="en-IN"/>
+              </w:rPr>
+              <w:t>(</w:t>
+            </w:r>
+            <w:proofErr w:type="gramEnd"/>
+            <w:r>
+              <w:rPr>
+                <w:rFonts w:ascii="Verdana" w:eastAsia="Times New Roman" w:hAnsi="Verdana" w:cs="Times New Roman"/>
+                <w:color w:val="000000"/>
+                <w:sz w:val="23"/>
+                <w:szCs w:val="23"/>
+                <w:lang w:eastAsia="en-IN"/>
+              </w:rPr>
+              <w:t>)</w:t>
+            </w:r>
+            <w:r>
+              <w:rPr>
+                <w:rFonts w:ascii="Verdana" w:eastAsia="Times New Roman" w:hAnsi="Verdana" w:cs="Times New Roman"/>
+                <w:color w:val="000000"/>
+                <w:sz w:val="23"/>
+                <w:szCs w:val="23"/>
+                <w:lang w:eastAsia="en-IN"/>
+              </w:rPr>
+              <w:br/>
+              <w:t>Array pop()</w:t>
+            </w:r>
+            <w:r>
+              <w:rPr>
+                <w:rFonts w:ascii="Verdana" w:eastAsia="Times New Roman" w:hAnsi="Verdana" w:cs="Times New Roman"/>
+                <w:color w:val="000000"/>
+                <w:sz w:val="23"/>
+                <w:szCs w:val="23"/>
+                <w:lang w:eastAsia="en-IN"/>
+              </w:rPr>
+              <w:br/>
+              <w:t>Array push()</w:t>
+            </w:r>
+            <w:r>
+              <w:rPr>
+                <w:rFonts w:ascii="Verdana" w:eastAsia="Times New Roman" w:hAnsi="Verdana" w:cs="Times New Roman"/>
+                <w:color w:val="000000"/>
+                <w:sz w:val="23"/>
+                <w:szCs w:val="23"/>
+                <w:lang w:eastAsia="en-IN"/>
+              </w:rPr>
+              <w:br/>
+              <w:t>Array shift()</w:t>
+            </w:r>
+            <w:r>
+              <w:rPr>
+                <w:rFonts w:ascii="Verdana" w:eastAsia="Times New Roman" w:hAnsi="Verdana" w:cs="Times New Roman"/>
+                <w:color w:val="000000"/>
+                <w:sz w:val="23"/>
+                <w:szCs w:val="23"/>
+                <w:lang w:eastAsia="en-IN"/>
+              </w:rPr>
+              <w:br/>
+              <w:t>Array unshift()</w:t>
+            </w:r>
+          </w:p>
+        </w:tc>
+        <w:tc>
+          <w:tcPr>
+            <w:tcW w:w="0" w:type="auto"/>
+            <w:shd w:val="clear" w:color="auto" w:fill="D9EEE1"/>
+            <w:tcMar>
+              <w:top w:w="120" w:type="dxa"/>
+              <w:left w:w="120" w:type="dxa"/>
+              <w:bottom w:w="120" w:type="dxa"/>
+              <w:right w:w="120" w:type="dxa"/>
+            </w:tcMar>
+            <w:hideMark/>
+          </w:tcPr>
+          <w:p>
+            <w:pPr>
+              <w:spacing w:after="0" w:line="240" w:lineRule="auto"/>
+              <w:rPr>
+                <w:rFonts w:ascii="Verdana" w:eastAsia="Times New Roman" w:hAnsi="Verdana" w:cs="Times New Roman"/>
+                <w:color w:val="000000"/>
+                <w:sz w:val="23"/>
+                <w:szCs w:val="23"/>
+                <w:lang w:eastAsia="en-IN"/>
+              </w:rPr>
+            </w:pPr>
+            <w:r>
+              <w:rPr>
+                <w:rFonts w:ascii="Verdana" w:eastAsia="Times New Roman" w:hAnsi="Verdana" w:cs="Times New Roman"/>
+                <w:color w:val="000000"/>
+                <w:sz w:val="23"/>
+                <w:szCs w:val="23"/>
+                <w:lang w:eastAsia="en-IN"/>
+              </w:rPr>
+              <w:t xml:space="preserve">Array </w:t>
+            </w:r>
+            <w:proofErr w:type="gramStart"/>
+            <w:r>
+              <w:rPr>
+                <w:rFonts w:ascii="Verdana" w:eastAsia="Times New Roman" w:hAnsi="Verdana" w:cs="Times New Roman"/>
+                <w:color w:val="000000"/>
+                <w:sz w:val="23"/>
+                <w:szCs w:val="23"/>
+                <w:lang w:eastAsia="en-IN"/>
+              </w:rPr>
+              <w:t>join(</w:t>
+            </w:r>
+            <w:proofErr w:type="gramEnd"/>
+            <w:r>
+              <w:rPr>
+                <w:rFonts w:ascii="Verdana" w:eastAsia="Times New Roman" w:hAnsi="Verdana" w:cs="Times New Roman"/>
+                <w:color w:val="000000"/>
+                <w:sz w:val="23"/>
+                <w:szCs w:val="23"/>
+                <w:lang w:eastAsia="en-IN"/>
+              </w:rPr>
+              <w:t>)</w:t>
+            </w:r>
+            <w:r>
+              <w:rPr>
+                <w:rFonts w:ascii="Verdana" w:eastAsia="Times New Roman" w:hAnsi="Verdana" w:cs="Times New Roman"/>
+                <w:color w:val="000000"/>
+                <w:sz w:val="23"/>
+                <w:szCs w:val="23"/>
+                <w:lang w:eastAsia="en-IN"/>
+              </w:rPr>
+              <w:br/>
+              <w:t>Array delete()</w:t>
+            </w:r>
+            <w:r>
+              <w:rPr>
+                <w:rFonts w:ascii="Verdana" w:eastAsia="Times New Roman" w:hAnsi="Verdana" w:cs="Times New Roman"/>
+                <w:color w:val="000000"/>
+                <w:sz w:val="23"/>
+                <w:szCs w:val="23"/>
+                <w:lang w:eastAsia="en-IN"/>
+              </w:rPr>
+              <w:br/>
+              <w:t xml:space="preserve">Array </w:t>
+            </w:r>
+            <w:proofErr w:type="spellStart"/>
+            <w:r>
+              <w:rPr>
+                <w:rFonts w:ascii="Verdana" w:eastAsia="Times New Roman" w:hAnsi="Verdana" w:cs="Times New Roman"/>
+                <w:color w:val="000000"/>
+                <w:sz w:val="23"/>
+                <w:szCs w:val="23"/>
+                <w:lang w:eastAsia="en-IN"/>
+              </w:rPr>
+              <w:t>concat</w:t>
+            </w:r>
+            <w:proofErr w:type="spellEnd"/>
+            <w:r>
+              <w:rPr>
+                <w:rFonts w:ascii="Verdana" w:eastAsia="Times New Roman" w:hAnsi="Verdana" w:cs="Times New Roman"/>
+                <w:color w:val="000000"/>
+                <w:sz w:val="23"/>
+                <w:szCs w:val="23"/>
+                <w:lang w:eastAsia="en-IN"/>
+              </w:rPr>
+              <w:t>()</w:t>
+            </w:r>
+            <w:r>
+              <w:rPr>
+                <w:rFonts w:ascii="Verdana" w:eastAsia="Times New Roman" w:hAnsi="Verdana" w:cs="Times New Roman"/>
+                <w:color w:val="000000"/>
+                <w:sz w:val="23"/>
+                <w:szCs w:val="23"/>
+                <w:lang w:eastAsia="en-IN"/>
+              </w:rPr>
+              <w:br/>
+              <w:t>Array flat()</w:t>
+            </w:r>
+            <w:r>
+              <w:rPr>
+                <w:rFonts w:ascii="Verdana" w:eastAsia="Times New Roman" w:hAnsi="Verdana" w:cs="Times New Roman"/>
+                <w:color w:val="000000"/>
+                <w:sz w:val="23"/>
+                <w:szCs w:val="23"/>
+                <w:lang w:eastAsia="en-IN"/>
+              </w:rPr>
+              <w:br/>
+              <w:t>Array splice()</w:t>
+            </w:r>
+            <w:r>
+              <w:rPr>
+                <w:rFonts w:ascii="Verdana" w:eastAsia="Times New Roman" w:hAnsi="Verdana" w:cs="Times New Roman"/>
+                <w:color w:val="000000"/>
+                <w:sz w:val="23"/>
+                <w:szCs w:val="23"/>
+                <w:lang w:eastAsia="en-IN"/>
+              </w:rPr>
+              <w:br/>
+              <w:t>Array slice()</w:t>
+            </w:r>
+          </w:p>
+        </w:tc>
+      </w:tr>
+    </w:tbl>
+    <w:p>
+      <w:pPr>
+        <w:rPr>
+          <w:lang w:val="en-US"/>
+        </w:rPr>
+      </w:pPr>
+    </w:p>
+    <w:p>
+      <w:pPr>
+        <w:rPr>
+          <w:lang w:val="en-US"/>
+        </w:rPr>
+      </w:pPr>
+    </w:p>
+    <w:p>
+      <w:pPr>
+        <w:rPr>
+          <w:lang w:val="en-US"/>
+        </w:rPr>
+      </w:pPr>
+      <w:r>
+        <w:rPr>
+          <w:lang w:val="en-US"/>
+        </w:rPr>
+        <w:t xml:space="preserve">Date </w:t>
+      </w:r>
+      <w:proofErr w:type="gramStart"/>
+      <w:r>
+        <w:rPr>
+          <w:lang w:val="en-US"/>
+        </w:rPr>
+        <w:t>get</w:t>
+      </w:r>
+      <w:proofErr w:type="gramEnd"/>
+      <w:r>
+        <w:rPr>
+          <w:lang w:val="en-US"/>
+        </w:rPr>
+        <w:t xml:space="preserve"> methods:</w:t>
+      </w:r>
+    </w:p>
+    <w:p>
+      <w:pPr>
+        <w:pStyle w:val="Heading2"/>
+        <w:shd w:val="clear" w:color="auto" w:fill="FFFFFF"/>
+        <w:spacing w:before="150" w:beforeAutospacing="0" w:after="150" w:afterAutospacing="0"/>
+        <w:rPr>
+          <w:rFonts w:ascii="Segoe UI" w:hAnsi="Segoe UI" w:cs="Segoe UI"/>
+          <w:b w:val="0"/>
+          <w:bCs w:val="0"/>
+          <w:color w:val="000000"/>
+          <w:sz w:val="48"/>
+          <w:szCs w:val="48"/>
+        </w:rPr>
+      </w:pPr>
+      <w:r>
+        <w:rPr>
+          <w:rFonts w:ascii="Segoe UI" w:hAnsi="Segoe UI" w:cs="Segoe UI"/>
+          <w:b w:val="0"/>
+          <w:bCs w:val="0"/>
+          <w:color w:val="000000"/>
+          <w:sz w:val="48"/>
+          <w:szCs w:val="48"/>
+        </w:rPr>
+        <w:t>Date Get Methods</w:t>
+      </w:r>
+    </w:p>
+    <w:tbl>
+      <w:tblPr>
+        <w:tblW w:w="15268" w:type="dxa"/>
+        <w:tblBorders>
+          <w:top w:val="single" w:sz="6" w:space="0" w:color="CCCCCC"/>
+          <w:left w:val="single" w:sz="6" w:space="0" w:color="CCCCCC"/>
+          <w:bottom w:val="single" w:sz="6" w:space="0" w:color="CCCCCC"/>
+          <w:right w:val="single" w:sz="6" w:space="0" w:color="CCCCCC"/>
+        </w:tblBorders>
+        <w:shd w:val="clear" w:color="auto" w:fill="FFFFFF"/>
+        <w:tblCellMar>
+          <w:top w:w="15" w:type="dxa"/>
+          <w:left w:w="15" w:type="dxa"/>
+          <w:bottom w:w="15" w:type="dxa"/>
+          <w:right w:w="15" w:type="dxa"/>
+        </w:tblCellMar>
+        <w:tblLook w:val="04A0" w:firstRow="1" w:lastRow="0" w:firstColumn="1" w:lastColumn="0" w:noHBand="0" w:noVBand="1"/>
+      </w:tblPr>
+      <w:tblGrid>
+        <w:gridCol w:w="4446"/>
+        <w:gridCol w:w="10822"/>
+      </w:tblGrid>
+      <w:tr>
+        <w:tc>
+          <w:tcPr>
+            <w:tcW w:w="0" w:type="auto"/>
+            <w:shd w:val="clear" w:color="auto" w:fill="FFFFFF"/>
+            <w:tcMar>
+              <w:top w:w="120" w:type="dxa"/>
+              <w:left w:w="240" w:type="dxa"/>
+              <w:bottom w:w="120" w:type="dxa"/>
+              <w:right w:w="120" w:type="dxa"/>
+            </w:tcMar>
+            <w:hideMark/>
+          </w:tcPr>
+          <w:p>
+            <w:pPr>
+              <w:spacing w:before="300" w:after="300"/>
+              <w:rPr>
+                <w:rFonts w:ascii="Verdana" w:hAnsi="Verdana" w:cs="Times New Roman"/>
+                <w:b/>
+                <w:bCs/>
+                <w:color w:val="000000"/>
+                <w:sz w:val="23"/>
+                <w:szCs w:val="23"/>
+              </w:rPr>
+            </w:pPr>
+            <w:r>
+              <w:rPr>
+                <w:rFonts w:ascii="Verdana" w:hAnsi="Verdana"/>
+                <w:b/>
+                <w:bCs/>
+                <w:color w:val="000000"/>
+                <w:sz w:val="23"/>
+                <w:szCs w:val="23"/>
+              </w:rPr>
+              <w:t>Method</w:t>
+            </w:r>
+          </w:p>
+        </w:tc>
+        <w:tc>
+          <w:tcPr>
+            <w:tcW w:w="0" w:type="auto"/>
+            <w:shd w:val="clear" w:color="auto" w:fill="FFFFFF"/>
+            <w:tcMar>
+              <w:top w:w="120" w:type="dxa"/>
+              <w:left w:w="120" w:type="dxa"/>
+              <w:bottom w:w="120" w:type="dxa"/>
+              <w:right w:w="120" w:type="dxa"/>
+            </w:tcMar>
+            <w:hideMark/>
+          </w:tcPr>
+          <w:p>
+            <w:pPr>
+              <w:spacing w:before="300" w:after="300"/>
+              <w:rPr>
+                <w:rFonts w:ascii="Verdana" w:hAnsi="Verdana"/>
+                <w:b/>
+                <w:bCs/>
+                <w:color w:val="000000"/>
+                <w:sz w:val="23"/>
+                <w:szCs w:val="23"/>
+              </w:rPr>
+            </w:pPr>
+            <w:r>
+              <w:rPr>
+                <w:rFonts w:ascii="Verdana" w:hAnsi="Verdana"/>
+                <w:b/>
+                <w:bCs/>
+                <w:color w:val="000000"/>
+                <w:sz w:val="23"/>
+                <w:szCs w:val="23"/>
+              </w:rPr>
+              <w:t>Description</w:t>
+            </w:r>
+          </w:p>
+        </w:tc>
+      </w:tr>
+      <w:tr>
+        <w:tc>
+          <w:tcPr>
+            <w:tcW w:w="0" w:type="auto"/>
+            <w:shd w:val="clear" w:color="auto" w:fill="E7E9EB"/>
+            <w:tcMar>
+              <w:top w:w="120" w:type="dxa"/>
+              <w:left w:w="240" w:type="dxa"/>
+              <w:bottom w:w="120" w:type="dxa"/>
+              <w:right w:w="120" w:type="dxa"/>
+            </w:tcMar>
+            <w:hideMark/>
+          </w:tcPr>
+          <w:p>
+            <w:pPr>
+              <w:spacing w:before="300" w:after="300"/>
+              <w:rPr>
+                <w:rFonts w:ascii="Verdana" w:hAnsi="Verdana"/>
+                <w:color w:val="000000"/>
+                <w:sz w:val="23"/>
+                <w:szCs w:val="23"/>
+              </w:rPr>
+            </w:pPr>
+            <w:proofErr w:type="spellStart"/>
+            <w:proofErr w:type="gramStart"/>
+            <w:r>
+              <w:rPr>
+                <w:rFonts w:ascii="Verdana" w:hAnsi="Verdana"/>
+                <w:color w:val="000000"/>
+                <w:sz w:val="23"/>
+                <w:szCs w:val="23"/>
+              </w:rPr>
+              <w:lastRenderedPageBreak/>
+              <w:t>getFullYear</w:t>
+            </w:r>
+            <w:proofErr w:type="spellEnd"/>
+            <w:r>
+              <w:rPr>
+                <w:rFonts w:ascii="Verdana" w:hAnsi="Verdana"/>
+                <w:color w:val="000000"/>
+                <w:sz w:val="23"/>
+                <w:szCs w:val="23"/>
+              </w:rPr>
+              <w:t>(</w:t>
+            </w:r>
+            <w:proofErr w:type="gramEnd"/>
+            <w:r>
+              <w:rPr>
+                <w:rFonts w:ascii="Verdana" w:hAnsi="Verdana"/>
+                <w:color w:val="000000"/>
+                <w:sz w:val="23"/>
+                <w:szCs w:val="23"/>
+              </w:rPr>
+              <w:t>)</w:t>
+            </w:r>
+          </w:p>
+        </w:tc>
+        <w:tc>
+          <w:tcPr>
+            <w:tcW w:w="0" w:type="auto"/>
+            <w:shd w:val="clear" w:color="auto" w:fill="E7E9EB"/>
+            <w:tcMar>
+              <w:top w:w="120" w:type="dxa"/>
+              <w:left w:w="120" w:type="dxa"/>
+              <w:bottom w:w="120" w:type="dxa"/>
+              <w:right w:w="120" w:type="dxa"/>
+            </w:tcMar>
+            <w:hideMark/>
+          </w:tcPr>
+          <w:p>
+            <w:pPr>
+              <w:spacing w:before="300" w:after="300"/>
+              <w:rPr>
+                <w:rFonts w:ascii="Verdana" w:hAnsi="Verdana"/>
+                <w:color w:val="000000"/>
+                <w:sz w:val="23"/>
+                <w:szCs w:val="23"/>
+              </w:rPr>
+            </w:pPr>
+            <w:r>
+              <w:rPr>
+                <w:rFonts w:ascii="Verdana" w:hAnsi="Verdana"/>
+                <w:color w:val="000000"/>
+                <w:sz w:val="23"/>
+                <w:szCs w:val="23"/>
+              </w:rPr>
+              <w:t>Get </w:t>
+            </w:r>
+            <w:r>
+              <w:rPr>
+                <w:rStyle w:val="Strong"/>
+                <w:rFonts w:ascii="Verdana" w:hAnsi="Verdana"/>
+                <w:color w:val="000000"/>
+                <w:sz w:val="23"/>
+                <w:szCs w:val="23"/>
+              </w:rPr>
+              <w:t>year</w:t>
+            </w:r>
+            <w:r>
+              <w:rPr>
+                <w:rFonts w:ascii="Verdana" w:hAnsi="Verdana"/>
+                <w:color w:val="000000"/>
+                <w:sz w:val="23"/>
+                <w:szCs w:val="23"/>
+              </w:rPr>
+              <w:t xml:space="preserve"> as a </w:t>
+            </w:r>
+            <w:proofErr w:type="gramStart"/>
+            <w:r>
+              <w:rPr>
+                <w:rFonts w:ascii="Verdana" w:hAnsi="Verdana"/>
+                <w:color w:val="000000"/>
+                <w:sz w:val="23"/>
+                <w:szCs w:val="23"/>
+              </w:rPr>
+              <w:t>four digit</w:t>
+            </w:r>
+            <w:proofErr w:type="gramEnd"/>
+            <w:r>
+              <w:rPr>
+                <w:rFonts w:ascii="Verdana" w:hAnsi="Verdana"/>
+                <w:color w:val="000000"/>
+                <w:sz w:val="23"/>
+                <w:szCs w:val="23"/>
+              </w:rPr>
+              <w:t xml:space="preserve"> number (</w:t>
+            </w:r>
+            <w:proofErr w:type="spellStart"/>
+            <w:r>
+              <w:rPr>
+                <w:rFonts w:ascii="Verdana" w:hAnsi="Verdana"/>
+                <w:color w:val="000000"/>
+                <w:sz w:val="23"/>
+                <w:szCs w:val="23"/>
+              </w:rPr>
+              <w:t>yyyy</w:t>
+            </w:r>
+            <w:proofErr w:type="spellEnd"/>
+            <w:r>
+              <w:rPr>
+                <w:rFonts w:ascii="Verdana" w:hAnsi="Verdana"/>
+                <w:color w:val="000000"/>
+                <w:sz w:val="23"/>
+                <w:szCs w:val="23"/>
+              </w:rPr>
+              <w:t>)</w:t>
+            </w:r>
+          </w:p>
+        </w:tc>
+      </w:tr>
+      <w:tr>
+        <w:tc>
+          <w:tcPr>
+            <w:tcW w:w="0" w:type="auto"/>
+            <w:shd w:val="clear" w:color="auto" w:fill="FFFFFF"/>
+            <w:tcMar>
+              <w:top w:w="120" w:type="dxa"/>
+              <w:left w:w="240" w:type="dxa"/>
+              <w:bottom w:w="120" w:type="dxa"/>
+              <w:right w:w="120" w:type="dxa"/>
+            </w:tcMar>
+            <w:hideMark/>
+          </w:tcPr>
+          <w:p>
+            <w:pPr>
+              <w:spacing w:before="300" w:after="300"/>
+              <w:rPr>
+                <w:rFonts w:ascii="Verdana" w:hAnsi="Verdana"/>
+                <w:color w:val="000000"/>
+                <w:sz w:val="23"/>
+                <w:szCs w:val="23"/>
+              </w:rPr>
+            </w:pPr>
+            <w:proofErr w:type="spellStart"/>
+            <w:proofErr w:type="gramStart"/>
+            <w:r>
+              <w:rPr>
+                <w:rFonts w:ascii="Verdana" w:hAnsi="Verdana"/>
+                <w:color w:val="000000"/>
+                <w:sz w:val="23"/>
+                <w:szCs w:val="23"/>
+              </w:rPr>
+              <w:t>getMonth</w:t>
+            </w:r>
+            <w:proofErr w:type="spellEnd"/>
+            <w:r>
+              <w:rPr>
+                <w:rFonts w:ascii="Verdana" w:hAnsi="Verdana"/>
+                <w:color w:val="000000"/>
+                <w:sz w:val="23"/>
+                <w:szCs w:val="23"/>
+              </w:rPr>
+              <w:t>(</w:t>
+            </w:r>
+            <w:proofErr w:type="gramEnd"/>
+            <w:r>
+              <w:rPr>
+                <w:rFonts w:ascii="Verdana" w:hAnsi="Verdana"/>
+                <w:color w:val="000000"/>
+                <w:sz w:val="23"/>
+                <w:szCs w:val="23"/>
+              </w:rPr>
+              <w:t>)</w:t>
+            </w:r>
+          </w:p>
+        </w:tc>
+        <w:tc>
+          <w:tcPr>
+            <w:tcW w:w="0" w:type="auto"/>
+            <w:shd w:val="clear" w:color="auto" w:fill="FFFFFF"/>
+            <w:tcMar>
+              <w:top w:w="120" w:type="dxa"/>
+              <w:left w:w="120" w:type="dxa"/>
+              <w:bottom w:w="120" w:type="dxa"/>
+              <w:right w:w="120" w:type="dxa"/>
+            </w:tcMar>
+            <w:hideMark/>
+          </w:tcPr>
+          <w:p>
+            <w:pPr>
+              <w:spacing w:before="300" w:after="300"/>
+              <w:rPr>
+                <w:rFonts w:ascii="Verdana" w:hAnsi="Verdana"/>
+                <w:color w:val="000000"/>
+                <w:sz w:val="23"/>
+                <w:szCs w:val="23"/>
+              </w:rPr>
+            </w:pPr>
+            <w:r>
+              <w:rPr>
+                <w:rFonts w:ascii="Verdana" w:hAnsi="Verdana"/>
+                <w:color w:val="000000"/>
+                <w:sz w:val="23"/>
+                <w:szCs w:val="23"/>
+              </w:rPr>
+              <w:t>Get </w:t>
+            </w:r>
+            <w:r>
+              <w:rPr>
+                <w:rStyle w:val="Strong"/>
+                <w:rFonts w:ascii="Verdana" w:hAnsi="Verdana"/>
+                <w:color w:val="000000"/>
+                <w:sz w:val="23"/>
+                <w:szCs w:val="23"/>
+              </w:rPr>
+              <w:t>month</w:t>
+            </w:r>
+            <w:r>
+              <w:rPr>
+                <w:rFonts w:ascii="Verdana" w:hAnsi="Verdana"/>
+                <w:color w:val="000000"/>
+                <w:sz w:val="23"/>
+                <w:szCs w:val="23"/>
+              </w:rPr>
+              <w:t> as a number (0-11)</w:t>
+            </w:r>
+          </w:p>
+        </w:tc>
+      </w:tr>
+      <w:tr>
+        <w:tc>
+          <w:tcPr>
+            <w:tcW w:w="0" w:type="auto"/>
+            <w:shd w:val="clear" w:color="auto" w:fill="E7E9EB"/>
+            <w:tcMar>
+              <w:top w:w="120" w:type="dxa"/>
+              <w:left w:w="240" w:type="dxa"/>
+              <w:bottom w:w="120" w:type="dxa"/>
+              <w:right w:w="120" w:type="dxa"/>
+            </w:tcMar>
+            <w:hideMark/>
+          </w:tcPr>
+          <w:p>
+            <w:pPr>
+              <w:spacing w:before="300" w:after="300"/>
+              <w:rPr>
+                <w:rFonts w:ascii="Verdana" w:hAnsi="Verdana"/>
+                <w:color w:val="000000"/>
+                <w:sz w:val="23"/>
+                <w:szCs w:val="23"/>
+              </w:rPr>
+            </w:pPr>
+            <w:proofErr w:type="spellStart"/>
+            <w:proofErr w:type="gramStart"/>
+            <w:r>
+              <w:rPr>
+                <w:rFonts w:ascii="Verdana" w:hAnsi="Verdana"/>
+                <w:color w:val="000000"/>
+                <w:sz w:val="23"/>
+                <w:szCs w:val="23"/>
+              </w:rPr>
+              <w:t>getDate</w:t>
+            </w:r>
+            <w:proofErr w:type="spellEnd"/>
+            <w:r>
+              <w:rPr>
+                <w:rFonts w:ascii="Verdana" w:hAnsi="Verdana"/>
+                <w:color w:val="000000"/>
+                <w:sz w:val="23"/>
+                <w:szCs w:val="23"/>
+              </w:rPr>
+              <w:t>(</w:t>
+            </w:r>
+            <w:proofErr w:type="gramEnd"/>
+            <w:r>
+              <w:rPr>
+                <w:rFonts w:ascii="Verdana" w:hAnsi="Verdana"/>
+                <w:color w:val="000000"/>
+                <w:sz w:val="23"/>
+                <w:szCs w:val="23"/>
+              </w:rPr>
+              <w:t>)</w:t>
+            </w:r>
+          </w:p>
+        </w:tc>
+        <w:tc>
+          <w:tcPr>
+            <w:tcW w:w="0" w:type="auto"/>
+            <w:shd w:val="clear" w:color="auto" w:fill="E7E9EB"/>
+            <w:tcMar>
+              <w:top w:w="120" w:type="dxa"/>
+              <w:left w:w="120" w:type="dxa"/>
+              <w:bottom w:w="120" w:type="dxa"/>
+              <w:right w:w="120" w:type="dxa"/>
+            </w:tcMar>
+            <w:hideMark/>
+          </w:tcPr>
+          <w:p>
+            <w:pPr>
+              <w:spacing w:before="300" w:after="300"/>
+              <w:rPr>
+                <w:rFonts w:ascii="Verdana" w:hAnsi="Verdana"/>
+                <w:color w:val="000000"/>
+                <w:sz w:val="23"/>
+                <w:szCs w:val="23"/>
+              </w:rPr>
+            </w:pPr>
+            <w:r>
+              <w:rPr>
+                <w:rFonts w:ascii="Verdana" w:hAnsi="Verdana"/>
+                <w:color w:val="000000"/>
+                <w:sz w:val="23"/>
+                <w:szCs w:val="23"/>
+              </w:rPr>
+              <w:t>Get </w:t>
+            </w:r>
+            <w:r>
+              <w:rPr>
+                <w:rStyle w:val="Strong"/>
+                <w:rFonts w:ascii="Verdana" w:hAnsi="Verdana"/>
+                <w:color w:val="000000"/>
+                <w:sz w:val="23"/>
+                <w:szCs w:val="23"/>
+              </w:rPr>
+              <w:t>day</w:t>
+            </w:r>
+            <w:r>
+              <w:rPr>
+                <w:rFonts w:ascii="Verdana" w:hAnsi="Verdana"/>
+                <w:color w:val="000000"/>
+                <w:sz w:val="23"/>
+                <w:szCs w:val="23"/>
+              </w:rPr>
+              <w:t> as a number (1-31)</w:t>
+            </w:r>
+          </w:p>
+        </w:tc>
+      </w:tr>
+      <w:tr>
+        <w:tc>
+          <w:tcPr>
+            <w:tcW w:w="0" w:type="auto"/>
+            <w:shd w:val="clear" w:color="auto" w:fill="FFFFFF"/>
+            <w:tcMar>
+              <w:top w:w="120" w:type="dxa"/>
+              <w:left w:w="240" w:type="dxa"/>
+              <w:bottom w:w="120" w:type="dxa"/>
+              <w:right w:w="120" w:type="dxa"/>
+            </w:tcMar>
+            <w:hideMark/>
+          </w:tcPr>
+          <w:p>
+            <w:pPr>
+              <w:spacing w:before="300" w:after="300"/>
+              <w:rPr>
+                <w:rFonts w:ascii="Verdana" w:hAnsi="Verdana"/>
+                <w:color w:val="000000"/>
+                <w:sz w:val="23"/>
+                <w:szCs w:val="23"/>
+              </w:rPr>
+            </w:pPr>
+            <w:proofErr w:type="spellStart"/>
+            <w:proofErr w:type="gramStart"/>
+            <w:r>
+              <w:rPr>
+                <w:rFonts w:ascii="Verdana" w:hAnsi="Verdana"/>
+                <w:color w:val="000000"/>
+                <w:sz w:val="23"/>
+                <w:szCs w:val="23"/>
+              </w:rPr>
+              <w:t>getDay</w:t>
+            </w:r>
+            <w:proofErr w:type="spellEnd"/>
+            <w:r>
+              <w:rPr>
+                <w:rFonts w:ascii="Verdana" w:hAnsi="Verdana"/>
+                <w:color w:val="000000"/>
+                <w:sz w:val="23"/>
+                <w:szCs w:val="23"/>
+              </w:rPr>
+              <w:t>(</w:t>
+            </w:r>
+            <w:proofErr w:type="gramEnd"/>
+            <w:r>
+              <w:rPr>
+                <w:rFonts w:ascii="Verdana" w:hAnsi="Verdana"/>
+                <w:color w:val="000000"/>
+                <w:sz w:val="23"/>
+                <w:szCs w:val="23"/>
+              </w:rPr>
+              <w:t>)</w:t>
+            </w:r>
+          </w:p>
+        </w:tc>
+        <w:tc>
+          <w:tcPr>
+            <w:tcW w:w="0" w:type="auto"/>
+            <w:shd w:val="clear" w:color="auto" w:fill="FFFFFF"/>
+            <w:tcMar>
+              <w:top w:w="120" w:type="dxa"/>
+              <w:left w:w="120" w:type="dxa"/>
+              <w:bottom w:w="120" w:type="dxa"/>
+              <w:right w:w="120" w:type="dxa"/>
+            </w:tcMar>
+            <w:hideMark/>
+          </w:tcPr>
+          <w:p>
+            <w:pPr>
+              <w:spacing w:before="300" w:after="300"/>
+              <w:rPr>
+                <w:rFonts w:ascii="Verdana" w:hAnsi="Verdana"/>
+                <w:color w:val="000000"/>
+                <w:sz w:val="23"/>
+                <w:szCs w:val="23"/>
+              </w:rPr>
+            </w:pPr>
+            <w:r>
+              <w:rPr>
+                <w:rFonts w:ascii="Verdana" w:hAnsi="Verdana"/>
+                <w:color w:val="000000"/>
+                <w:sz w:val="23"/>
+                <w:szCs w:val="23"/>
+              </w:rPr>
+              <w:t>Get </w:t>
+            </w:r>
+            <w:r>
+              <w:rPr>
+                <w:rFonts w:ascii="Verdana" w:hAnsi="Verdana"/>
+                <w:b/>
+                <w:bCs/>
+                <w:color w:val="000000"/>
+                <w:sz w:val="23"/>
+                <w:szCs w:val="23"/>
+              </w:rPr>
+              <w:t>weekday</w:t>
+            </w:r>
+            <w:r>
+              <w:rPr>
+                <w:rFonts w:ascii="Verdana" w:hAnsi="Verdana"/>
+                <w:color w:val="000000"/>
+                <w:sz w:val="23"/>
+                <w:szCs w:val="23"/>
+              </w:rPr>
+              <w:t> as a number (0-6)</w:t>
+            </w:r>
+          </w:p>
+        </w:tc>
+      </w:tr>
+      <w:tr>
+        <w:tc>
+          <w:tcPr>
+            <w:tcW w:w="0" w:type="auto"/>
+            <w:shd w:val="clear" w:color="auto" w:fill="E7E9EB"/>
+            <w:tcMar>
+              <w:top w:w="120" w:type="dxa"/>
+              <w:left w:w="240" w:type="dxa"/>
+              <w:bottom w:w="120" w:type="dxa"/>
+              <w:right w:w="120" w:type="dxa"/>
+            </w:tcMar>
+            <w:hideMark/>
+          </w:tcPr>
+          <w:p>
+            <w:pPr>
+              <w:spacing w:before="300" w:after="300"/>
+              <w:rPr>
+                <w:rFonts w:ascii="Verdana" w:hAnsi="Verdana"/>
+                <w:color w:val="000000"/>
+                <w:sz w:val="23"/>
+                <w:szCs w:val="23"/>
+              </w:rPr>
+            </w:pPr>
+            <w:proofErr w:type="spellStart"/>
+            <w:proofErr w:type="gramStart"/>
+            <w:r>
+              <w:rPr>
+                <w:rFonts w:ascii="Verdana" w:hAnsi="Verdana"/>
+                <w:color w:val="000000"/>
+                <w:sz w:val="23"/>
+                <w:szCs w:val="23"/>
+              </w:rPr>
+              <w:t>getHours</w:t>
+            </w:r>
+            <w:proofErr w:type="spellEnd"/>
+            <w:r>
+              <w:rPr>
+                <w:rFonts w:ascii="Verdana" w:hAnsi="Verdana"/>
+                <w:color w:val="000000"/>
+                <w:sz w:val="23"/>
+                <w:szCs w:val="23"/>
+              </w:rPr>
+              <w:t>(</w:t>
+            </w:r>
+            <w:proofErr w:type="gramEnd"/>
+            <w:r>
+              <w:rPr>
+                <w:rFonts w:ascii="Verdana" w:hAnsi="Verdana"/>
+                <w:color w:val="000000"/>
+                <w:sz w:val="23"/>
+                <w:szCs w:val="23"/>
+              </w:rPr>
+              <w:t>)</w:t>
+            </w:r>
+          </w:p>
+        </w:tc>
+        <w:tc>
+          <w:tcPr>
+            <w:tcW w:w="0" w:type="auto"/>
+            <w:shd w:val="clear" w:color="auto" w:fill="E7E9EB"/>
+            <w:tcMar>
+              <w:top w:w="120" w:type="dxa"/>
+              <w:left w:w="120" w:type="dxa"/>
+              <w:bottom w:w="120" w:type="dxa"/>
+              <w:right w:w="120" w:type="dxa"/>
+            </w:tcMar>
+            <w:hideMark/>
+          </w:tcPr>
+          <w:p>
+            <w:pPr>
+              <w:spacing w:before="300" w:after="300"/>
+              <w:rPr>
+                <w:rFonts w:ascii="Verdana" w:hAnsi="Verdana"/>
+                <w:color w:val="000000"/>
+                <w:sz w:val="23"/>
+                <w:szCs w:val="23"/>
+              </w:rPr>
+            </w:pPr>
+            <w:r>
+              <w:rPr>
+                <w:rFonts w:ascii="Verdana" w:hAnsi="Verdana"/>
+                <w:color w:val="000000"/>
+                <w:sz w:val="23"/>
+                <w:szCs w:val="23"/>
+              </w:rPr>
+              <w:t>Get </w:t>
+            </w:r>
+            <w:r>
+              <w:rPr>
+                <w:rStyle w:val="Strong"/>
+                <w:rFonts w:ascii="Verdana" w:hAnsi="Verdana"/>
+                <w:color w:val="000000"/>
+                <w:sz w:val="23"/>
+                <w:szCs w:val="23"/>
+              </w:rPr>
+              <w:t>hour</w:t>
+            </w:r>
+            <w:r>
+              <w:rPr>
+                <w:rFonts w:ascii="Verdana" w:hAnsi="Verdana"/>
+                <w:color w:val="000000"/>
+                <w:sz w:val="23"/>
+                <w:szCs w:val="23"/>
+              </w:rPr>
+              <w:t> (0-23)</w:t>
+            </w:r>
+          </w:p>
+        </w:tc>
+      </w:tr>
+      <w:tr>
+        <w:tc>
+          <w:tcPr>
+            <w:tcW w:w="0" w:type="auto"/>
+            <w:shd w:val="clear" w:color="auto" w:fill="FFFFFF"/>
+            <w:tcMar>
+              <w:top w:w="120" w:type="dxa"/>
+              <w:left w:w="240" w:type="dxa"/>
+              <w:bottom w:w="120" w:type="dxa"/>
+              <w:right w:w="120" w:type="dxa"/>
+            </w:tcMar>
+            <w:hideMark/>
+          </w:tcPr>
+          <w:p>
+            <w:pPr>
+              <w:spacing w:before="300" w:after="300"/>
+              <w:rPr>
+                <w:rFonts w:ascii="Verdana" w:hAnsi="Verdana"/>
+                <w:color w:val="000000"/>
+                <w:sz w:val="23"/>
+                <w:szCs w:val="23"/>
+              </w:rPr>
+            </w:pPr>
+            <w:proofErr w:type="spellStart"/>
+            <w:proofErr w:type="gramStart"/>
+            <w:r>
+              <w:rPr>
+                <w:rFonts w:ascii="Verdana" w:hAnsi="Verdana"/>
+                <w:color w:val="000000"/>
+                <w:sz w:val="23"/>
+                <w:szCs w:val="23"/>
+              </w:rPr>
+              <w:t>getMinutes</w:t>
+            </w:r>
+            <w:proofErr w:type="spellEnd"/>
+            <w:r>
+              <w:rPr>
+                <w:rFonts w:ascii="Verdana" w:hAnsi="Verdana"/>
+                <w:color w:val="000000"/>
+                <w:sz w:val="23"/>
+                <w:szCs w:val="23"/>
+              </w:rPr>
+              <w:t>(</w:t>
+            </w:r>
+            <w:proofErr w:type="gramEnd"/>
+            <w:r>
+              <w:rPr>
+                <w:rFonts w:ascii="Verdana" w:hAnsi="Verdana"/>
+                <w:color w:val="000000"/>
+                <w:sz w:val="23"/>
+                <w:szCs w:val="23"/>
+              </w:rPr>
+              <w:t>)</w:t>
+            </w:r>
+          </w:p>
+        </w:tc>
+        <w:tc>
+          <w:tcPr>
+            <w:tcW w:w="0" w:type="auto"/>
+            <w:shd w:val="clear" w:color="auto" w:fill="FFFFFF"/>
+            <w:tcMar>
+              <w:top w:w="120" w:type="dxa"/>
+              <w:left w:w="120" w:type="dxa"/>
+              <w:bottom w:w="120" w:type="dxa"/>
+              <w:right w:w="120" w:type="dxa"/>
+            </w:tcMar>
+            <w:hideMark/>
+          </w:tcPr>
+          <w:p>
+            <w:pPr>
+              <w:spacing w:before="300" w:after="300"/>
+              <w:rPr>
+                <w:rFonts w:ascii="Verdana" w:hAnsi="Verdana"/>
+                <w:color w:val="000000"/>
+                <w:sz w:val="23"/>
+                <w:szCs w:val="23"/>
+              </w:rPr>
+            </w:pPr>
+            <w:r>
+              <w:rPr>
+                <w:rFonts w:ascii="Verdana" w:hAnsi="Verdana"/>
+                <w:color w:val="000000"/>
+                <w:sz w:val="23"/>
+                <w:szCs w:val="23"/>
+              </w:rPr>
+              <w:t>Get </w:t>
+            </w:r>
+            <w:r>
+              <w:rPr>
+                <w:rStyle w:val="Strong"/>
+                <w:rFonts w:ascii="Verdana" w:hAnsi="Verdana"/>
+                <w:color w:val="000000"/>
+                <w:sz w:val="23"/>
+                <w:szCs w:val="23"/>
+              </w:rPr>
+              <w:t>minute</w:t>
+            </w:r>
+            <w:r>
+              <w:rPr>
+                <w:rFonts w:ascii="Verdana" w:hAnsi="Verdana"/>
+                <w:color w:val="000000"/>
+                <w:sz w:val="23"/>
+                <w:szCs w:val="23"/>
+              </w:rPr>
+              <w:t> (0-59)</w:t>
+            </w:r>
+          </w:p>
+        </w:tc>
+      </w:tr>
+      <w:tr>
+        <w:tc>
+          <w:tcPr>
+            <w:tcW w:w="0" w:type="auto"/>
+            <w:shd w:val="clear" w:color="auto" w:fill="E7E9EB"/>
+            <w:tcMar>
+              <w:top w:w="120" w:type="dxa"/>
+              <w:left w:w="240" w:type="dxa"/>
+              <w:bottom w:w="120" w:type="dxa"/>
+              <w:right w:w="120" w:type="dxa"/>
+            </w:tcMar>
+            <w:hideMark/>
+          </w:tcPr>
+          <w:p>
+            <w:pPr>
+              <w:spacing w:before="300" w:after="300"/>
+              <w:rPr>
+                <w:rFonts w:ascii="Verdana" w:hAnsi="Verdana"/>
+                <w:color w:val="000000"/>
+                <w:sz w:val="23"/>
+                <w:szCs w:val="23"/>
+              </w:rPr>
+            </w:pPr>
+            <w:proofErr w:type="spellStart"/>
+            <w:proofErr w:type="gramStart"/>
+            <w:r>
+              <w:rPr>
+                <w:rFonts w:ascii="Verdana" w:hAnsi="Verdana"/>
+                <w:color w:val="000000"/>
+                <w:sz w:val="23"/>
+                <w:szCs w:val="23"/>
+              </w:rPr>
+              <w:t>getSeconds</w:t>
+            </w:r>
+            <w:proofErr w:type="spellEnd"/>
+            <w:r>
+              <w:rPr>
+                <w:rFonts w:ascii="Verdana" w:hAnsi="Verdana"/>
+                <w:color w:val="000000"/>
+                <w:sz w:val="23"/>
+                <w:szCs w:val="23"/>
+              </w:rPr>
+              <w:t>(</w:t>
+            </w:r>
+            <w:proofErr w:type="gramEnd"/>
+            <w:r>
+              <w:rPr>
+                <w:rFonts w:ascii="Verdana" w:hAnsi="Verdana"/>
+                <w:color w:val="000000"/>
+                <w:sz w:val="23"/>
+                <w:szCs w:val="23"/>
+              </w:rPr>
+              <w:t>)</w:t>
+            </w:r>
+          </w:p>
+        </w:tc>
+        <w:tc>
+          <w:tcPr>
+            <w:tcW w:w="0" w:type="auto"/>
+            <w:shd w:val="clear" w:color="auto" w:fill="E7E9EB"/>
+            <w:tcMar>
+              <w:top w:w="120" w:type="dxa"/>
+              <w:left w:w="120" w:type="dxa"/>
+              <w:bottom w:w="120" w:type="dxa"/>
+              <w:right w:w="120" w:type="dxa"/>
+            </w:tcMar>
+            <w:hideMark/>
+          </w:tcPr>
+          <w:p>
+            <w:pPr>
+              <w:spacing w:before="300" w:after="300"/>
+              <w:rPr>
+                <w:rFonts w:ascii="Verdana" w:hAnsi="Verdana"/>
+                <w:color w:val="000000"/>
+                <w:sz w:val="23"/>
+                <w:szCs w:val="23"/>
+              </w:rPr>
+            </w:pPr>
+            <w:r>
+              <w:rPr>
+                <w:rFonts w:ascii="Verdana" w:hAnsi="Verdana"/>
+                <w:color w:val="000000"/>
+                <w:sz w:val="23"/>
+                <w:szCs w:val="23"/>
+              </w:rPr>
+              <w:t>Get </w:t>
+            </w:r>
+            <w:r>
+              <w:rPr>
+                <w:rStyle w:val="Strong"/>
+                <w:rFonts w:ascii="Verdana" w:hAnsi="Verdana"/>
+                <w:color w:val="000000"/>
+                <w:sz w:val="23"/>
+                <w:szCs w:val="23"/>
+              </w:rPr>
+              <w:t>second</w:t>
+            </w:r>
+            <w:r>
+              <w:rPr>
+                <w:rFonts w:ascii="Verdana" w:hAnsi="Verdana"/>
+                <w:color w:val="000000"/>
+                <w:sz w:val="23"/>
+                <w:szCs w:val="23"/>
+              </w:rPr>
+              <w:t> (0-59)</w:t>
+            </w:r>
+          </w:p>
+        </w:tc>
+      </w:tr>
+      <w:tr>
+        <w:tc>
+          <w:tcPr>
+            <w:tcW w:w="0" w:type="auto"/>
+            <w:shd w:val="clear" w:color="auto" w:fill="FFFFFF"/>
+            <w:tcMar>
+              <w:top w:w="120" w:type="dxa"/>
+              <w:left w:w="240" w:type="dxa"/>
+              <w:bottom w:w="120" w:type="dxa"/>
+              <w:right w:w="120" w:type="dxa"/>
+            </w:tcMar>
+            <w:hideMark/>
+          </w:tcPr>
+          <w:p>
+            <w:pPr>
+              <w:spacing w:before="300" w:after="300"/>
+              <w:rPr>
+                <w:rFonts w:ascii="Verdana" w:hAnsi="Verdana"/>
+                <w:color w:val="000000"/>
+                <w:sz w:val="23"/>
+                <w:szCs w:val="23"/>
+              </w:rPr>
+            </w:pPr>
+            <w:proofErr w:type="spellStart"/>
+            <w:proofErr w:type="gramStart"/>
+            <w:r>
+              <w:rPr>
+                <w:rFonts w:ascii="Verdana" w:hAnsi="Verdana"/>
+                <w:color w:val="000000"/>
+                <w:sz w:val="23"/>
+                <w:szCs w:val="23"/>
+              </w:rPr>
+              <w:t>getMilliseconds</w:t>
+            </w:r>
+            <w:proofErr w:type="spellEnd"/>
+            <w:r>
+              <w:rPr>
+                <w:rFonts w:ascii="Verdana" w:hAnsi="Verdana"/>
+                <w:color w:val="000000"/>
+                <w:sz w:val="23"/>
+                <w:szCs w:val="23"/>
+              </w:rPr>
+              <w:t>(</w:t>
+            </w:r>
+            <w:proofErr w:type="gramEnd"/>
+            <w:r>
+              <w:rPr>
+                <w:rFonts w:ascii="Verdana" w:hAnsi="Verdana"/>
+                <w:color w:val="000000"/>
+                <w:sz w:val="23"/>
+                <w:szCs w:val="23"/>
+              </w:rPr>
+              <w:t>)</w:t>
+            </w:r>
+          </w:p>
+        </w:tc>
+        <w:tc>
+          <w:tcPr>
+            <w:tcW w:w="0" w:type="auto"/>
+            <w:shd w:val="clear" w:color="auto" w:fill="FFFFFF"/>
+            <w:tcMar>
+              <w:top w:w="120" w:type="dxa"/>
+              <w:left w:w="120" w:type="dxa"/>
+              <w:bottom w:w="120" w:type="dxa"/>
+              <w:right w:w="120" w:type="dxa"/>
+            </w:tcMar>
+            <w:hideMark/>
+          </w:tcPr>
+          <w:p>
+            <w:pPr>
+              <w:spacing w:before="300" w:after="300"/>
+              <w:rPr>
+                <w:rFonts w:ascii="Verdana" w:hAnsi="Verdana"/>
+                <w:color w:val="000000"/>
+                <w:sz w:val="23"/>
+                <w:szCs w:val="23"/>
+              </w:rPr>
+            </w:pPr>
+            <w:r>
+              <w:rPr>
+                <w:rFonts w:ascii="Verdana" w:hAnsi="Verdana"/>
+                <w:color w:val="000000"/>
+                <w:sz w:val="23"/>
+                <w:szCs w:val="23"/>
+              </w:rPr>
+              <w:t>Get </w:t>
+            </w:r>
+            <w:r>
+              <w:rPr>
+                <w:rStyle w:val="Strong"/>
+                <w:rFonts w:ascii="Verdana" w:hAnsi="Verdana"/>
+                <w:color w:val="000000"/>
+                <w:sz w:val="23"/>
+                <w:szCs w:val="23"/>
+              </w:rPr>
+              <w:t>millisecond</w:t>
+            </w:r>
+            <w:r>
+              <w:rPr>
+                <w:rFonts w:ascii="Verdana" w:hAnsi="Verdana"/>
+                <w:color w:val="000000"/>
+                <w:sz w:val="23"/>
+                <w:szCs w:val="23"/>
+              </w:rPr>
+              <w:t> (0-999)</w:t>
+            </w:r>
+          </w:p>
+        </w:tc>
+      </w:tr>
+      <w:tr>
+        <w:tc>
+          <w:tcPr>
+            <w:tcW w:w="0" w:type="auto"/>
+            <w:shd w:val="clear" w:color="auto" w:fill="E7E9EB"/>
+            <w:tcMar>
+              <w:top w:w="120" w:type="dxa"/>
+              <w:left w:w="240" w:type="dxa"/>
+              <w:bottom w:w="120" w:type="dxa"/>
+              <w:right w:w="120" w:type="dxa"/>
+            </w:tcMar>
+            <w:hideMark/>
+          </w:tcPr>
+          <w:p>
+            <w:pPr>
+              <w:spacing w:before="300" w:after="300"/>
+              <w:rPr>
+                <w:rFonts w:ascii="Verdana" w:hAnsi="Verdana"/>
+                <w:color w:val="000000"/>
+                <w:sz w:val="23"/>
+                <w:szCs w:val="23"/>
+              </w:rPr>
+            </w:pPr>
+            <w:proofErr w:type="spellStart"/>
+            <w:proofErr w:type="gramStart"/>
+            <w:r>
+              <w:rPr>
+                <w:rFonts w:ascii="Verdana" w:hAnsi="Verdana"/>
+                <w:color w:val="000000"/>
+                <w:sz w:val="23"/>
+                <w:szCs w:val="23"/>
+              </w:rPr>
+              <w:t>getTime</w:t>
+            </w:r>
+            <w:proofErr w:type="spellEnd"/>
+            <w:r>
+              <w:rPr>
+                <w:rFonts w:ascii="Verdana" w:hAnsi="Verdana"/>
+                <w:color w:val="000000"/>
+                <w:sz w:val="23"/>
+                <w:szCs w:val="23"/>
+              </w:rPr>
+              <w:t>(</w:t>
+            </w:r>
+            <w:proofErr w:type="gramEnd"/>
+            <w:r>
+              <w:rPr>
+                <w:rFonts w:ascii="Verdana" w:hAnsi="Verdana"/>
+                <w:color w:val="000000"/>
+                <w:sz w:val="23"/>
+                <w:szCs w:val="23"/>
+              </w:rPr>
+              <w:t>)</w:t>
+            </w:r>
+          </w:p>
+        </w:tc>
+        <w:tc>
+          <w:tcPr>
+            <w:tcW w:w="0" w:type="auto"/>
+            <w:shd w:val="clear" w:color="auto" w:fill="E7E9EB"/>
+            <w:tcMar>
+              <w:top w:w="120" w:type="dxa"/>
+              <w:left w:w="120" w:type="dxa"/>
+              <w:bottom w:w="120" w:type="dxa"/>
+              <w:right w:w="120" w:type="dxa"/>
+            </w:tcMar>
+            <w:hideMark/>
+          </w:tcPr>
+          <w:p>
+            <w:pPr>
+              <w:spacing w:before="300" w:after="300"/>
+              <w:rPr>
+                <w:rFonts w:ascii="Verdana" w:hAnsi="Verdana"/>
+                <w:color w:val="000000"/>
+                <w:sz w:val="23"/>
+                <w:szCs w:val="23"/>
+              </w:rPr>
+            </w:pPr>
+            <w:r>
+              <w:rPr>
+                <w:rFonts w:ascii="Verdana" w:hAnsi="Verdana"/>
+                <w:color w:val="000000"/>
+                <w:sz w:val="23"/>
+                <w:szCs w:val="23"/>
+              </w:rPr>
+              <w:t>Get </w:t>
+            </w:r>
+            <w:r>
+              <w:rPr>
+                <w:rFonts w:ascii="Verdana" w:hAnsi="Verdana"/>
+                <w:b/>
+                <w:bCs/>
+                <w:color w:val="000000"/>
+                <w:sz w:val="23"/>
+                <w:szCs w:val="23"/>
+              </w:rPr>
+              <w:t>time</w:t>
+            </w:r>
+            <w:r>
+              <w:rPr>
+                <w:rFonts w:ascii="Verdana" w:hAnsi="Verdana"/>
+                <w:color w:val="000000"/>
+                <w:sz w:val="23"/>
+                <w:szCs w:val="23"/>
+              </w:rPr>
+              <w:t> (milliseconds since January 1, 1970)</w:t>
+            </w:r>
+          </w:p>
+        </w:tc>
+      </w:tr>
+    </w:tbl>
+    <w:p>
+      <w:pPr>
+        <w:rPr>
+          <w:lang w:val="en-US"/>
+        </w:rPr>
+      </w:pPr>
+    </w:p>
+    <w:p>
+      <w:pPr>
+        <w:rPr>
+          <w:lang w:val="en-US"/>
+        </w:rPr>
+      </w:pPr>
+    </w:p>
+    <w:p>
+      <w:pPr>
+        <w:rPr>
+          <w:lang w:val="en-US"/>
+        </w:rPr>
+      </w:pPr>
+      <w:r>
+        <w:rPr>
+          <w:lang w:val="en-US"/>
+        </w:rPr>
+        <w:t>Date Set methods:</w:t>
+      </w:r>
+    </w:p>
+    <w:p>
+      <w:pPr>
+        <w:pStyle w:val="Heading2"/>
+        <w:shd w:val="clear" w:color="auto" w:fill="FFFFFF"/>
+        <w:spacing w:before="150" w:beforeAutospacing="0" w:after="150" w:afterAutospacing="0"/>
+        <w:rPr>
+          <w:rFonts w:ascii="Segoe UI" w:hAnsi="Segoe UI" w:cs="Segoe UI"/>
+          <w:b w:val="0"/>
+          <w:bCs w:val="0"/>
+          <w:color w:val="000000"/>
+          <w:sz w:val="48"/>
+          <w:szCs w:val="48"/>
+        </w:rPr>
+      </w:pPr>
+      <w:r>
+        <w:rPr>
+          <w:rFonts w:ascii="Segoe UI" w:hAnsi="Segoe UI" w:cs="Segoe UI"/>
+          <w:b w:val="0"/>
+          <w:bCs w:val="0"/>
+          <w:color w:val="000000"/>
+          <w:sz w:val="48"/>
+          <w:szCs w:val="48"/>
+        </w:rPr>
+        <w:t>Set Date Methods</w:t>
+      </w:r>
+    </w:p>
+    <w:p>
+      <w:pPr>
+        <w:pStyle w:val="NormalWeb"/>
+        <w:shd w:val="clear" w:color="auto" w:fill="FFFFFF"/>
+        <w:spacing w:before="288" w:beforeAutospacing="0" w:after="288" w:afterAutospacing="0"/>
+        <w:rPr>
+          <w:rFonts w:ascii="Verdana" w:hAnsi="Verdana"/>
+          <w:color w:val="000000"/>
+          <w:sz w:val="23"/>
+          <w:szCs w:val="23"/>
+        </w:rPr>
+      </w:pPr>
+      <w:r>
+        <w:rPr>
+          <w:rFonts w:ascii="Verdana" w:hAnsi="Verdana"/>
+          <w:color w:val="000000"/>
+          <w:sz w:val="23"/>
+          <w:szCs w:val="23"/>
+        </w:rPr>
+        <w:t>Set Date methods are used for setting a part of a date:</w:t>
+      </w:r>
+    </w:p>
+    <w:tbl>
+      <w:tblPr>
+        <w:tblW w:w="15268" w:type="dxa"/>
+        <w:tblBorders>
+          <w:top w:val="single" w:sz="6" w:space="0" w:color="CCCCCC"/>
+          <w:left w:val="single" w:sz="6" w:space="0" w:color="CCCCCC"/>
+          <w:bottom w:val="single" w:sz="6" w:space="0" w:color="CCCCCC"/>
+          <w:right w:val="single" w:sz="6" w:space="0" w:color="CCCCCC"/>
+        </w:tblBorders>
+        <w:shd w:val="clear" w:color="auto" w:fill="FFFFFF"/>
+        <w:tblCellMar>
+          <w:top w:w="15" w:type="dxa"/>
+          <w:left w:w="15" w:type="dxa"/>
+          <w:bottom w:w="15" w:type="dxa"/>
+          <w:right w:w="15" w:type="dxa"/>
+        </w:tblCellMar>
+        <w:tblLook w:val="04A0" w:firstRow="1" w:lastRow="0" w:firstColumn="1" w:lastColumn="0" w:noHBand="0" w:noVBand="1"/>
+      </w:tblPr>
+      <w:tblGrid>
+        <w:gridCol w:w="4217"/>
+        <w:gridCol w:w="11051"/>
+      </w:tblGrid>
+      <w:tr>
+        <w:tc>
+          <w:tcPr>
+            <w:tcW w:w="0" w:type="auto"/>
+            <w:shd w:val="clear" w:color="auto" w:fill="FFFFFF"/>
+            <w:tcMar>
+              <w:top w:w="120" w:type="dxa"/>
+              <w:left w:w="240" w:type="dxa"/>
+              <w:bottom w:w="120" w:type="dxa"/>
+              <w:right w:w="120" w:type="dxa"/>
+            </w:tcMar>
+            <w:hideMark/>
+          </w:tcPr>
+          <w:p>
+            <w:pPr>
+              <w:spacing w:before="300" w:after="300"/>
+              <w:rPr>
+                <w:rFonts w:ascii="Verdana" w:hAnsi="Verdana"/>
+                <w:b/>
+                <w:bCs/>
+                <w:color w:val="000000"/>
+                <w:sz w:val="23"/>
+                <w:szCs w:val="23"/>
+              </w:rPr>
+            </w:pPr>
+            <w:r>
+              <w:rPr>
+                <w:rFonts w:ascii="Verdana" w:hAnsi="Verdana"/>
+                <w:b/>
+                <w:bCs/>
+                <w:color w:val="000000"/>
+                <w:sz w:val="23"/>
+                <w:szCs w:val="23"/>
+              </w:rPr>
+              <w:lastRenderedPageBreak/>
+              <w:t>Method</w:t>
+            </w:r>
+          </w:p>
+        </w:tc>
+        <w:tc>
+          <w:tcPr>
+            <w:tcW w:w="0" w:type="auto"/>
+            <w:shd w:val="clear" w:color="auto" w:fill="FFFFFF"/>
+            <w:tcMar>
+              <w:top w:w="120" w:type="dxa"/>
+              <w:left w:w="120" w:type="dxa"/>
+              <w:bottom w:w="120" w:type="dxa"/>
+              <w:right w:w="120" w:type="dxa"/>
+            </w:tcMar>
+            <w:hideMark/>
+          </w:tcPr>
+          <w:p>
+            <w:pPr>
+              <w:spacing w:before="300" w:after="300"/>
+              <w:rPr>
+                <w:rFonts w:ascii="Verdana" w:hAnsi="Verdana"/>
+                <w:b/>
+                <w:bCs/>
+                <w:color w:val="000000"/>
+                <w:sz w:val="23"/>
+                <w:szCs w:val="23"/>
+              </w:rPr>
+            </w:pPr>
+            <w:r>
+              <w:rPr>
+                <w:rFonts w:ascii="Verdana" w:hAnsi="Verdana"/>
+                <w:b/>
+                <w:bCs/>
+                <w:color w:val="000000"/>
+                <w:sz w:val="23"/>
+                <w:szCs w:val="23"/>
+              </w:rPr>
+              <w:t>Description</w:t>
+            </w:r>
+          </w:p>
+        </w:tc>
+      </w:tr>
+      <w:tr>
+        <w:tc>
+          <w:tcPr>
+            <w:tcW w:w="0" w:type="auto"/>
+            <w:shd w:val="clear" w:color="auto" w:fill="E7E9EB"/>
+            <w:tcMar>
+              <w:top w:w="120" w:type="dxa"/>
+              <w:left w:w="240" w:type="dxa"/>
+              <w:bottom w:w="120" w:type="dxa"/>
+              <w:right w:w="120" w:type="dxa"/>
+            </w:tcMar>
+            <w:hideMark/>
+          </w:tcPr>
+          <w:p>
+            <w:pPr>
+              <w:spacing w:before="300" w:after="300"/>
+              <w:rPr>
+                <w:rFonts w:ascii="Verdana" w:hAnsi="Verdana"/>
+                <w:color w:val="000000"/>
+                <w:sz w:val="23"/>
+                <w:szCs w:val="23"/>
+              </w:rPr>
+            </w:pPr>
+            <w:proofErr w:type="spellStart"/>
+            <w:proofErr w:type="gramStart"/>
+            <w:r>
+              <w:rPr>
+                <w:rFonts w:ascii="Verdana" w:hAnsi="Verdana"/>
+                <w:color w:val="000000"/>
+                <w:sz w:val="23"/>
+                <w:szCs w:val="23"/>
+              </w:rPr>
+              <w:t>setDate</w:t>
+            </w:r>
+            <w:proofErr w:type="spellEnd"/>
+            <w:r>
+              <w:rPr>
+                <w:rFonts w:ascii="Verdana" w:hAnsi="Verdana"/>
+                <w:color w:val="000000"/>
+                <w:sz w:val="23"/>
+                <w:szCs w:val="23"/>
+              </w:rPr>
+              <w:t>(</w:t>
+            </w:r>
+            <w:proofErr w:type="gramEnd"/>
+            <w:r>
+              <w:rPr>
+                <w:rFonts w:ascii="Verdana" w:hAnsi="Verdana"/>
+                <w:color w:val="000000"/>
+                <w:sz w:val="23"/>
+                <w:szCs w:val="23"/>
+              </w:rPr>
+              <w:t>)</w:t>
+            </w:r>
+          </w:p>
+        </w:tc>
+        <w:tc>
+          <w:tcPr>
+            <w:tcW w:w="0" w:type="auto"/>
+            <w:shd w:val="clear" w:color="auto" w:fill="E7E9EB"/>
+            <w:tcMar>
+              <w:top w:w="120" w:type="dxa"/>
+              <w:left w:w="120" w:type="dxa"/>
+              <w:bottom w:w="120" w:type="dxa"/>
+              <w:right w:w="120" w:type="dxa"/>
+            </w:tcMar>
+            <w:hideMark/>
+          </w:tcPr>
+          <w:p>
+            <w:pPr>
+              <w:spacing w:before="300" w:after="300"/>
+              <w:rPr>
+                <w:rFonts w:ascii="Verdana" w:hAnsi="Verdana"/>
+                <w:color w:val="000000"/>
+                <w:sz w:val="23"/>
+                <w:szCs w:val="23"/>
+              </w:rPr>
+            </w:pPr>
+            <w:r>
+              <w:rPr>
+                <w:rFonts w:ascii="Verdana" w:hAnsi="Verdana"/>
+                <w:color w:val="000000"/>
+                <w:sz w:val="23"/>
+                <w:szCs w:val="23"/>
+              </w:rPr>
+              <w:t>Set the day as a number (1-31)</w:t>
+            </w:r>
+          </w:p>
+        </w:tc>
+      </w:tr>
+      <w:tr>
+        <w:tc>
+          <w:tcPr>
+            <w:tcW w:w="0" w:type="auto"/>
+            <w:shd w:val="clear" w:color="auto" w:fill="FFFFFF"/>
+            <w:tcMar>
+              <w:top w:w="120" w:type="dxa"/>
+              <w:left w:w="240" w:type="dxa"/>
+              <w:bottom w:w="120" w:type="dxa"/>
+              <w:right w:w="120" w:type="dxa"/>
+            </w:tcMar>
+            <w:hideMark/>
+          </w:tcPr>
+          <w:p>
+            <w:pPr>
+              <w:spacing w:before="300" w:after="300"/>
+              <w:rPr>
+                <w:rFonts w:ascii="Verdana" w:hAnsi="Verdana"/>
+                <w:color w:val="000000"/>
+                <w:sz w:val="23"/>
+                <w:szCs w:val="23"/>
+              </w:rPr>
+            </w:pPr>
+            <w:proofErr w:type="spellStart"/>
+            <w:proofErr w:type="gramStart"/>
+            <w:r>
+              <w:rPr>
+                <w:rFonts w:ascii="Verdana" w:hAnsi="Verdana"/>
+                <w:color w:val="000000"/>
+                <w:sz w:val="23"/>
+                <w:szCs w:val="23"/>
+              </w:rPr>
+              <w:t>setFullYear</w:t>
+            </w:r>
+            <w:proofErr w:type="spellEnd"/>
+            <w:r>
+              <w:rPr>
+                <w:rFonts w:ascii="Verdana" w:hAnsi="Verdana"/>
+                <w:color w:val="000000"/>
+                <w:sz w:val="23"/>
+                <w:szCs w:val="23"/>
+              </w:rPr>
+              <w:t>(</w:t>
+            </w:r>
+            <w:proofErr w:type="gramEnd"/>
+            <w:r>
+              <w:rPr>
+                <w:rFonts w:ascii="Verdana" w:hAnsi="Verdana"/>
+                <w:color w:val="000000"/>
+                <w:sz w:val="23"/>
+                <w:szCs w:val="23"/>
+              </w:rPr>
+              <w:t>)</w:t>
+            </w:r>
+          </w:p>
+        </w:tc>
+        <w:tc>
+          <w:tcPr>
+            <w:tcW w:w="0" w:type="auto"/>
+            <w:shd w:val="clear" w:color="auto" w:fill="FFFFFF"/>
+            <w:tcMar>
+              <w:top w:w="120" w:type="dxa"/>
+              <w:left w:w="120" w:type="dxa"/>
+              <w:bottom w:w="120" w:type="dxa"/>
+              <w:right w:w="120" w:type="dxa"/>
+            </w:tcMar>
+            <w:hideMark/>
+          </w:tcPr>
+          <w:p>
+            <w:pPr>
+              <w:spacing w:before="300" w:after="300"/>
+              <w:rPr>
+                <w:rFonts w:ascii="Verdana" w:hAnsi="Verdana"/>
+                <w:color w:val="000000"/>
+                <w:sz w:val="23"/>
+                <w:szCs w:val="23"/>
+              </w:rPr>
+            </w:pPr>
+            <w:r>
+              <w:rPr>
+                <w:rFonts w:ascii="Verdana" w:hAnsi="Verdana"/>
+                <w:color w:val="000000"/>
+                <w:sz w:val="23"/>
+                <w:szCs w:val="23"/>
+              </w:rPr>
+              <w:t>Set the year (optionally month and day)</w:t>
+            </w:r>
+          </w:p>
+        </w:tc>
+      </w:tr>
+      <w:tr>
+        <w:tc>
+          <w:tcPr>
+            <w:tcW w:w="0" w:type="auto"/>
+            <w:shd w:val="clear" w:color="auto" w:fill="E7E9EB"/>
+            <w:tcMar>
+              <w:top w:w="120" w:type="dxa"/>
+              <w:left w:w="240" w:type="dxa"/>
+              <w:bottom w:w="120" w:type="dxa"/>
+              <w:right w:w="120" w:type="dxa"/>
+            </w:tcMar>
+            <w:hideMark/>
+          </w:tcPr>
+          <w:p>
+            <w:pPr>
+              <w:spacing w:before="300" w:after="300"/>
+              <w:rPr>
+                <w:rFonts w:ascii="Verdana" w:hAnsi="Verdana"/>
+                <w:color w:val="000000"/>
+                <w:sz w:val="23"/>
+                <w:szCs w:val="23"/>
+              </w:rPr>
+            </w:pPr>
+            <w:proofErr w:type="spellStart"/>
+            <w:proofErr w:type="gramStart"/>
+            <w:r>
+              <w:rPr>
+                <w:rFonts w:ascii="Verdana" w:hAnsi="Verdana"/>
+                <w:color w:val="000000"/>
+                <w:sz w:val="23"/>
+                <w:szCs w:val="23"/>
+              </w:rPr>
+              <w:t>setHours</w:t>
+            </w:r>
+            <w:proofErr w:type="spellEnd"/>
+            <w:r>
+              <w:rPr>
+                <w:rFonts w:ascii="Verdana" w:hAnsi="Verdana"/>
+                <w:color w:val="000000"/>
+                <w:sz w:val="23"/>
+                <w:szCs w:val="23"/>
+              </w:rPr>
+              <w:t>(</w:t>
+            </w:r>
+            <w:proofErr w:type="gramEnd"/>
+            <w:r>
+              <w:rPr>
+                <w:rFonts w:ascii="Verdana" w:hAnsi="Verdana"/>
+                <w:color w:val="000000"/>
+                <w:sz w:val="23"/>
+                <w:szCs w:val="23"/>
+              </w:rPr>
+              <w:t>)</w:t>
+            </w:r>
+          </w:p>
+        </w:tc>
+        <w:tc>
+          <w:tcPr>
+            <w:tcW w:w="0" w:type="auto"/>
+            <w:shd w:val="clear" w:color="auto" w:fill="E7E9EB"/>
+            <w:tcMar>
+              <w:top w:w="120" w:type="dxa"/>
+              <w:left w:w="120" w:type="dxa"/>
+              <w:bottom w:w="120" w:type="dxa"/>
+              <w:right w:w="120" w:type="dxa"/>
+            </w:tcMar>
+            <w:hideMark/>
+          </w:tcPr>
+          <w:p>
+            <w:pPr>
+              <w:spacing w:before="300" w:after="300"/>
+              <w:rPr>
+                <w:rFonts w:ascii="Verdana" w:hAnsi="Verdana"/>
+                <w:color w:val="000000"/>
+                <w:sz w:val="23"/>
+                <w:szCs w:val="23"/>
+              </w:rPr>
+            </w:pPr>
+            <w:r>
+              <w:rPr>
+                <w:rFonts w:ascii="Verdana" w:hAnsi="Verdana"/>
+                <w:color w:val="000000"/>
+                <w:sz w:val="23"/>
+                <w:szCs w:val="23"/>
+              </w:rPr>
+              <w:t>Set the hour (0-23)</w:t>
+            </w:r>
+          </w:p>
+        </w:tc>
+      </w:tr>
+      <w:tr>
+        <w:tc>
+          <w:tcPr>
+            <w:tcW w:w="0" w:type="auto"/>
+            <w:shd w:val="clear" w:color="auto" w:fill="FFFFFF"/>
+            <w:tcMar>
+              <w:top w:w="120" w:type="dxa"/>
+              <w:left w:w="240" w:type="dxa"/>
+              <w:bottom w:w="120" w:type="dxa"/>
+              <w:right w:w="120" w:type="dxa"/>
+            </w:tcMar>
+            <w:hideMark/>
+          </w:tcPr>
+          <w:p>
+            <w:pPr>
+              <w:spacing w:before="300" w:after="300"/>
+              <w:rPr>
+                <w:rFonts w:ascii="Verdana" w:hAnsi="Verdana"/>
+                <w:color w:val="000000"/>
+                <w:sz w:val="23"/>
+                <w:szCs w:val="23"/>
+              </w:rPr>
+            </w:pPr>
+            <w:proofErr w:type="spellStart"/>
+            <w:proofErr w:type="gramStart"/>
+            <w:r>
+              <w:rPr>
+                <w:rFonts w:ascii="Verdana" w:hAnsi="Verdana"/>
+                <w:color w:val="000000"/>
+                <w:sz w:val="23"/>
+                <w:szCs w:val="23"/>
+              </w:rPr>
+              <w:t>setMilliseconds</w:t>
+            </w:r>
+            <w:proofErr w:type="spellEnd"/>
+            <w:r>
+              <w:rPr>
+                <w:rFonts w:ascii="Verdana" w:hAnsi="Verdana"/>
+                <w:color w:val="000000"/>
+                <w:sz w:val="23"/>
+                <w:szCs w:val="23"/>
+              </w:rPr>
+              <w:t>(</w:t>
+            </w:r>
+            <w:proofErr w:type="gramEnd"/>
+            <w:r>
+              <w:rPr>
+                <w:rFonts w:ascii="Verdana" w:hAnsi="Verdana"/>
+                <w:color w:val="000000"/>
+                <w:sz w:val="23"/>
+                <w:szCs w:val="23"/>
+              </w:rPr>
+              <w:t>)</w:t>
+            </w:r>
+          </w:p>
+        </w:tc>
+        <w:tc>
+          <w:tcPr>
+            <w:tcW w:w="0" w:type="auto"/>
+            <w:shd w:val="clear" w:color="auto" w:fill="FFFFFF"/>
+            <w:tcMar>
+              <w:top w:w="120" w:type="dxa"/>
+              <w:left w:w="120" w:type="dxa"/>
+              <w:bottom w:w="120" w:type="dxa"/>
+              <w:right w:w="120" w:type="dxa"/>
+            </w:tcMar>
+            <w:hideMark/>
+          </w:tcPr>
+          <w:p>
+            <w:pPr>
+              <w:spacing w:before="300" w:after="300"/>
+              <w:rPr>
+                <w:rFonts w:ascii="Verdana" w:hAnsi="Verdana"/>
+                <w:color w:val="000000"/>
+                <w:sz w:val="23"/>
+                <w:szCs w:val="23"/>
+              </w:rPr>
+            </w:pPr>
+            <w:r>
+              <w:rPr>
+                <w:rFonts w:ascii="Verdana" w:hAnsi="Verdana"/>
+                <w:color w:val="000000"/>
+                <w:sz w:val="23"/>
+                <w:szCs w:val="23"/>
+              </w:rPr>
+              <w:t>Set the milliseconds (0-999)</w:t>
+            </w:r>
+          </w:p>
+        </w:tc>
+      </w:tr>
+      <w:tr>
+        <w:tc>
+          <w:tcPr>
+            <w:tcW w:w="0" w:type="auto"/>
+            <w:shd w:val="clear" w:color="auto" w:fill="E7E9EB"/>
+            <w:tcMar>
+              <w:top w:w="120" w:type="dxa"/>
+              <w:left w:w="240" w:type="dxa"/>
+              <w:bottom w:w="120" w:type="dxa"/>
+              <w:right w:w="120" w:type="dxa"/>
+            </w:tcMar>
+            <w:hideMark/>
+          </w:tcPr>
+          <w:p>
+            <w:pPr>
+              <w:spacing w:before="300" w:after="300"/>
+              <w:rPr>
+                <w:rFonts w:ascii="Verdana" w:hAnsi="Verdana"/>
+                <w:color w:val="000000"/>
+                <w:sz w:val="23"/>
+                <w:szCs w:val="23"/>
+              </w:rPr>
+            </w:pPr>
+            <w:proofErr w:type="spellStart"/>
+            <w:proofErr w:type="gramStart"/>
+            <w:r>
+              <w:rPr>
+                <w:rFonts w:ascii="Verdana" w:hAnsi="Verdana"/>
+                <w:color w:val="000000"/>
+                <w:sz w:val="23"/>
+                <w:szCs w:val="23"/>
+              </w:rPr>
+              <w:t>setMinutes</w:t>
+            </w:r>
+            <w:proofErr w:type="spellEnd"/>
+            <w:r>
+              <w:rPr>
+                <w:rFonts w:ascii="Verdana" w:hAnsi="Verdana"/>
+                <w:color w:val="000000"/>
+                <w:sz w:val="23"/>
+                <w:szCs w:val="23"/>
+              </w:rPr>
+              <w:t>(</w:t>
+            </w:r>
+            <w:proofErr w:type="gramEnd"/>
+            <w:r>
+              <w:rPr>
+                <w:rFonts w:ascii="Verdana" w:hAnsi="Verdana"/>
+                <w:color w:val="000000"/>
+                <w:sz w:val="23"/>
+                <w:szCs w:val="23"/>
+              </w:rPr>
+              <w:t>)</w:t>
+            </w:r>
+          </w:p>
+        </w:tc>
+        <w:tc>
+          <w:tcPr>
+            <w:tcW w:w="0" w:type="auto"/>
+            <w:shd w:val="clear" w:color="auto" w:fill="E7E9EB"/>
+            <w:tcMar>
+              <w:top w:w="120" w:type="dxa"/>
+              <w:left w:w="120" w:type="dxa"/>
+              <w:bottom w:w="120" w:type="dxa"/>
+              <w:right w:w="120" w:type="dxa"/>
+            </w:tcMar>
+            <w:hideMark/>
+          </w:tcPr>
+          <w:p>
+            <w:pPr>
+              <w:spacing w:before="300" w:after="300"/>
+              <w:rPr>
+                <w:rFonts w:ascii="Verdana" w:hAnsi="Verdana"/>
+                <w:color w:val="000000"/>
+                <w:sz w:val="23"/>
+                <w:szCs w:val="23"/>
+              </w:rPr>
+            </w:pPr>
+            <w:r>
+              <w:rPr>
+                <w:rFonts w:ascii="Verdana" w:hAnsi="Verdana"/>
+                <w:color w:val="000000"/>
+                <w:sz w:val="23"/>
+                <w:szCs w:val="23"/>
+              </w:rPr>
+              <w:t>Set the minutes (0-59)</w:t>
+            </w:r>
+          </w:p>
+        </w:tc>
+      </w:tr>
+      <w:tr>
+        <w:tc>
+          <w:tcPr>
+            <w:tcW w:w="0" w:type="auto"/>
+            <w:shd w:val="clear" w:color="auto" w:fill="FFFFFF"/>
+            <w:tcMar>
+              <w:top w:w="120" w:type="dxa"/>
+              <w:left w:w="240" w:type="dxa"/>
+              <w:bottom w:w="120" w:type="dxa"/>
+              <w:right w:w="120" w:type="dxa"/>
+            </w:tcMar>
+            <w:hideMark/>
+          </w:tcPr>
+          <w:p>
+            <w:pPr>
+              <w:spacing w:before="300" w:after="300"/>
+              <w:rPr>
+                <w:rFonts w:ascii="Verdana" w:hAnsi="Verdana"/>
+                <w:color w:val="000000"/>
+                <w:sz w:val="23"/>
+                <w:szCs w:val="23"/>
+              </w:rPr>
+            </w:pPr>
+            <w:proofErr w:type="spellStart"/>
+            <w:proofErr w:type="gramStart"/>
+            <w:r>
+              <w:rPr>
+                <w:rFonts w:ascii="Verdana" w:hAnsi="Verdana"/>
+                <w:color w:val="000000"/>
+                <w:sz w:val="23"/>
+                <w:szCs w:val="23"/>
+              </w:rPr>
+              <w:t>setMonth</w:t>
+            </w:r>
+            <w:proofErr w:type="spellEnd"/>
+            <w:r>
+              <w:rPr>
+                <w:rFonts w:ascii="Verdana" w:hAnsi="Verdana"/>
+                <w:color w:val="000000"/>
+                <w:sz w:val="23"/>
+                <w:szCs w:val="23"/>
+              </w:rPr>
+              <w:t>(</w:t>
+            </w:r>
+            <w:proofErr w:type="gramEnd"/>
+            <w:r>
+              <w:rPr>
+                <w:rFonts w:ascii="Verdana" w:hAnsi="Verdana"/>
+                <w:color w:val="000000"/>
+                <w:sz w:val="23"/>
+                <w:szCs w:val="23"/>
+              </w:rPr>
+              <w:t>)</w:t>
+            </w:r>
+          </w:p>
+        </w:tc>
+        <w:tc>
+          <w:tcPr>
+            <w:tcW w:w="0" w:type="auto"/>
+            <w:shd w:val="clear" w:color="auto" w:fill="FFFFFF"/>
+            <w:tcMar>
+              <w:top w:w="120" w:type="dxa"/>
+              <w:left w:w="120" w:type="dxa"/>
+              <w:bottom w:w="120" w:type="dxa"/>
+              <w:right w:w="120" w:type="dxa"/>
+            </w:tcMar>
+            <w:hideMark/>
+          </w:tcPr>
+          <w:p>
+            <w:pPr>
+              <w:spacing w:before="300" w:after="300"/>
+              <w:rPr>
+                <w:rFonts w:ascii="Verdana" w:hAnsi="Verdana"/>
+                <w:color w:val="000000"/>
+                <w:sz w:val="23"/>
+                <w:szCs w:val="23"/>
+              </w:rPr>
+            </w:pPr>
+            <w:r>
+              <w:rPr>
+                <w:rFonts w:ascii="Verdana" w:hAnsi="Verdana"/>
+                <w:color w:val="000000"/>
+                <w:sz w:val="23"/>
+                <w:szCs w:val="23"/>
+              </w:rPr>
+              <w:t>Set the month (0-11)</w:t>
+            </w:r>
+          </w:p>
+        </w:tc>
+      </w:tr>
+      <w:tr>
+        <w:tc>
+          <w:tcPr>
+            <w:tcW w:w="0" w:type="auto"/>
+            <w:shd w:val="clear" w:color="auto" w:fill="E7E9EB"/>
+            <w:tcMar>
+              <w:top w:w="120" w:type="dxa"/>
+              <w:left w:w="240" w:type="dxa"/>
+              <w:bottom w:w="120" w:type="dxa"/>
+              <w:right w:w="120" w:type="dxa"/>
+            </w:tcMar>
+            <w:hideMark/>
+          </w:tcPr>
+          <w:p>
+            <w:pPr>
+              <w:spacing w:before="300" w:after="300"/>
+              <w:rPr>
+                <w:rFonts w:ascii="Verdana" w:hAnsi="Verdana"/>
+                <w:color w:val="000000"/>
+                <w:sz w:val="23"/>
+                <w:szCs w:val="23"/>
+              </w:rPr>
+            </w:pPr>
+            <w:proofErr w:type="spellStart"/>
+            <w:proofErr w:type="gramStart"/>
+            <w:r>
+              <w:rPr>
+                <w:rFonts w:ascii="Verdana" w:hAnsi="Verdana"/>
+                <w:color w:val="000000"/>
+                <w:sz w:val="23"/>
+                <w:szCs w:val="23"/>
+              </w:rPr>
+              <w:t>setSeconds</w:t>
+            </w:r>
+            <w:proofErr w:type="spellEnd"/>
+            <w:r>
+              <w:rPr>
+                <w:rFonts w:ascii="Verdana" w:hAnsi="Verdana"/>
+                <w:color w:val="000000"/>
+                <w:sz w:val="23"/>
+                <w:szCs w:val="23"/>
+              </w:rPr>
+              <w:t>(</w:t>
+            </w:r>
+            <w:proofErr w:type="gramEnd"/>
+            <w:r>
+              <w:rPr>
+                <w:rFonts w:ascii="Verdana" w:hAnsi="Verdana"/>
+                <w:color w:val="000000"/>
+                <w:sz w:val="23"/>
+                <w:szCs w:val="23"/>
+              </w:rPr>
+              <w:t>)</w:t>
+            </w:r>
+          </w:p>
+        </w:tc>
+        <w:tc>
+          <w:tcPr>
+            <w:tcW w:w="0" w:type="auto"/>
+            <w:shd w:val="clear" w:color="auto" w:fill="E7E9EB"/>
+            <w:tcMar>
+              <w:top w:w="120" w:type="dxa"/>
+              <w:left w:w="120" w:type="dxa"/>
+              <w:bottom w:w="120" w:type="dxa"/>
+              <w:right w:w="120" w:type="dxa"/>
+            </w:tcMar>
+            <w:hideMark/>
+          </w:tcPr>
+          <w:p>
+            <w:pPr>
+              <w:spacing w:before="300" w:after="300"/>
+              <w:rPr>
+                <w:rFonts w:ascii="Verdana" w:hAnsi="Verdana"/>
+                <w:color w:val="000000"/>
+                <w:sz w:val="23"/>
+                <w:szCs w:val="23"/>
+              </w:rPr>
+            </w:pPr>
+            <w:r>
+              <w:rPr>
+                <w:rFonts w:ascii="Verdana" w:hAnsi="Verdana"/>
+                <w:color w:val="000000"/>
+                <w:sz w:val="23"/>
+                <w:szCs w:val="23"/>
+              </w:rPr>
+              <w:t>Set the seconds (0-59)</w:t>
+            </w:r>
+          </w:p>
+        </w:tc>
+      </w:tr>
+      <w:tr>
+        <w:tc>
+          <w:tcPr>
+            <w:tcW w:w="0" w:type="auto"/>
+            <w:shd w:val="clear" w:color="auto" w:fill="FFFFFF"/>
+            <w:tcMar>
+              <w:top w:w="120" w:type="dxa"/>
+              <w:left w:w="240" w:type="dxa"/>
+              <w:bottom w:w="120" w:type="dxa"/>
+              <w:right w:w="120" w:type="dxa"/>
+            </w:tcMar>
+            <w:hideMark/>
+          </w:tcPr>
+          <w:p>
+            <w:pPr>
+              <w:spacing w:before="300" w:after="300"/>
+              <w:rPr>
+                <w:rFonts w:ascii="Verdana" w:hAnsi="Verdana"/>
+                <w:color w:val="000000"/>
+                <w:sz w:val="23"/>
+                <w:szCs w:val="23"/>
+              </w:rPr>
+            </w:pPr>
+            <w:proofErr w:type="spellStart"/>
+            <w:proofErr w:type="gramStart"/>
+            <w:r>
+              <w:rPr>
+                <w:rFonts w:ascii="Verdana" w:hAnsi="Verdana"/>
+                <w:color w:val="000000"/>
+                <w:sz w:val="23"/>
+                <w:szCs w:val="23"/>
+              </w:rPr>
+              <w:t>setTime</w:t>
+            </w:r>
+            <w:proofErr w:type="spellEnd"/>
+            <w:r>
+              <w:rPr>
+                <w:rFonts w:ascii="Verdana" w:hAnsi="Verdana"/>
+                <w:color w:val="000000"/>
+                <w:sz w:val="23"/>
+                <w:szCs w:val="23"/>
+              </w:rPr>
+              <w:t>(</w:t>
+            </w:r>
+            <w:proofErr w:type="gramEnd"/>
+            <w:r>
+              <w:rPr>
+                <w:rFonts w:ascii="Verdana" w:hAnsi="Verdana"/>
+                <w:color w:val="000000"/>
+                <w:sz w:val="23"/>
+                <w:szCs w:val="23"/>
+              </w:rPr>
+              <w:t>)</w:t>
+            </w:r>
+          </w:p>
+        </w:tc>
+        <w:tc>
+          <w:tcPr>
+            <w:tcW w:w="0" w:type="auto"/>
+            <w:shd w:val="clear" w:color="auto" w:fill="FFFFFF"/>
+            <w:tcMar>
+              <w:top w:w="120" w:type="dxa"/>
+              <w:left w:w="120" w:type="dxa"/>
+              <w:bottom w:w="120" w:type="dxa"/>
+              <w:right w:w="120" w:type="dxa"/>
+            </w:tcMar>
+            <w:hideMark/>
+          </w:tcPr>
+          <w:p>
+            <w:pPr>
+              <w:spacing w:before="300" w:after="300"/>
+              <w:rPr>
+                <w:rFonts w:ascii="Verdana" w:hAnsi="Verdana"/>
+                <w:color w:val="000000"/>
+                <w:sz w:val="23"/>
+                <w:szCs w:val="23"/>
+              </w:rPr>
+            </w:pPr>
+            <w:r>
+              <w:rPr>
+                <w:rFonts w:ascii="Verdana" w:hAnsi="Verdana"/>
+                <w:color w:val="000000"/>
+                <w:sz w:val="23"/>
+                <w:szCs w:val="23"/>
+              </w:rPr>
+              <w:t>Set the time (milliseconds since January 1, 1970)</w:t>
+            </w:r>
+          </w:p>
+        </w:tc>
+      </w:tr>
+    </w:tbl>
     <w:p>
       <w:pPr>
         <w:rPr>
@@ -4570,6 +9157,232 @@
     </w:lvl>
   </w:abstractNum>
   <w:abstractNum w:abstractNumId="9" w15:restartNumberingAfterBreak="0">
+    <w:nsid w:val="475E2CA2"/>
+    <w:multiLevelType w:val="multilevel"/>
+    <w:tmpl w:val="15C43DD6"/>
+    <w:lvl w:ilvl="0">
+      <w:start w:val="1"/>
+      <w:numFmt w:val="decimal"/>
+      <w:lvlText w:val="%1."/>
+      <w:lvlJc w:val="left"/>
+      <w:pPr>
+        <w:tabs>
+          <w:tab w:val="num" w:pos="720"/>
+        </w:tabs>
+        <w:ind w:left="720" w:hanging="360"/>
+      </w:pPr>
+    </w:lvl>
+    <w:lvl w:ilvl="1" w:tentative="1">
+      <w:start w:val="1"/>
+      <w:numFmt w:val="decimal"/>
+      <w:lvlText w:val="%2."/>
+      <w:lvlJc w:val="left"/>
+      <w:pPr>
+        <w:tabs>
+          <w:tab w:val="num" w:pos="1440"/>
+        </w:tabs>
+        <w:ind w:left="1440" w:hanging="360"/>
+      </w:pPr>
+    </w:lvl>
+    <w:lvl w:ilvl="2" w:tentative="1">
+      <w:start w:val="1"/>
+      <w:numFmt w:val="decimal"/>
+      <w:lvlText w:val="%3."/>
+      <w:lvlJc w:val="left"/>
+      <w:pPr>
+        <w:tabs>
+          <w:tab w:val="num" w:pos="2160"/>
+        </w:tabs>
+        <w:ind w:left="2160" w:hanging="360"/>
+      </w:pPr>
+    </w:lvl>
+    <w:lvl w:ilvl="3" w:tentative="1">
+      <w:start w:val="1"/>
+      <w:numFmt w:val="decimal"/>
+      <w:lvlText w:val="%4."/>
+      <w:lvlJc w:val="left"/>
+      <w:pPr>
+        <w:tabs>
+          <w:tab w:val="num" w:pos="2880"/>
+        </w:tabs>
+        <w:ind w:left="2880" w:hanging="360"/>
+      </w:pPr>
+    </w:lvl>
+    <w:lvl w:ilvl="4" w:tentative="1">
+      <w:start w:val="1"/>
+      <w:numFmt w:val="decimal"/>
+      <w:lvlText w:val="%5."/>
+      <w:lvlJc w:val="left"/>
+      <w:pPr>
+        <w:tabs>
+          <w:tab w:val="num" w:pos="3600"/>
+        </w:tabs>
+        <w:ind w:left="3600" w:hanging="360"/>
+      </w:pPr>
+    </w:lvl>
+    <w:lvl w:ilvl="5" w:tentative="1">
+      <w:start w:val="1"/>
+      <w:numFmt w:val="decimal"/>
+      <w:lvlText w:val="%6."/>
+      <w:lvlJc w:val="left"/>
+      <w:pPr>
+        <w:tabs>
+          <w:tab w:val="num" w:pos="4320"/>
+        </w:tabs>
+        <w:ind w:left="4320" w:hanging="360"/>
+      </w:pPr>
+    </w:lvl>
+    <w:lvl w:ilvl="6" w:tentative="1">
+      <w:start w:val="1"/>
+      <w:numFmt w:val="decimal"/>
+      <w:lvlText w:val="%7."/>
+      <w:lvlJc w:val="left"/>
+      <w:pPr>
+        <w:tabs>
+          <w:tab w:val="num" w:pos="5040"/>
+        </w:tabs>
+        <w:ind w:left="5040" w:hanging="360"/>
+      </w:pPr>
+    </w:lvl>
+    <w:lvl w:ilvl="7" w:tentative="1">
+      <w:start w:val="1"/>
+      <w:numFmt w:val="decimal"/>
+      <w:lvlText w:val="%8."/>
+      <w:lvlJc w:val="left"/>
+      <w:pPr>
+        <w:tabs>
+          <w:tab w:val="num" w:pos="5760"/>
+        </w:tabs>
+        <w:ind w:left="5760" w:hanging="360"/>
+      </w:pPr>
+    </w:lvl>
+    <w:lvl w:ilvl="8" w:tentative="1">
+      <w:start w:val="1"/>
+      <w:numFmt w:val="decimal"/>
+      <w:lvlText w:val="%9."/>
+      <w:lvlJc w:val="left"/>
+      <w:pPr>
+        <w:tabs>
+          <w:tab w:val="num" w:pos="6480"/>
+        </w:tabs>
+        <w:ind w:left="6480" w:hanging="360"/>
+      </w:pPr>
+    </w:lvl>
+  </w:abstractNum>
+  <w:abstractNum w:abstractNumId="10" w15:restartNumberingAfterBreak="0">
+    <w:nsid w:val="47832970"/>
+    <w:multiLevelType w:val="multilevel"/>
+    <w:tmpl w:val="DA42C224"/>
+    <w:lvl w:ilvl="0">
+      <w:start w:val="1"/>
+      <w:numFmt w:val="decimal"/>
+      <w:lvlText w:val="%1."/>
+      <w:lvlJc w:val="left"/>
+      <w:pPr>
+        <w:tabs>
+          <w:tab w:val="num" w:pos="720"/>
+        </w:tabs>
+        <w:ind w:left="720" w:hanging="360"/>
+      </w:pPr>
+    </w:lvl>
+    <w:lvl w:ilvl="1" w:tentative="1">
+      <w:start w:val="1"/>
+      <w:numFmt w:val="decimal"/>
+      <w:lvlText w:val="%2."/>
+      <w:lvlJc w:val="left"/>
+      <w:pPr>
+        <w:tabs>
+          <w:tab w:val="num" w:pos="1440"/>
+        </w:tabs>
+        <w:ind w:left="1440" w:hanging="360"/>
+      </w:pPr>
+    </w:lvl>
+    <w:lvl w:ilvl="2" w:tentative="1">
+      <w:start w:val="1"/>
+      <w:numFmt w:val="decimal"/>
+      <w:lvlText w:val="%3."/>
+      <w:lvlJc w:val="left"/>
+      <w:pPr>
+        <w:tabs>
+          <w:tab w:val="num" w:pos="2160"/>
+        </w:tabs>
+        <w:ind w:left="2160" w:hanging="360"/>
+      </w:pPr>
+    </w:lvl>
+    <w:lvl w:ilvl="3" w:tentative="1">
+      <w:start w:val="1"/>
+      <w:numFmt w:val="decimal"/>
+      <w:lvlText w:val="%4."/>
+      <w:lvlJc w:val="left"/>
+      <w:pPr>
+        <w:tabs>
+          <w:tab w:val="num" w:pos="2880"/>
+        </w:tabs>
+        <w:ind w:left="2880" w:hanging="360"/>
+      </w:pPr>
+    </w:lvl>
+    <w:lvl w:ilvl="4" w:tentative="1">
+      <w:start w:val="1"/>
+      <w:numFmt w:val="decimal"/>
+      <w:lvlText w:val="%5."/>
+      <w:lvlJc w:val="left"/>
+      <w:pPr>
+        <w:tabs>
+          <w:tab w:val="num" w:pos="3600"/>
+        </w:tabs>
+        <w:ind w:left="3600" w:hanging="360"/>
+      </w:pPr>
+    </w:lvl>
+    <w:lvl w:ilvl="5" w:tentative="1">
+      <w:start w:val="1"/>
+      <w:numFmt w:val="decimal"/>
+      <w:lvlText w:val="%6."/>
+      <w:lvlJc w:val="left"/>
+      <w:pPr>
+        <w:tabs>
+          <w:tab w:val="num" w:pos="4320"/>
+        </w:tabs>
+        <w:ind w:left="4320" w:hanging="360"/>
+      </w:pPr>
+    </w:lvl>
+    <w:lvl w:ilvl="6" w:tentative="1">
+      <w:start w:val="1"/>
+      <w:numFmt w:val="decimal"/>
+      <w:lvlText w:val="%7."/>
+      <w:lvlJc w:val="left"/>
+      <w:pPr>
+        <w:tabs>
+          <w:tab w:val="num" w:pos="5040"/>
+        </w:tabs>
+        <w:ind w:left="5040" w:hanging="360"/>
+      </w:pPr>
+    </w:lvl>
+    <w:lvl w:ilvl="7" w:tentative="1">
+      <w:start w:val="1"/>
+      <w:numFmt w:val="decimal"/>
+      <w:lvlText w:val="%8."/>
+      <w:lvlJc w:val="left"/>
+      <w:pPr>
+        <w:tabs>
+          <w:tab w:val="num" w:pos="5760"/>
+        </w:tabs>
+        <w:ind w:left="5760" w:hanging="360"/>
+      </w:pPr>
+    </w:lvl>
+    <w:lvl w:ilvl="8" w:tentative="1">
+      <w:start w:val="1"/>
+      <w:numFmt w:val="decimal"/>
+      <w:lvlText w:val="%9."/>
+      <w:lvlJc w:val="left"/>
+      <w:pPr>
+        <w:tabs>
+          <w:tab w:val="num" w:pos="6480"/>
+        </w:tabs>
+        <w:ind w:left="6480" w:hanging="360"/>
+      </w:pPr>
+    </w:lvl>
+  </w:abstractNum>
+  <w:abstractNum w:abstractNumId="11" w15:restartNumberingAfterBreak="0">
     <w:nsid w:val="48B179A3"/>
     <w:multiLevelType w:val="hybridMultilevel"/>
     <w:tmpl w:val="A120B340"/>
@@ -4658,7 +9471,7 @@
       </w:pPr>
     </w:lvl>
   </w:abstractNum>
-  <w:abstractNum w:abstractNumId="10" w15:restartNumberingAfterBreak="0">
+  <w:abstractNum w:abstractNumId="12" w15:restartNumberingAfterBreak="0">
     <w:nsid w:val="4E623DFA"/>
     <w:multiLevelType w:val="hybridMultilevel"/>
     <w:tmpl w:val="021AF668"/>
@@ -4744,6 +9557,119 @@
       <w:lvlJc w:val="right"/>
       <w:pPr>
         <w:ind w:left="6840" w:hanging="180"/>
+      </w:pPr>
+    </w:lvl>
+  </w:abstractNum>
+  <w:abstractNum w:abstractNumId="13" w15:restartNumberingAfterBreak="0">
+    <w:nsid w:val="594E4C74"/>
+    <w:multiLevelType w:val="multilevel"/>
+    <w:tmpl w:val="8E90BD50"/>
+    <w:lvl w:ilvl="0">
+      <w:start w:val="1"/>
+      <w:numFmt w:val="decimal"/>
+      <w:lvlText w:val="%1."/>
+      <w:lvlJc w:val="left"/>
+      <w:pPr>
+        <w:tabs>
+          <w:tab w:val="num" w:pos="720"/>
+        </w:tabs>
+        <w:ind w:left="720" w:hanging="360"/>
+      </w:pPr>
+    </w:lvl>
+    <w:lvl w:ilvl="1" w:tentative="1">
+      <w:start w:val="1"/>
+      <w:numFmt w:val="decimal"/>
+      <w:lvlText w:val="%2."/>
+      <w:lvlJc w:val="left"/>
+      <w:pPr>
+        <w:tabs>
+          <w:tab w:val="num" w:pos="1440"/>
+        </w:tabs>
+        <w:ind w:left="1440" w:hanging="360"/>
+      </w:pPr>
+    </w:lvl>
+    <w:lvl w:ilvl="2" w:tentative="1">
+      <w:start w:val="1"/>
+      <w:numFmt w:val="decimal"/>
+      <w:lvlText w:val="%3."/>
+      <w:lvlJc w:val="left"/>
+      <w:pPr>
+        <w:tabs>
+          <w:tab w:val="num" w:pos="2160"/>
+        </w:tabs>
+        <w:ind w:left="2160" w:hanging="360"/>
+      </w:pPr>
+    </w:lvl>
+    <w:lvl w:ilvl="3" w:tentative="1">
+      <w:start w:val="1"/>
+      <w:numFmt w:val="decimal"/>
+      <w:lvlText w:val="%4."/>
+      <w:lvlJc w:val="left"/>
+      <w:pPr>
+        <w:tabs>
+          <w:tab w:val="num" w:pos="2880"/>
+        </w:tabs>
+        <w:ind w:left="2880" w:hanging="360"/>
+      </w:pPr>
+    </w:lvl>
+    <w:lvl w:ilvl="4" w:tentative="1">
+      <w:start w:val="1"/>
+      <w:numFmt w:val="decimal"/>
+      <w:lvlText w:val="%5."/>
+      <w:lvlJc w:val="left"/>
+      <w:pPr>
+        <w:tabs>
+          <w:tab w:val="num" w:pos="3600"/>
+        </w:tabs>
+        <w:ind w:left="3600" w:hanging="360"/>
+      </w:pPr>
+    </w:lvl>
+    <w:lvl w:ilvl="5" w:tentative="1">
+      <w:start w:val="1"/>
+      <w:numFmt w:val="decimal"/>
+      <w:lvlText w:val="%6."/>
+      <w:lvlJc w:val="left"/>
+      <w:pPr>
+        <w:tabs>
+          <w:tab w:val="num" w:pos="4320"/>
+        </w:tabs>
+        <w:ind w:left="4320" w:hanging="360"/>
+      </w:pPr>
+    </w:lvl>
+    <w:lvl w:ilvl="6" w:tentative="1">
+      <w:start w:val="1"/>
+      <w:numFmt w:val="decimal"/>
+      <w:lvlText w:val="%7."/>
+      <w:lvlJc w:val="left"/>
+      <w:pPr>
+        <w:tabs>
+          <w:tab w:val="num" w:pos="5040"/>
+        </w:tabs>
+        <w:ind w:left="5040" w:hanging="360"/>
+      </w:pPr>
+    </w:lvl>
+    <w:lvl w:ilvl="7" w:tentative="1">
+      <w:start w:val="1"/>
+      <w:numFmt w:val="decimal"/>
+      <w:lvlText w:val="%8."/>
+      <w:lvlJc w:val="left"/>
+      <w:pPr>
+        <w:tabs>
+          <w:tab w:val="num" w:pos="5760"/>
+        </w:tabs>
+        <w:ind w:left="5760" w:hanging="360"/>
+      </w:pPr>
+    </w:lvl>
+    <w:lvl w:ilvl="8" w:tentative="1">
+      <w:start w:val="1"/>
+      <w:numFmt w:val="decimal"/>
+      <w:lvlText w:val="%9."/>
+      <w:lvlJc w:val="left"/>
+      <w:pPr>
+        <w:tabs>
+          <w:tab w:val="num" w:pos="6480"/>
+        </w:tabs>
+        <w:ind w:left="6480" w:hanging="360"/>
       </w:pPr>
     </w:lvl>
   </w:abstractNum>
@@ -4754,7 +9680,7 @@
     <w:abstractNumId w:val="3"/>
   </w:num>
   <w:num w:numId="3">
-    <w:abstractNumId w:val="10"/>
+    <w:abstractNumId w:val="12"/>
   </w:num>
   <w:num w:numId="4">
     <w:abstractNumId w:val="0"/>
@@ -4775,10 +9701,19 @@
     <w:abstractNumId w:val="6"/>
   </w:num>
   <w:num w:numId="10">
-    <w:abstractNumId w:val="9"/>
+    <w:abstractNumId w:val="11"/>
   </w:num>
   <w:num w:numId="11">
     <w:abstractNumId w:val="5"/>
+  </w:num>
+  <w:num w:numId="12">
+    <w:abstractNumId w:val="10"/>
+  </w:num>
+  <w:num w:numId="13">
+    <w:abstractNumId w:val="9"/>
+  </w:num>
+  <w:num w:numId="14">
+    <w:abstractNumId w:val="13"/>
   </w:num>
 </w:numbering>
 </file>

--- a/notes_20May2023.docx
+++ b/notes_20May2023.docx
@@ -8216,6 +8216,3332 @@
         </w:tc>
       </w:tr>
     </w:tbl>
+    <w:p>
+      <w:pPr>
+        <w:rPr>
+          <w:lang w:val="en-US"/>
+        </w:rPr>
+      </w:pPr>
+    </w:p>
+    <w:p>
+      <w:pPr>
+        <w:rPr>
+          <w:lang w:val="en-US"/>
+        </w:rPr>
+      </w:pPr>
+      <w:proofErr w:type="spellStart"/>
+      <w:r>
+        <w:rPr>
+          <w:lang w:val="en-US"/>
+        </w:rPr>
+        <w:t>Javascript</w:t>
+      </w:r>
+      <w:proofErr w:type="spellEnd"/>
+      <w:r>
+        <w:rPr>
+          <w:lang w:val="en-US"/>
+        </w:rPr>
+        <w:t xml:space="preserve"> Objects</w:t>
+      </w:r>
+    </w:p>
+    <w:p>
+      <w:pPr>
+        <w:rPr>
+          <w:lang w:val="en-US"/>
+        </w:rPr>
+      </w:pPr>
+      <w:r>
+        <w:rPr>
+          <w:lang w:val="en-US"/>
+        </w:rPr>
+        <w:tab/>
+        <w:t>Objects can have properties and methods</w:t>
+      </w:r>
+    </w:p>
+    <w:p>
+      <w:pPr>
+        <w:rPr>
+          <w:lang w:val="en-US"/>
+        </w:rPr>
+      </w:pPr>
+      <w:r>
+        <w:rPr>
+          <w:lang w:val="en-US"/>
+        </w:rPr>
+        <w:tab/>
+      </w:r>
+    </w:p>
+    <w:p>
+      <w:pPr>
+        <w:rPr>
+          <w:lang w:val="en-US"/>
+        </w:rPr>
+      </w:pPr>
+      <w:r>
+        <w:rPr>
+          <w:lang w:val="en-US"/>
+        </w:rPr>
+        <w:tab/>
+      </w:r>
+      <w:proofErr w:type="spellStart"/>
+      <w:r>
+        <w:rPr>
+          <w:lang w:val="en-US"/>
+        </w:rPr>
+        <w:t>Javascript</w:t>
+      </w:r>
+      <w:proofErr w:type="spellEnd"/>
+      <w:r>
+        <w:rPr>
+          <w:lang w:val="en-US"/>
+        </w:rPr>
+        <w:t xml:space="preserve"> Object Notation</w:t>
+      </w:r>
+    </w:p>
+    <w:p>
+      <w:pPr>
+        <w:rPr>
+          <w:lang w:val="en-US"/>
+        </w:rPr>
+      </w:pPr>
+    </w:p>
+    <w:p>
+      <w:pPr>
+        <w:rPr>
+          <w:lang w:val="en-US"/>
+        </w:rPr>
+      </w:pPr>
+      <w:r>
+        <w:rPr>
+          <w:lang w:val="en-US"/>
+        </w:rPr>
+        <w:t>{"id":"2023","name":"Kalyan","department":"ECE"}</w:t>
+      </w:r>
+    </w:p>
+    <w:p>
+      <w:pPr>
+        <w:rPr>
+          <w:lang w:val="en-US"/>
+        </w:rPr>
+      </w:pPr>
+    </w:p>
+    <w:p>
+      <w:pPr>
+        <w:shd w:val="clear" w:color="auto" w:fill="FFFFFF"/>
+        <w:spacing w:after="0" w:line="450" w:lineRule="atLeast"/>
+        <w:rPr>
+          <w:rFonts w:ascii="Consolas" w:eastAsia="Times New Roman" w:hAnsi="Consolas" w:cs="Times New Roman"/>
+          <w:color w:val="000000"/>
+          <w:sz w:val="33"/>
+          <w:szCs w:val="33"/>
+          <w:lang w:eastAsia="en-IN"/>
+        </w:rPr>
+      </w:pPr>
+      <w:r>
+        <w:rPr>
+          <w:rFonts w:ascii="Consolas" w:eastAsia="Times New Roman" w:hAnsi="Consolas" w:cs="Times New Roman"/>
+          <w:color w:val="800000"/>
+          <w:sz w:val="33"/>
+          <w:szCs w:val="33"/>
+          <w:lang w:eastAsia="en-IN"/>
+        </w:rPr>
+        <w:lastRenderedPageBreak/>
+        <w:t>&lt;!DOCTYPE</w:t>
+      </w:r>
+      <w:r>
+        <w:rPr>
+          <w:rFonts w:ascii="Consolas" w:eastAsia="Times New Roman" w:hAnsi="Consolas" w:cs="Times New Roman"/>
+          <w:color w:val="000000"/>
+          <w:sz w:val="33"/>
+          <w:szCs w:val="33"/>
+          <w:lang w:eastAsia="en-IN"/>
+        </w:rPr>
+        <w:t xml:space="preserve"> </w:t>
+      </w:r>
+      <w:r>
+        <w:rPr>
+          <w:rFonts w:ascii="Consolas" w:eastAsia="Times New Roman" w:hAnsi="Consolas" w:cs="Times New Roman"/>
+          <w:color w:val="E50000"/>
+          <w:sz w:val="33"/>
+          <w:szCs w:val="33"/>
+          <w:lang w:eastAsia="en-IN"/>
+        </w:rPr>
+        <w:t>html</w:t>
+      </w:r>
+      <w:r>
+        <w:rPr>
+          <w:rFonts w:ascii="Consolas" w:eastAsia="Times New Roman" w:hAnsi="Consolas" w:cs="Times New Roman"/>
+          <w:color w:val="800000"/>
+          <w:sz w:val="33"/>
+          <w:szCs w:val="33"/>
+          <w:lang w:eastAsia="en-IN"/>
+        </w:rPr>
+        <w:t>&gt;</w:t>
+      </w:r>
+    </w:p>
+    <w:p>
+      <w:pPr>
+        <w:shd w:val="clear" w:color="auto" w:fill="FFFFFF"/>
+        <w:spacing w:after="0" w:line="450" w:lineRule="atLeast"/>
+        <w:rPr>
+          <w:rFonts w:ascii="Consolas" w:eastAsia="Times New Roman" w:hAnsi="Consolas" w:cs="Times New Roman"/>
+          <w:color w:val="000000"/>
+          <w:sz w:val="33"/>
+          <w:szCs w:val="33"/>
+          <w:lang w:eastAsia="en-IN"/>
+        </w:rPr>
+      </w:pPr>
+      <w:r>
+        <w:rPr>
+          <w:rFonts w:ascii="Consolas" w:eastAsia="Times New Roman" w:hAnsi="Consolas" w:cs="Times New Roman"/>
+          <w:color w:val="800000"/>
+          <w:sz w:val="33"/>
+          <w:szCs w:val="33"/>
+          <w:lang w:eastAsia="en-IN"/>
+        </w:rPr>
+        <w:t>&lt;html</w:t>
+      </w:r>
+      <w:r>
+        <w:rPr>
+          <w:rFonts w:ascii="Consolas" w:eastAsia="Times New Roman" w:hAnsi="Consolas" w:cs="Times New Roman"/>
+          <w:color w:val="000000"/>
+          <w:sz w:val="33"/>
+          <w:szCs w:val="33"/>
+          <w:lang w:eastAsia="en-IN"/>
+        </w:rPr>
+        <w:t xml:space="preserve"> </w:t>
+      </w:r>
+      <w:r>
+        <w:rPr>
+          <w:rFonts w:ascii="Consolas" w:eastAsia="Times New Roman" w:hAnsi="Consolas" w:cs="Times New Roman"/>
+          <w:color w:val="E50000"/>
+          <w:sz w:val="33"/>
+          <w:szCs w:val="33"/>
+          <w:lang w:eastAsia="en-IN"/>
+        </w:rPr>
+        <w:t>lang</w:t>
+      </w:r>
+      <w:r>
+        <w:rPr>
+          <w:rFonts w:ascii="Consolas" w:eastAsia="Times New Roman" w:hAnsi="Consolas" w:cs="Times New Roman"/>
+          <w:color w:val="000000"/>
+          <w:sz w:val="33"/>
+          <w:szCs w:val="33"/>
+          <w:lang w:eastAsia="en-IN"/>
+        </w:rPr>
+        <w:t>=</w:t>
+      </w:r>
+      <w:r>
+        <w:rPr>
+          <w:rFonts w:ascii="Consolas" w:eastAsia="Times New Roman" w:hAnsi="Consolas" w:cs="Times New Roman"/>
+          <w:color w:val="0000FF"/>
+          <w:sz w:val="33"/>
+          <w:szCs w:val="33"/>
+          <w:lang w:eastAsia="en-IN"/>
+        </w:rPr>
+        <w:t>"</w:t>
+      </w:r>
+      <w:proofErr w:type="spellStart"/>
+      <w:r>
+        <w:rPr>
+          <w:rFonts w:ascii="Consolas" w:eastAsia="Times New Roman" w:hAnsi="Consolas" w:cs="Times New Roman"/>
+          <w:color w:val="0000FF"/>
+          <w:sz w:val="33"/>
+          <w:szCs w:val="33"/>
+          <w:lang w:eastAsia="en-IN"/>
+        </w:rPr>
+        <w:t>en</w:t>
+      </w:r>
+      <w:proofErr w:type="spellEnd"/>
+      <w:r>
+        <w:rPr>
+          <w:rFonts w:ascii="Consolas" w:eastAsia="Times New Roman" w:hAnsi="Consolas" w:cs="Times New Roman"/>
+          <w:color w:val="0000FF"/>
+          <w:sz w:val="33"/>
+          <w:szCs w:val="33"/>
+          <w:lang w:eastAsia="en-IN"/>
+        </w:rPr>
+        <w:t>"</w:t>
+      </w:r>
+      <w:r>
+        <w:rPr>
+          <w:rFonts w:ascii="Consolas" w:eastAsia="Times New Roman" w:hAnsi="Consolas" w:cs="Times New Roman"/>
+          <w:color w:val="800000"/>
+          <w:sz w:val="33"/>
+          <w:szCs w:val="33"/>
+          <w:lang w:eastAsia="en-IN"/>
+        </w:rPr>
+        <w:t>&gt;</w:t>
+      </w:r>
+    </w:p>
+    <w:p>
+      <w:pPr>
+        <w:shd w:val="clear" w:color="auto" w:fill="FFFFFF"/>
+        <w:spacing w:after="0" w:line="450" w:lineRule="atLeast"/>
+        <w:rPr>
+          <w:rFonts w:ascii="Consolas" w:eastAsia="Times New Roman" w:hAnsi="Consolas" w:cs="Times New Roman"/>
+          <w:color w:val="000000"/>
+          <w:sz w:val="33"/>
+          <w:szCs w:val="33"/>
+          <w:lang w:eastAsia="en-IN"/>
+        </w:rPr>
+      </w:pPr>
+      <w:r>
+        <w:rPr>
+          <w:rFonts w:ascii="Consolas" w:eastAsia="Times New Roman" w:hAnsi="Consolas" w:cs="Times New Roman"/>
+          <w:color w:val="800000"/>
+          <w:sz w:val="33"/>
+          <w:szCs w:val="33"/>
+          <w:lang w:eastAsia="en-IN"/>
+        </w:rPr>
+        <w:t>&lt;head&gt;</w:t>
+      </w:r>
+    </w:p>
+    <w:p>
+      <w:pPr>
+        <w:shd w:val="clear" w:color="auto" w:fill="FFFFFF"/>
+        <w:spacing w:after="0" w:line="450" w:lineRule="atLeast"/>
+        <w:rPr>
+          <w:rFonts w:ascii="Consolas" w:eastAsia="Times New Roman" w:hAnsi="Consolas" w:cs="Times New Roman"/>
+          <w:color w:val="000000"/>
+          <w:sz w:val="33"/>
+          <w:szCs w:val="33"/>
+          <w:lang w:eastAsia="en-IN"/>
+        </w:rPr>
+      </w:pPr>
+      <w:r>
+        <w:rPr>
+          <w:rFonts w:ascii="Consolas" w:eastAsia="Times New Roman" w:hAnsi="Consolas" w:cs="Times New Roman"/>
+          <w:color w:val="000000"/>
+          <w:sz w:val="33"/>
+          <w:szCs w:val="33"/>
+          <w:lang w:eastAsia="en-IN"/>
+        </w:rPr>
+        <w:t xml:space="preserve">    </w:t>
+      </w:r>
+      <w:r>
+        <w:rPr>
+          <w:rFonts w:ascii="Consolas" w:eastAsia="Times New Roman" w:hAnsi="Consolas" w:cs="Times New Roman"/>
+          <w:color w:val="800000"/>
+          <w:sz w:val="33"/>
+          <w:szCs w:val="33"/>
+          <w:lang w:eastAsia="en-IN"/>
+        </w:rPr>
+        <w:t>&lt;meta</w:t>
+      </w:r>
+      <w:r>
+        <w:rPr>
+          <w:rFonts w:ascii="Consolas" w:eastAsia="Times New Roman" w:hAnsi="Consolas" w:cs="Times New Roman"/>
+          <w:color w:val="000000"/>
+          <w:sz w:val="33"/>
+          <w:szCs w:val="33"/>
+          <w:lang w:eastAsia="en-IN"/>
+        </w:rPr>
+        <w:t xml:space="preserve"> </w:t>
+      </w:r>
+      <w:r>
+        <w:rPr>
+          <w:rFonts w:ascii="Consolas" w:eastAsia="Times New Roman" w:hAnsi="Consolas" w:cs="Times New Roman"/>
+          <w:color w:val="E50000"/>
+          <w:sz w:val="33"/>
+          <w:szCs w:val="33"/>
+          <w:lang w:eastAsia="en-IN"/>
+        </w:rPr>
+        <w:t>charset</w:t>
+      </w:r>
+      <w:r>
+        <w:rPr>
+          <w:rFonts w:ascii="Consolas" w:eastAsia="Times New Roman" w:hAnsi="Consolas" w:cs="Times New Roman"/>
+          <w:color w:val="000000"/>
+          <w:sz w:val="33"/>
+          <w:szCs w:val="33"/>
+          <w:lang w:eastAsia="en-IN"/>
+        </w:rPr>
+        <w:t>=</w:t>
+      </w:r>
+      <w:r>
+        <w:rPr>
+          <w:rFonts w:ascii="Consolas" w:eastAsia="Times New Roman" w:hAnsi="Consolas" w:cs="Times New Roman"/>
+          <w:color w:val="0000FF"/>
+          <w:sz w:val="33"/>
+          <w:szCs w:val="33"/>
+          <w:lang w:eastAsia="en-IN"/>
+        </w:rPr>
+        <w:t>"UTF-8"</w:t>
+      </w:r>
+      <w:r>
+        <w:rPr>
+          <w:rFonts w:ascii="Consolas" w:eastAsia="Times New Roman" w:hAnsi="Consolas" w:cs="Times New Roman"/>
+          <w:color w:val="800000"/>
+          <w:sz w:val="33"/>
+          <w:szCs w:val="33"/>
+          <w:lang w:eastAsia="en-IN"/>
+        </w:rPr>
+        <w:t>&gt;</w:t>
+      </w:r>
+    </w:p>
+    <w:p>
+      <w:pPr>
+        <w:shd w:val="clear" w:color="auto" w:fill="FFFFFF"/>
+        <w:spacing w:after="0" w:line="450" w:lineRule="atLeast"/>
+        <w:rPr>
+          <w:rFonts w:ascii="Consolas" w:eastAsia="Times New Roman" w:hAnsi="Consolas" w:cs="Times New Roman"/>
+          <w:color w:val="000000"/>
+          <w:sz w:val="33"/>
+          <w:szCs w:val="33"/>
+          <w:lang w:eastAsia="en-IN"/>
+        </w:rPr>
+      </w:pPr>
+      <w:r>
+        <w:rPr>
+          <w:rFonts w:ascii="Consolas" w:eastAsia="Times New Roman" w:hAnsi="Consolas" w:cs="Times New Roman"/>
+          <w:color w:val="000000"/>
+          <w:sz w:val="33"/>
+          <w:szCs w:val="33"/>
+          <w:lang w:eastAsia="en-IN"/>
+        </w:rPr>
+        <w:t xml:space="preserve">    </w:t>
+      </w:r>
+      <w:r>
+        <w:rPr>
+          <w:rFonts w:ascii="Consolas" w:eastAsia="Times New Roman" w:hAnsi="Consolas" w:cs="Times New Roman"/>
+          <w:color w:val="800000"/>
+          <w:sz w:val="33"/>
+          <w:szCs w:val="33"/>
+          <w:lang w:eastAsia="en-IN"/>
+        </w:rPr>
+        <w:t>&lt;meta</w:t>
+      </w:r>
+      <w:r>
+        <w:rPr>
+          <w:rFonts w:ascii="Consolas" w:eastAsia="Times New Roman" w:hAnsi="Consolas" w:cs="Times New Roman"/>
+          <w:color w:val="000000"/>
+          <w:sz w:val="33"/>
+          <w:szCs w:val="33"/>
+          <w:lang w:eastAsia="en-IN"/>
+        </w:rPr>
+        <w:t xml:space="preserve"> </w:t>
+      </w:r>
+      <w:r>
+        <w:rPr>
+          <w:rFonts w:ascii="Consolas" w:eastAsia="Times New Roman" w:hAnsi="Consolas" w:cs="Times New Roman"/>
+          <w:color w:val="E50000"/>
+          <w:sz w:val="33"/>
+          <w:szCs w:val="33"/>
+          <w:lang w:eastAsia="en-IN"/>
+        </w:rPr>
+        <w:t>http-</w:t>
+      </w:r>
+      <w:proofErr w:type="spellStart"/>
+      <w:r>
+        <w:rPr>
+          <w:rFonts w:ascii="Consolas" w:eastAsia="Times New Roman" w:hAnsi="Consolas" w:cs="Times New Roman"/>
+          <w:color w:val="E50000"/>
+          <w:sz w:val="33"/>
+          <w:szCs w:val="33"/>
+          <w:lang w:eastAsia="en-IN"/>
+        </w:rPr>
+        <w:t>equiv</w:t>
+      </w:r>
+      <w:proofErr w:type="spellEnd"/>
+      <w:r>
+        <w:rPr>
+          <w:rFonts w:ascii="Consolas" w:eastAsia="Times New Roman" w:hAnsi="Consolas" w:cs="Times New Roman"/>
+          <w:color w:val="000000"/>
+          <w:sz w:val="33"/>
+          <w:szCs w:val="33"/>
+          <w:lang w:eastAsia="en-IN"/>
+        </w:rPr>
+        <w:t>=</w:t>
+      </w:r>
+      <w:r>
+        <w:rPr>
+          <w:rFonts w:ascii="Consolas" w:eastAsia="Times New Roman" w:hAnsi="Consolas" w:cs="Times New Roman"/>
+          <w:color w:val="0000FF"/>
+          <w:sz w:val="33"/>
+          <w:szCs w:val="33"/>
+          <w:lang w:eastAsia="en-IN"/>
+        </w:rPr>
+        <w:t>"X-UA-Compatible"</w:t>
+      </w:r>
+      <w:r>
+        <w:rPr>
+          <w:rFonts w:ascii="Consolas" w:eastAsia="Times New Roman" w:hAnsi="Consolas" w:cs="Times New Roman"/>
+          <w:color w:val="000000"/>
+          <w:sz w:val="33"/>
+          <w:szCs w:val="33"/>
+          <w:lang w:eastAsia="en-IN"/>
+        </w:rPr>
+        <w:t xml:space="preserve"> </w:t>
+      </w:r>
+      <w:r>
+        <w:rPr>
+          <w:rFonts w:ascii="Consolas" w:eastAsia="Times New Roman" w:hAnsi="Consolas" w:cs="Times New Roman"/>
+          <w:color w:val="E50000"/>
+          <w:sz w:val="33"/>
+          <w:szCs w:val="33"/>
+          <w:lang w:eastAsia="en-IN"/>
+        </w:rPr>
+        <w:t>content</w:t>
+      </w:r>
+      <w:r>
+        <w:rPr>
+          <w:rFonts w:ascii="Consolas" w:eastAsia="Times New Roman" w:hAnsi="Consolas" w:cs="Times New Roman"/>
+          <w:color w:val="000000"/>
+          <w:sz w:val="33"/>
+          <w:szCs w:val="33"/>
+          <w:lang w:eastAsia="en-IN"/>
+        </w:rPr>
+        <w:t>=</w:t>
+      </w:r>
+      <w:r>
+        <w:rPr>
+          <w:rFonts w:ascii="Consolas" w:eastAsia="Times New Roman" w:hAnsi="Consolas" w:cs="Times New Roman"/>
+          <w:color w:val="0000FF"/>
+          <w:sz w:val="33"/>
+          <w:szCs w:val="33"/>
+          <w:lang w:eastAsia="en-IN"/>
+        </w:rPr>
+        <w:t>"IE=edge"</w:t>
+      </w:r>
+      <w:r>
+        <w:rPr>
+          <w:rFonts w:ascii="Consolas" w:eastAsia="Times New Roman" w:hAnsi="Consolas" w:cs="Times New Roman"/>
+          <w:color w:val="800000"/>
+          <w:sz w:val="33"/>
+          <w:szCs w:val="33"/>
+          <w:lang w:eastAsia="en-IN"/>
+        </w:rPr>
+        <w:t>&gt;</w:t>
+      </w:r>
+    </w:p>
+    <w:p>
+      <w:pPr>
+        <w:shd w:val="clear" w:color="auto" w:fill="FFFFFF"/>
+        <w:spacing w:after="0" w:line="450" w:lineRule="atLeast"/>
+        <w:rPr>
+          <w:rFonts w:ascii="Consolas" w:eastAsia="Times New Roman" w:hAnsi="Consolas" w:cs="Times New Roman"/>
+          <w:color w:val="000000"/>
+          <w:sz w:val="33"/>
+          <w:szCs w:val="33"/>
+          <w:lang w:eastAsia="en-IN"/>
+        </w:rPr>
+      </w:pPr>
+      <w:r>
+        <w:rPr>
+          <w:rFonts w:ascii="Consolas" w:eastAsia="Times New Roman" w:hAnsi="Consolas" w:cs="Times New Roman"/>
+          <w:color w:val="000000"/>
+          <w:sz w:val="33"/>
+          <w:szCs w:val="33"/>
+          <w:lang w:eastAsia="en-IN"/>
+        </w:rPr>
+        <w:t xml:space="preserve">    </w:t>
+      </w:r>
+      <w:r>
+        <w:rPr>
+          <w:rFonts w:ascii="Consolas" w:eastAsia="Times New Roman" w:hAnsi="Consolas" w:cs="Times New Roman"/>
+          <w:color w:val="800000"/>
+          <w:sz w:val="33"/>
+          <w:szCs w:val="33"/>
+          <w:lang w:eastAsia="en-IN"/>
+        </w:rPr>
+        <w:t>&lt;meta</w:t>
+      </w:r>
+      <w:r>
+        <w:rPr>
+          <w:rFonts w:ascii="Consolas" w:eastAsia="Times New Roman" w:hAnsi="Consolas" w:cs="Times New Roman"/>
+          <w:color w:val="000000"/>
+          <w:sz w:val="33"/>
+          <w:szCs w:val="33"/>
+          <w:lang w:eastAsia="en-IN"/>
+        </w:rPr>
+        <w:t xml:space="preserve"> </w:t>
+      </w:r>
+      <w:r>
+        <w:rPr>
+          <w:rFonts w:ascii="Consolas" w:eastAsia="Times New Roman" w:hAnsi="Consolas" w:cs="Times New Roman"/>
+          <w:color w:val="E50000"/>
+          <w:sz w:val="33"/>
+          <w:szCs w:val="33"/>
+          <w:lang w:eastAsia="en-IN"/>
+        </w:rPr>
+        <w:t>name</w:t>
+      </w:r>
+      <w:r>
+        <w:rPr>
+          <w:rFonts w:ascii="Consolas" w:eastAsia="Times New Roman" w:hAnsi="Consolas" w:cs="Times New Roman"/>
+          <w:color w:val="000000"/>
+          <w:sz w:val="33"/>
+          <w:szCs w:val="33"/>
+          <w:lang w:eastAsia="en-IN"/>
+        </w:rPr>
+        <w:t>=</w:t>
+      </w:r>
+      <w:r>
+        <w:rPr>
+          <w:rFonts w:ascii="Consolas" w:eastAsia="Times New Roman" w:hAnsi="Consolas" w:cs="Times New Roman"/>
+          <w:color w:val="0000FF"/>
+          <w:sz w:val="33"/>
+          <w:szCs w:val="33"/>
+          <w:lang w:eastAsia="en-IN"/>
+        </w:rPr>
+        <w:t>"viewport"</w:t>
+      </w:r>
+      <w:r>
+        <w:rPr>
+          <w:rFonts w:ascii="Consolas" w:eastAsia="Times New Roman" w:hAnsi="Consolas" w:cs="Times New Roman"/>
+          <w:color w:val="000000"/>
+          <w:sz w:val="33"/>
+          <w:szCs w:val="33"/>
+          <w:lang w:eastAsia="en-IN"/>
+        </w:rPr>
+        <w:t xml:space="preserve"> </w:t>
+      </w:r>
+      <w:r>
+        <w:rPr>
+          <w:rFonts w:ascii="Consolas" w:eastAsia="Times New Roman" w:hAnsi="Consolas" w:cs="Times New Roman"/>
+          <w:color w:val="E50000"/>
+          <w:sz w:val="33"/>
+          <w:szCs w:val="33"/>
+          <w:lang w:eastAsia="en-IN"/>
+        </w:rPr>
+        <w:t>content</w:t>
+      </w:r>
+      <w:r>
+        <w:rPr>
+          <w:rFonts w:ascii="Consolas" w:eastAsia="Times New Roman" w:hAnsi="Consolas" w:cs="Times New Roman"/>
+          <w:color w:val="000000"/>
+          <w:sz w:val="33"/>
+          <w:szCs w:val="33"/>
+          <w:lang w:eastAsia="en-IN"/>
+        </w:rPr>
+        <w:t>=</w:t>
+      </w:r>
+      <w:r>
+        <w:rPr>
+          <w:rFonts w:ascii="Consolas" w:eastAsia="Times New Roman" w:hAnsi="Consolas" w:cs="Times New Roman"/>
+          <w:color w:val="0000FF"/>
+          <w:sz w:val="33"/>
+          <w:szCs w:val="33"/>
+          <w:lang w:eastAsia="en-IN"/>
+        </w:rPr>
+        <w:t>"width=device-width, initial-scale=1.0"</w:t>
+      </w:r>
+      <w:r>
+        <w:rPr>
+          <w:rFonts w:ascii="Consolas" w:eastAsia="Times New Roman" w:hAnsi="Consolas" w:cs="Times New Roman"/>
+          <w:color w:val="800000"/>
+          <w:sz w:val="33"/>
+          <w:szCs w:val="33"/>
+          <w:lang w:eastAsia="en-IN"/>
+        </w:rPr>
+        <w:t>&gt;</w:t>
+      </w:r>
+    </w:p>
+    <w:p>
+      <w:pPr>
+        <w:shd w:val="clear" w:color="auto" w:fill="FFFFFF"/>
+        <w:spacing w:after="0" w:line="450" w:lineRule="atLeast"/>
+        <w:rPr>
+          <w:rFonts w:ascii="Consolas" w:eastAsia="Times New Roman" w:hAnsi="Consolas" w:cs="Times New Roman"/>
+          <w:color w:val="000000"/>
+          <w:sz w:val="33"/>
+          <w:szCs w:val="33"/>
+          <w:lang w:eastAsia="en-IN"/>
+        </w:rPr>
+      </w:pPr>
+      <w:r>
+        <w:rPr>
+          <w:rFonts w:ascii="Consolas" w:eastAsia="Times New Roman" w:hAnsi="Consolas" w:cs="Times New Roman"/>
+          <w:color w:val="000000"/>
+          <w:sz w:val="33"/>
+          <w:szCs w:val="33"/>
+          <w:lang w:eastAsia="en-IN"/>
+        </w:rPr>
+        <w:t xml:space="preserve">    </w:t>
+      </w:r>
+      <w:r>
+        <w:rPr>
+          <w:rFonts w:ascii="Consolas" w:eastAsia="Times New Roman" w:hAnsi="Consolas" w:cs="Times New Roman"/>
+          <w:color w:val="800000"/>
+          <w:sz w:val="33"/>
+          <w:szCs w:val="33"/>
+          <w:lang w:eastAsia="en-IN"/>
+        </w:rPr>
+        <w:t>&lt;title&gt;</w:t>
+      </w:r>
+      <w:r>
+        <w:rPr>
+          <w:rFonts w:ascii="Consolas" w:eastAsia="Times New Roman" w:hAnsi="Consolas" w:cs="Times New Roman"/>
+          <w:color w:val="000000"/>
+          <w:sz w:val="33"/>
+          <w:szCs w:val="33"/>
+          <w:lang w:eastAsia="en-IN"/>
+        </w:rPr>
+        <w:t>Document</w:t>
+      </w:r>
+      <w:r>
+        <w:rPr>
+          <w:rFonts w:ascii="Consolas" w:eastAsia="Times New Roman" w:hAnsi="Consolas" w:cs="Times New Roman"/>
+          <w:color w:val="800000"/>
+          <w:sz w:val="33"/>
+          <w:szCs w:val="33"/>
+          <w:lang w:eastAsia="en-IN"/>
+        </w:rPr>
+        <w:t>&lt;/title&gt;</w:t>
+      </w:r>
+    </w:p>
+    <w:p>
+      <w:pPr>
+        <w:shd w:val="clear" w:color="auto" w:fill="FFFFFF"/>
+        <w:spacing w:after="0" w:line="450" w:lineRule="atLeast"/>
+        <w:rPr>
+          <w:rFonts w:ascii="Consolas" w:eastAsia="Times New Roman" w:hAnsi="Consolas" w:cs="Times New Roman"/>
+          <w:color w:val="000000"/>
+          <w:sz w:val="33"/>
+          <w:szCs w:val="33"/>
+          <w:lang w:eastAsia="en-IN"/>
+        </w:rPr>
+      </w:pPr>
+      <w:r>
+        <w:rPr>
+          <w:rFonts w:ascii="Consolas" w:eastAsia="Times New Roman" w:hAnsi="Consolas" w:cs="Times New Roman"/>
+          <w:color w:val="000000"/>
+          <w:sz w:val="33"/>
+          <w:szCs w:val="33"/>
+          <w:lang w:eastAsia="en-IN"/>
+        </w:rPr>
+        <w:t xml:space="preserve">    </w:t>
+      </w:r>
+      <w:r>
+        <w:rPr>
+          <w:rFonts w:ascii="Consolas" w:eastAsia="Times New Roman" w:hAnsi="Consolas" w:cs="Times New Roman"/>
+          <w:color w:val="800000"/>
+          <w:sz w:val="33"/>
+          <w:szCs w:val="33"/>
+          <w:lang w:eastAsia="en-IN"/>
+        </w:rPr>
+        <w:t>&lt;script&gt;</w:t>
+      </w:r>
+    </w:p>
+    <w:p>
+      <w:pPr>
+        <w:shd w:val="clear" w:color="auto" w:fill="FFFFFF"/>
+        <w:spacing w:after="0" w:line="450" w:lineRule="atLeast"/>
+        <w:rPr>
+          <w:rFonts w:ascii="Consolas" w:eastAsia="Times New Roman" w:hAnsi="Consolas" w:cs="Times New Roman"/>
+          <w:color w:val="000000"/>
+          <w:sz w:val="33"/>
+          <w:szCs w:val="33"/>
+          <w:lang w:eastAsia="en-IN"/>
+        </w:rPr>
+      </w:pPr>
+      <w:r>
+        <w:rPr>
+          <w:rFonts w:ascii="Consolas" w:eastAsia="Times New Roman" w:hAnsi="Consolas" w:cs="Times New Roman"/>
+          <w:color w:val="000000"/>
+          <w:sz w:val="33"/>
+          <w:szCs w:val="33"/>
+          <w:lang w:eastAsia="en-IN"/>
+        </w:rPr>
+        <w:t xml:space="preserve">        </w:t>
+      </w:r>
+      <w:r>
+        <w:rPr>
+          <w:rFonts w:ascii="Consolas" w:eastAsia="Times New Roman" w:hAnsi="Consolas" w:cs="Times New Roman"/>
+          <w:color w:val="0000FF"/>
+          <w:sz w:val="33"/>
+          <w:szCs w:val="33"/>
+          <w:lang w:eastAsia="en-IN"/>
+        </w:rPr>
+        <w:t>function</w:t>
+      </w:r>
+      <w:r>
+        <w:rPr>
+          <w:rFonts w:ascii="Consolas" w:eastAsia="Times New Roman" w:hAnsi="Consolas" w:cs="Times New Roman"/>
+          <w:color w:val="000000"/>
+          <w:sz w:val="33"/>
+          <w:szCs w:val="33"/>
+          <w:lang w:eastAsia="en-IN"/>
+        </w:rPr>
+        <w:t xml:space="preserve"> fn1()</w:t>
+      </w:r>
+    </w:p>
+    <w:p>
+      <w:pPr>
+        <w:shd w:val="clear" w:color="auto" w:fill="FFFFFF"/>
+        <w:spacing w:after="0" w:line="450" w:lineRule="atLeast"/>
+        <w:rPr>
+          <w:rFonts w:ascii="Consolas" w:eastAsia="Times New Roman" w:hAnsi="Consolas" w:cs="Times New Roman"/>
+          <w:color w:val="000000"/>
+          <w:sz w:val="33"/>
+          <w:szCs w:val="33"/>
+          <w:lang w:eastAsia="en-IN"/>
+        </w:rPr>
+      </w:pPr>
+      <w:r>
+        <w:rPr>
+          <w:rFonts w:ascii="Consolas" w:eastAsia="Times New Roman" w:hAnsi="Consolas" w:cs="Times New Roman"/>
+          <w:color w:val="000000"/>
+          <w:sz w:val="33"/>
+          <w:szCs w:val="33"/>
+          <w:lang w:eastAsia="en-IN"/>
+        </w:rPr>
+        <w:t>        {</w:t>
+      </w:r>
+    </w:p>
+    <w:p>
+      <w:pPr>
+        <w:shd w:val="clear" w:color="auto" w:fill="FFFFFF"/>
+        <w:spacing w:after="0" w:line="450" w:lineRule="atLeast"/>
+        <w:rPr>
+          <w:rFonts w:ascii="Consolas" w:eastAsia="Times New Roman" w:hAnsi="Consolas" w:cs="Times New Roman"/>
+          <w:color w:val="000000"/>
+          <w:sz w:val="33"/>
+          <w:szCs w:val="33"/>
+          <w:lang w:eastAsia="en-IN"/>
+        </w:rPr>
+      </w:pPr>
+      <w:r>
+        <w:rPr>
+          <w:rFonts w:ascii="Consolas" w:eastAsia="Times New Roman" w:hAnsi="Consolas" w:cs="Times New Roman"/>
+          <w:color w:val="000000"/>
+          <w:sz w:val="33"/>
+          <w:szCs w:val="33"/>
+          <w:lang w:eastAsia="en-IN"/>
+        </w:rPr>
+        <w:t xml:space="preserve">            </w:t>
+      </w:r>
+      <w:r>
+        <w:rPr>
+          <w:rFonts w:ascii="Consolas" w:eastAsia="Times New Roman" w:hAnsi="Consolas" w:cs="Times New Roman"/>
+          <w:color w:val="0000FF"/>
+          <w:sz w:val="33"/>
+          <w:szCs w:val="33"/>
+          <w:lang w:eastAsia="en-IN"/>
+        </w:rPr>
+        <w:t>var</w:t>
+      </w:r>
+      <w:r>
+        <w:rPr>
+          <w:rFonts w:ascii="Consolas" w:eastAsia="Times New Roman" w:hAnsi="Consolas" w:cs="Times New Roman"/>
+          <w:color w:val="000000"/>
+          <w:sz w:val="33"/>
+          <w:szCs w:val="33"/>
+          <w:lang w:eastAsia="en-IN"/>
+        </w:rPr>
+        <w:t xml:space="preserve"> id=</w:t>
+      </w:r>
+      <w:proofErr w:type="spellStart"/>
+      <w:proofErr w:type="gramStart"/>
+      <w:r>
+        <w:rPr>
+          <w:rFonts w:ascii="Consolas" w:eastAsia="Times New Roman" w:hAnsi="Consolas" w:cs="Times New Roman"/>
+          <w:color w:val="000000"/>
+          <w:sz w:val="33"/>
+          <w:szCs w:val="33"/>
+          <w:lang w:eastAsia="en-IN"/>
+        </w:rPr>
+        <w:t>document.getElementById</w:t>
+      </w:r>
+      <w:proofErr w:type="spellEnd"/>
+      <w:proofErr w:type="gramEnd"/>
+      <w:r>
+        <w:rPr>
+          <w:rFonts w:ascii="Consolas" w:eastAsia="Times New Roman" w:hAnsi="Consolas" w:cs="Times New Roman"/>
+          <w:color w:val="000000"/>
+          <w:sz w:val="33"/>
+          <w:szCs w:val="33"/>
+          <w:lang w:eastAsia="en-IN"/>
+        </w:rPr>
+        <w:t>(</w:t>
+      </w:r>
+      <w:r>
+        <w:rPr>
+          <w:rFonts w:ascii="Consolas" w:eastAsia="Times New Roman" w:hAnsi="Consolas" w:cs="Times New Roman"/>
+          <w:color w:val="A31515"/>
+          <w:sz w:val="33"/>
+          <w:szCs w:val="33"/>
+          <w:lang w:eastAsia="en-IN"/>
+        </w:rPr>
+        <w:t>"id"</w:t>
+      </w:r>
+      <w:r>
+        <w:rPr>
+          <w:rFonts w:ascii="Consolas" w:eastAsia="Times New Roman" w:hAnsi="Consolas" w:cs="Times New Roman"/>
+          <w:color w:val="000000"/>
+          <w:sz w:val="33"/>
+          <w:szCs w:val="33"/>
+          <w:lang w:eastAsia="en-IN"/>
+        </w:rPr>
+        <w:t>).value;</w:t>
+      </w:r>
+    </w:p>
+    <w:p>
+      <w:pPr>
+        <w:shd w:val="clear" w:color="auto" w:fill="FFFFFF"/>
+        <w:spacing w:after="0" w:line="450" w:lineRule="atLeast"/>
+        <w:rPr>
+          <w:rFonts w:ascii="Consolas" w:eastAsia="Times New Roman" w:hAnsi="Consolas" w:cs="Times New Roman"/>
+          <w:color w:val="000000"/>
+          <w:sz w:val="33"/>
+          <w:szCs w:val="33"/>
+          <w:lang w:eastAsia="en-IN"/>
+        </w:rPr>
+      </w:pPr>
+      <w:r>
+        <w:rPr>
+          <w:rFonts w:ascii="Consolas" w:eastAsia="Times New Roman" w:hAnsi="Consolas" w:cs="Times New Roman"/>
+          <w:color w:val="000000"/>
+          <w:sz w:val="33"/>
+          <w:szCs w:val="33"/>
+          <w:lang w:eastAsia="en-IN"/>
+        </w:rPr>
+        <w:t xml:space="preserve">            </w:t>
+      </w:r>
+      <w:r>
+        <w:rPr>
+          <w:rFonts w:ascii="Consolas" w:eastAsia="Times New Roman" w:hAnsi="Consolas" w:cs="Times New Roman"/>
+          <w:color w:val="0000FF"/>
+          <w:sz w:val="33"/>
+          <w:szCs w:val="33"/>
+          <w:lang w:eastAsia="en-IN"/>
+        </w:rPr>
+        <w:t>var</w:t>
+      </w:r>
+      <w:r>
+        <w:rPr>
+          <w:rFonts w:ascii="Consolas" w:eastAsia="Times New Roman" w:hAnsi="Consolas" w:cs="Times New Roman"/>
+          <w:color w:val="000000"/>
+          <w:sz w:val="33"/>
+          <w:szCs w:val="33"/>
+          <w:lang w:eastAsia="en-IN"/>
+        </w:rPr>
+        <w:t xml:space="preserve"> name=</w:t>
+      </w:r>
+      <w:proofErr w:type="spellStart"/>
+      <w:proofErr w:type="gramStart"/>
+      <w:r>
+        <w:rPr>
+          <w:rFonts w:ascii="Consolas" w:eastAsia="Times New Roman" w:hAnsi="Consolas" w:cs="Times New Roman"/>
+          <w:color w:val="000000"/>
+          <w:sz w:val="33"/>
+          <w:szCs w:val="33"/>
+          <w:lang w:eastAsia="en-IN"/>
+        </w:rPr>
+        <w:t>document.getElementById</w:t>
+      </w:r>
+      <w:proofErr w:type="spellEnd"/>
+      <w:proofErr w:type="gramEnd"/>
+      <w:r>
+        <w:rPr>
+          <w:rFonts w:ascii="Consolas" w:eastAsia="Times New Roman" w:hAnsi="Consolas" w:cs="Times New Roman"/>
+          <w:color w:val="000000"/>
+          <w:sz w:val="33"/>
+          <w:szCs w:val="33"/>
+          <w:lang w:eastAsia="en-IN"/>
+        </w:rPr>
+        <w:t>(</w:t>
+      </w:r>
+      <w:r>
+        <w:rPr>
+          <w:rFonts w:ascii="Consolas" w:eastAsia="Times New Roman" w:hAnsi="Consolas" w:cs="Times New Roman"/>
+          <w:color w:val="A31515"/>
+          <w:sz w:val="33"/>
+          <w:szCs w:val="33"/>
+          <w:lang w:eastAsia="en-IN"/>
+        </w:rPr>
+        <w:t>"name"</w:t>
+      </w:r>
+      <w:r>
+        <w:rPr>
+          <w:rFonts w:ascii="Consolas" w:eastAsia="Times New Roman" w:hAnsi="Consolas" w:cs="Times New Roman"/>
+          <w:color w:val="000000"/>
+          <w:sz w:val="33"/>
+          <w:szCs w:val="33"/>
+          <w:lang w:eastAsia="en-IN"/>
+        </w:rPr>
+        <w:t>).value;</w:t>
+      </w:r>
+    </w:p>
+    <w:p>
+      <w:pPr>
+        <w:shd w:val="clear" w:color="auto" w:fill="FFFFFF"/>
+        <w:spacing w:after="0" w:line="450" w:lineRule="atLeast"/>
+        <w:rPr>
+          <w:rFonts w:ascii="Consolas" w:eastAsia="Times New Roman" w:hAnsi="Consolas" w:cs="Times New Roman"/>
+          <w:color w:val="000000"/>
+          <w:sz w:val="33"/>
+          <w:szCs w:val="33"/>
+          <w:lang w:eastAsia="en-IN"/>
+        </w:rPr>
+      </w:pPr>
+      <w:r>
+        <w:rPr>
+          <w:rFonts w:ascii="Consolas" w:eastAsia="Times New Roman" w:hAnsi="Consolas" w:cs="Times New Roman"/>
+          <w:color w:val="000000"/>
+          <w:sz w:val="33"/>
+          <w:szCs w:val="33"/>
+          <w:lang w:eastAsia="en-IN"/>
+        </w:rPr>
+        <w:t xml:space="preserve">            </w:t>
+      </w:r>
+      <w:r>
+        <w:rPr>
+          <w:rFonts w:ascii="Consolas" w:eastAsia="Times New Roman" w:hAnsi="Consolas" w:cs="Times New Roman"/>
+          <w:color w:val="0000FF"/>
+          <w:sz w:val="33"/>
+          <w:szCs w:val="33"/>
+          <w:lang w:eastAsia="en-IN"/>
+        </w:rPr>
+        <w:t>var</w:t>
+      </w:r>
+      <w:r>
+        <w:rPr>
+          <w:rFonts w:ascii="Consolas" w:eastAsia="Times New Roman" w:hAnsi="Consolas" w:cs="Times New Roman"/>
+          <w:color w:val="000000"/>
+          <w:sz w:val="33"/>
+          <w:szCs w:val="33"/>
+          <w:lang w:eastAsia="en-IN"/>
+        </w:rPr>
+        <w:t xml:space="preserve"> department=</w:t>
+      </w:r>
+      <w:proofErr w:type="spellStart"/>
+      <w:proofErr w:type="gramStart"/>
+      <w:r>
+        <w:rPr>
+          <w:rFonts w:ascii="Consolas" w:eastAsia="Times New Roman" w:hAnsi="Consolas" w:cs="Times New Roman"/>
+          <w:color w:val="000000"/>
+          <w:sz w:val="33"/>
+          <w:szCs w:val="33"/>
+          <w:lang w:eastAsia="en-IN"/>
+        </w:rPr>
+        <w:t>document.getElementById</w:t>
+      </w:r>
+      <w:proofErr w:type="spellEnd"/>
+      <w:proofErr w:type="gramEnd"/>
+      <w:r>
+        <w:rPr>
+          <w:rFonts w:ascii="Consolas" w:eastAsia="Times New Roman" w:hAnsi="Consolas" w:cs="Times New Roman"/>
+          <w:color w:val="000000"/>
+          <w:sz w:val="33"/>
+          <w:szCs w:val="33"/>
+          <w:lang w:eastAsia="en-IN"/>
+        </w:rPr>
+        <w:t>(</w:t>
+      </w:r>
+      <w:r>
+        <w:rPr>
+          <w:rFonts w:ascii="Consolas" w:eastAsia="Times New Roman" w:hAnsi="Consolas" w:cs="Times New Roman"/>
+          <w:color w:val="A31515"/>
+          <w:sz w:val="33"/>
+          <w:szCs w:val="33"/>
+          <w:lang w:eastAsia="en-IN"/>
+        </w:rPr>
+        <w:t>"department"</w:t>
+      </w:r>
+      <w:r>
+        <w:rPr>
+          <w:rFonts w:ascii="Consolas" w:eastAsia="Times New Roman" w:hAnsi="Consolas" w:cs="Times New Roman"/>
+          <w:color w:val="000000"/>
+          <w:sz w:val="33"/>
+          <w:szCs w:val="33"/>
+          <w:lang w:eastAsia="en-IN"/>
+        </w:rPr>
+        <w:t>).value;</w:t>
+      </w:r>
+    </w:p>
+    <w:p>
+      <w:pPr>
+        <w:shd w:val="clear" w:color="auto" w:fill="FFFFFF"/>
+        <w:spacing w:after="0" w:line="450" w:lineRule="atLeast"/>
+        <w:rPr>
+          <w:rFonts w:ascii="Consolas" w:eastAsia="Times New Roman" w:hAnsi="Consolas" w:cs="Times New Roman"/>
+          <w:color w:val="000000"/>
+          <w:sz w:val="33"/>
+          <w:szCs w:val="33"/>
+          <w:lang w:eastAsia="en-IN"/>
+        </w:rPr>
+      </w:pPr>
+      <w:r>
+        <w:rPr>
+          <w:rFonts w:ascii="Consolas" w:eastAsia="Times New Roman" w:hAnsi="Consolas" w:cs="Times New Roman"/>
+          <w:color w:val="000000"/>
+          <w:sz w:val="33"/>
+          <w:szCs w:val="33"/>
+          <w:lang w:eastAsia="en-IN"/>
+        </w:rPr>
+        <w:t xml:space="preserve">            </w:t>
+      </w:r>
+      <w:r>
+        <w:rPr>
+          <w:rFonts w:ascii="Consolas" w:eastAsia="Times New Roman" w:hAnsi="Consolas" w:cs="Times New Roman"/>
+          <w:color w:val="0000FF"/>
+          <w:sz w:val="33"/>
+          <w:szCs w:val="33"/>
+          <w:lang w:eastAsia="en-IN"/>
+        </w:rPr>
+        <w:t>var</w:t>
+      </w:r>
+      <w:r>
+        <w:rPr>
+          <w:rFonts w:ascii="Consolas" w:eastAsia="Times New Roman" w:hAnsi="Consolas" w:cs="Times New Roman"/>
+          <w:color w:val="000000"/>
+          <w:sz w:val="33"/>
+          <w:szCs w:val="33"/>
+          <w:lang w:eastAsia="en-IN"/>
+        </w:rPr>
+        <w:t xml:space="preserve"> </w:t>
+      </w:r>
+      <w:proofErr w:type="spellStart"/>
+      <w:r>
+        <w:rPr>
+          <w:rFonts w:ascii="Consolas" w:eastAsia="Times New Roman" w:hAnsi="Consolas" w:cs="Times New Roman"/>
+          <w:color w:val="000000"/>
+          <w:sz w:val="33"/>
+          <w:szCs w:val="33"/>
+          <w:lang w:eastAsia="en-IN"/>
+        </w:rPr>
+        <w:t>obj</w:t>
+      </w:r>
+      <w:proofErr w:type="spellEnd"/>
+      <w:proofErr w:type="gramStart"/>
+      <w:r>
+        <w:rPr>
+          <w:rFonts w:ascii="Consolas" w:eastAsia="Times New Roman" w:hAnsi="Consolas" w:cs="Times New Roman"/>
+          <w:color w:val="000000"/>
+          <w:sz w:val="33"/>
+          <w:szCs w:val="33"/>
+          <w:lang w:eastAsia="en-IN"/>
+        </w:rPr>
+        <w:t>={</w:t>
+      </w:r>
+      <w:proofErr w:type="gramEnd"/>
+      <w:r>
+        <w:rPr>
+          <w:rFonts w:ascii="Consolas" w:eastAsia="Times New Roman" w:hAnsi="Consolas" w:cs="Times New Roman"/>
+          <w:color w:val="A31515"/>
+          <w:sz w:val="33"/>
+          <w:szCs w:val="33"/>
+          <w:lang w:eastAsia="en-IN"/>
+        </w:rPr>
+        <w:t>"id"</w:t>
+      </w:r>
+      <w:r>
+        <w:rPr>
+          <w:rFonts w:ascii="Consolas" w:eastAsia="Times New Roman" w:hAnsi="Consolas" w:cs="Times New Roman"/>
+          <w:color w:val="000000"/>
+          <w:sz w:val="33"/>
+          <w:szCs w:val="33"/>
+          <w:lang w:eastAsia="en-IN"/>
+        </w:rPr>
+        <w:t>:</w:t>
+      </w:r>
+      <w:r>
+        <w:rPr>
+          <w:rFonts w:ascii="Consolas" w:eastAsia="Times New Roman" w:hAnsi="Consolas" w:cs="Times New Roman"/>
+          <w:color w:val="A31515"/>
+          <w:sz w:val="33"/>
+          <w:szCs w:val="33"/>
+          <w:lang w:eastAsia="en-IN"/>
+        </w:rPr>
+        <w:t>"201"</w:t>
+      </w:r>
+      <w:r>
+        <w:rPr>
+          <w:rFonts w:ascii="Consolas" w:eastAsia="Times New Roman" w:hAnsi="Consolas" w:cs="Times New Roman"/>
+          <w:color w:val="000000"/>
+          <w:sz w:val="33"/>
+          <w:szCs w:val="33"/>
+          <w:lang w:eastAsia="en-IN"/>
+        </w:rPr>
+        <w:t>,</w:t>
+      </w:r>
+      <w:r>
+        <w:rPr>
+          <w:rFonts w:ascii="Consolas" w:eastAsia="Times New Roman" w:hAnsi="Consolas" w:cs="Times New Roman"/>
+          <w:color w:val="A31515"/>
+          <w:sz w:val="33"/>
+          <w:szCs w:val="33"/>
+          <w:lang w:eastAsia="en-IN"/>
+        </w:rPr>
+        <w:t>"name"</w:t>
+      </w:r>
+      <w:r>
+        <w:rPr>
+          <w:rFonts w:ascii="Consolas" w:eastAsia="Times New Roman" w:hAnsi="Consolas" w:cs="Times New Roman"/>
+          <w:color w:val="000000"/>
+          <w:sz w:val="33"/>
+          <w:szCs w:val="33"/>
+          <w:lang w:eastAsia="en-IN"/>
+        </w:rPr>
+        <w:t>:</w:t>
+      </w:r>
+      <w:r>
+        <w:rPr>
+          <w:rFonts w:ascii="Consolas" w:eastAsia="Times New Roman" w:hAnsi="Consolas" w:cs="Times New Roman"/>
+          <w:color w:val="A31515"/>
+          <w:sz w:val="33"/>
+          <w:szCs w:val="33"/>
+          <w:lang w:eastAsia="en-IN"/>
+        </w:rPr>
+        <w:t xml:space="preserve">"Ajay </w:t>
+      </w:r>
+      <w:proofErr w:type="spellStart"/>
+      <w:r>
+        <w:rPr>
+          <w:rFonts w:ascii="Consolas" w:eastAsia="Times New Roman" w:hAnsi="Consolas" w:cs="Times New Roman"/>
+          <w:color w:val="A31515"/>
+          <w:sz w:val="33"/>
+          <w:szCs w:val="33"/>
+          <w:lang w:eastAsia="en-IN"/>
+        </w:rPr>
+        <w:t>C.M."</w:t>
+      </w:r>
+      <w:r>
+        <w:rPr>
+          <w:rFonts w:ascii="Consolas" w:eastAsia="Times New Roman" w:hAnsi="Consolas" w:cs="Times New Roman"/>
+          <w:color w:val="000000"/>
+          <w:sz w:val="33"/>
+          <w:szCs w:val="33"/>
+          <w:lang w:eastAsia="en-IN"/>
+        </w:rPr>
+        <w:t>,</w:t>
+      </w:r>
+      <w:r>
+        <w:rPr>
+          <w:rFonts w:ascii="Consolas" w:eastAsia="Times New Roman" w:hAnsi="Consolas" w:cs="Times New Roman"/>
+          <w:color w:val="A31515"/>
+          <w:sz w:val="33"/>
+          <w:szCs w:val="33"/>
+          <w:lang w:eastAsia="en-IN"/>
+        </w:rPr>
+        <w:t>"department"</w:t>
+      </w:r>
+      <w:r>
+        <w:rPr>
+          <w:rFonts w:ascii="Consolas" w:eastAsia="Times New Roman" w:hAnsi="Consolas" w:cs="Times New Roman"/>
+          <w:color w:val="000000"/>
+          <w:sz w:val="33"/>
+          <w:szCs w:val="33"/>
+          <w:lang w:eastAsia="en-IN"/>
+        </w:rPr>
+        <w:t>:</w:t>
+      </w:r>
+      <w:r>
+        <w:rPr>
+          <w:rFonts w:ascii="Consolas" w:eastAsia="Times New Roman" w:hAnsi="Consolas" w:cs="Times New Roman"/>
+          <w:color w:val="A31515"/>
+          <w:sz w:val="33"/>
+          <w:szCs w:val="33"/>
+          <w:lang w:eastAsia="en-IN"/>
+        </w:rPr>
+        <w:t>"EEE</w:t>
+      </w:r>
+      <w:proofErr w:type="spellEnd"/>
+      <w:r>
+        <w:rPr>
+          <w:rFonts w:ascii="Consolas" w:eastAsia="Times New Roman" w:hAnsi="Consolas" w:cs="Times New Roman"/>
+          <w:color w:val="A31515"/>
+          <w:sz w:val="33"/>
+          <w:szCs w:val="33"/>
+          <w:lang w:eastAsia="en-IN"/>
+        </w:rPr>
+        <w:t>"</w:t>
+      </w:r>
+      <w:r>
+        <w:rPr>
+          <w:rFonts w:ascii="Consolas" w:eastAsia="Times New Roman" w:hAnsi="Consolas" w:cs="Times New Roman"/>
+          <w:color w:val="000000"/>
+          <w:sz w:val="33"/>
+          <w:szCs w:val="33"/>
+          <w:lang w:eastAsia="en-IN"/>
+        </w:rPr>
+        <w:t>};</w:t>
+      </w:r>
+    </w:p>
+    <w:p>
+      <w:pPr>
+        <w:shd w:val="clear" w:color="auto" w:fill="FFFFFF"/>
+        <w:spacing w:after="0" w:line="450" w:lineRule="atLeast"/>
+        <w:rPr>
+          <w:rFonts w:ascii="Consolas" w:eastAsia="Times New Roman" w:hAnsi="Consolas" w:cs="Times New Roman"/>
+          <w:color w:val="000000"/>
+          <w:sz w:val="33"/>
+          <w:szCs w:val="33"/>
+          <w:lang w:eastAsia="en-IN"/>
+        </w:rPr>
+      </w:pPr>
+      <w:r>
+        <w:rPr>
+          <w:rFonts w:ascii="Consolas" w:eastAsia="Times New Roman" w:hAnsi="Consolas" w:cs="Times New Roman"/>
+          <w:color w:val="000000"/>
+          <w:sz w:val="33"/>
+          <w:szCs w:val="33"/>
+          <w:lang w:eastAsia="en-IN"/>
+        </w:rPr>
+        <w:t>            obj.id=id;</w:t>
+      </w:r>
+    </w:p>
+    <w:p>
+      <w:pPr>
+        <w:shd w:val="clear" w:color="auto" w:fill="FFFFFF"/>
+        <w:spacing w:after="0" w:line="450" w:lineRule="atLeast"/>
+        <w:rPr>
+          <w:rFonts w:ascii="Consolas" w:eastAsia="Times New Roman" w:hAnsi="Consolas" w:cs="Times New Roman"/>
+          <w:color w:val="000000"/>
+          <w:sz w:val="33"/>
+          <w:szCs w:val="33"/>
+          <w:lang w:eastAsia="en-IN"/>
+        </w:rPr>
+      </w:pPr>
+      <w:r>
+        <w:rPr>
+          <w:rFonts w:ascii="Consolas" w:eastAsia="Times New Roman" w:hAnsi="Consolas" w:cs="Times New Roman"/>
+          <w:color w:val="000000"/>
+          <w:sz w:val="33"/>
+          <w:szCs w:val="33"/>
+          <w:lang w:eastAsia="en-IN"/>
+        </w:rPr>
+        <w:t>            obj.name=name;</w:t>
+      </w:r>
+    </w:p>
+    <w:p>
+      <w:pPr>
+        <w:shd w:val="clear" w:color="auto" w:fill="FFFFFF"/>
+        <w:spacing w:after="0" w:line="450" w:lineRule="atLeast"/>
+        <w:rPr>
+          <w:rFonts w:ascii="Consolas" w:eastAsia="Times New Roman" w:hAnsi="Consolas" w:cs="Times New Roman"/>
+          <w:color w:val="000000"/>
+          <w:sz w:val="33"/>
+          <w:szCs w:val="33"/>
+          <w:lang w:eastAsia="en-IN"/>
+        </w:rPr>
+      </w:pPr>
+      <w:r>
+        <w:rPr>
+          <w:rFonts w:ascii="Consolas" w:eastAsia="Times New Roman" w:hAnsi="Consolas" w:cs="Times New Roman"/>
+          <w:color w:val="000000"/>
+          <w:sz w:val="33"/>
+          <w:szCs w:val="33"/>
+          <w:lang w:eastAsia="en-IN"/>
+        </w:rPr>
+        <w:t xml:space="preserve">            </w:t>
+      </w:r>
+      <w:proofErr w:type="spellStart"/>
+      <w:proofErr w:type="gramStart"/>
+      <w:r>
+        <w:rPr>
+          <w:rFonts w:ascii="Consolas" w:eastAsia="Times New Roman" w:hAnsi="Consolas" w:cs="Times New Roman"/>
+          <w:color w:val="000000"/>
+          <w:sz w:val="33"/>
+          <w:szCs w:val="33"/>
+          <w:lang w:eastAsia="en-IN"/>
+        </w:rPr>
+        <w:t>obj.department</w:t>
+      </w:r>
+      <w:proofErr w:type="spellEnd"/>
+      <w:proofErr w:type="gramEnd"/>
+      <w:r>
+        <w:rPr>
+          <w:rFonts w:ascii="Consolas" w:eastAsia="Times New Roman" w:hAnsi="Consolas" w:cs="Times New Roman"/>
+          <w:color w:val="000000"/>
+          <w:sz w:val="33"/>
+          <w:szCs w:val="33"/>
+          <w:lang w:eastAsia="en-IN"/>
+        </w:rPr>
+        <w:t>=department;</w:t>
+      </w:r>
+    </w:p>
+    <w:p>
+      <w:pPr>
+        <w:shd w:val="clear" w:color="auto" w:fill="FFFFFF"/>
+        <w:spacing w:after="0" w:line="450" w:lineRule="atLeast"/>
+        <w:rPr>
+          <w:rFonts w:ascii="Consolas" w:eastAsia="Times New Roman" w:hAnsi="Consolas" w:cs="Times New Roman"/>
+          <w:color w:val="000000"/>
+          <w:sz w:val="33"/>
+          <w:szCs w:val="33"/>
+          <w:lang w:eastAsia="en-IN"/>
+        </w:rPr>
+      </w:pPr>
+    </w:p>
+    <w:p>
+      <w:pPr>
+        <w:shd w:val="clear" w:color="auto" w:fill="FFFFFF"/>
+        <w:spacing w:after="0" w:line="450" w:lineRule="atLeast"/>
+        <w:rPr>
+          <w:rFonts w:ascii="Consolas" w:eastAsia="Times New Roman" w:hAnsi="Consolas" w:cs="Times New Roman"/>
+          <w:color w:val="000000"/>
+          <w:sz w:val="33"/>
+          <w:szCs w:val="33"/>
+          <w:lang w:eastAsia="en-IN"/>
+        </w:rPr>
+      </w:pPr>
+      <w:r>
+        <w:rPr>
+          <w:rFonts w:ascii="Consolas" w:eastAsia="Times New Roman" w:hAnsi="Consolas" w:cs="Times New Roman"/>
+          <w:color w:val="000000"/>
+          <w:sz w:val="33"/>
+          <w:szCs w:val="33"/>
+          <w:lang w:eastAsia="en-IN"/>
+        </w:rPr>
+        <w:t xml:space="preserve">            </w:t>
+      </w:r>
+      <w:proofErr w:type="gramStart"/>
+      <w:r>
+        <w:rPr>
+          <w:rFonts w:ascii="Consolas" w:eastAsia="Times New Roman" w:hAnsi="Consolas" w:cs="Times New Roman"/>
+          <w:color w:val="000000"/>
+          <w:sz w:val="33"/>
+          <w:szCs w:val="33"/>
+          <w:lang w:eastAsia="en-IN"/>
+        </w:rPr>
+        <w:t>alert(</w:t>
+      </w:r>
+      <w:proofErr w:type="spellStart"/>
+      <w:proofErr w:type="gramEnd"/>
+      <w:r>
+        <w:rPr>
+          <w:rFonts w:ascii="Consolas" w:eastAsia="Times New Roman" w:hAnsi="Consolas" w:cs="Times New Roman"/>
+          <w:color w:val="000000"/>
+          <w:sz w:val="33"/>
+          <w:szCs w:val="33"/>
+          <w:lang w:eastAsia="en-IN"/>
+        </w:rPr>
+        <w:t>JSON.stringify</w:t>
+      </w:r>
+      <w:proofErr w:type="spellEnd"/>
+      <w:r>
+        <w:rPr>
+          <w:rFonts w:ascii="Consolas" w:eastAsia="Times New Roman" w:hAnsi="Consolas" w:cs="Times New Roman"/>
+          <w:color w:val="000000"/>
+          <w:sz w:val="33"/>
+          <w:szCs w:val="33"/>
+          <w:lang w:eastAsia="en-IN"/>
+        </w:rPr>
+        <w:t>(</w:t>
+      </w:r>
+      <w:proofErr w:type="spellStart"/>
+      <w:r>
+        <w:rPr>
+          <w:rFonts w:ascii="Consolas" w:eastAsia="Times New Roman" w:hAnsi="Consolas" w:cs="Times New Roman"/>
+          <w:color w:val="000000"/>
+          <w:sz w:val="33"/>
+          <w:szCs w:val="33"/>
+          <w:lang w:eastAsia="en-IN"/>
+        </w:rPr>
+        <w:t>obj</w:t>
+      </w:r>
+      <w:proofErr w:type="spellEnd"/>
+      <w:r>
+        <w:rPr>
+          <w:rFonts w:ascii="Consolas" w:eastAsia="Times New Roman" w:hAnsi="Consolas" w:cs="Times New Roman"/>
+          <w:color w:val="000000"/>
+          <w:sz w:val="33"/>
+          <w:szCs w:val="33"/>
+          <w:lang w:eastAsia="en-IN"/>
+        </w:rPr>
+        <w:t>));</w:t>
+      </w:r>
+    </w:p>
+    <w:p>
+      <w:pPr>
+        <w:shd w:val="clear" w:color="auto" w:fill="FFFFFF"/>
+        <w:spacing w:after="0" w:line="450" w:lineRule="atLeast"/>
+        <w:rPr>
+          <w:rFonts w:ascii="Consolas" w:eastAsia="Times New Roman" w:hAnsi="Consolas" w:cs="Times New Roman"/>
+          <w:color w:val="000000"/>
+          <w:sz w:val="33"/>
+          <w:szCs w:val="33"/>
+          <w:lang w:eastAsia="en-IN"/>
+        </w:rPr>
+      </w:pPr>
+      <w:r>
+        <w:rPr>
+          <w:rFonts w:ascii="Consolas" w:eastAsia="Times New Roman" w:hAnsi="Consolas" w:cs="Times New Roman"/>
+          <w:color w:val="000000"/>
+          <w:sz w:val="33"/>
+          <w:szCs w:val="33"/>
+          <w:lang w:eastAsia="en-IN"/>
+        </w:rPr>
+        <w:t xml:space="preserve">            </w:t>
+      </w:r>
+      <w:r>
+        <w:rPr>
+          <w:rFonts w:ascii="Consolas" w:eastAsia="Times New Roman" w:hAnsi="Consolas" w:cs="Times New Roman"/>
+          <w:color w:val="008000"/>
+          <w:sz w:val="33"/>
+          <w:szCs w:val="33"/>
+          <w:lang w:eastAsia="en-IN"/>
+        </w:rPr>
+        <w:t>//to convert object to string:      </w:t>
+      </w:r>
+      <w:proofErr w:type="spellStart"/>
+      <w:r>
+        <w:rPr>
+          <w:rFonts w:ascii="Consolas" w:eastAsia="Times New Roman" w:hAnsi="Consolas" w:cs="Times New Roman"/>
+          <w:color w:val="008000"/>
+          <w:sz w:val="33"/>
+          <w:szCs w:val="33"/>
+          <w:lang w:eastAsia="en-IN"/>
+        </w:rPr>
+        <w:t>JSON.stringify</w:t>
+      </w:r>
+      <w:proofErr w:type="spellEnd"/>
+      <w:r>
+        <w:rPr>
+          <w:rFonts w:ascii="Consolas" w:eastAsia="Times New Roman" w:hAnsi="Consolas" w:cs="Times New Roman"/>
+          <w:color w:val="008000"/>
+          <w:sz w:val="33"/>
+          <w:szCs w:val="33"/>
+          <w:lang w:eastAsia="en-IN"/>
+        </w:rPr>
+        <w:t>()</w:t>
+      </w:r>
+    </w:p>
+    <w:p>
+      <w:pPr>
+        <w:shd w:val="clear" w:color="auto" w:fill="FFFFFF"/>
+        <w:spacing w:after="0" w:line="450" w:lineRule="atLeast"/>
+        <w:rPr>
+          <w:rFonts w:ascii="Consolas" w:eastAsia="Times New Roman" w:hAnsi="Consolas" w:cs="Times New Roman"/>
+          <w:color w:val="000000"/>
+          <w:sz w:val="33"/>
+          <w:szCs w:val="33"/>
+          <w:lang w:eastAsia="en-IN"/>
+        </w:rPr>
+      </w:pPr>
+      <w:r>
+        <w:rPr>
+          <w:rFonts w:ascii="Consolas" w:eastAsia="Times New Roman" w:hAnsi="Consolas" w:cs="Times New Roman"/>
+          <w:color w:val="000000"/>
+          <w:sz w:val="33"/>
+          <w:szCs w:val="33"/>
+          <w:lang w:eastAsia="en-IN"/>
+        </w:rPr>
+        <w:t xml:space="preserve">            </w:t>
+      </w:r>
+      <w:r>
+        <w:rPr>
+          <w:rFonts w:ascii="Consolas" w:eastAsia="Times New Roman" w:hAnsi="Consolas" w:cs="Times New Roman"/>
+          <w:color w:val="008000"/>
+          <w:sz w:val="33"/>
+          <w:szCs w:val="33"/>
+          <w:lang w:eastAsia="en-IN"/>
+        </w:rPr>
+        <w:t>//to convert string to object:      </w:t>
+      </w:r>
+      <w:proofErr w:type="spellStart"/>
+      <w:r>
+        <w:rPr>
+          <w:rFonts w:ascii="Consolas" w:eastAsia="Times New Roman" w:hAnsi="Consolas" w:cs="Times New Roman"/>
+          <w:color w:val="008000"/>
+          <w:sz w:val="33"/>
+          <w:szCs w:val="33"/>
+          <w:lang w:eastAsia="en-IN"/>
+        </w:rPr>
+        <w:t>JSON.parse</w:t>
+      </w:r>
+      <w:proofErr w:type="spellEnd"/>
+      <w:r>
+        <w:rPr>
+          <w:rFonts w:ascii="Consolas" w:eastAsia="Times New Roman" w:hAnsi="Consolas" w:cs="Times New Roman"/>
+          <w:color w:val="008000"/>
+          <w:sz w:val="33"/>
+          <w:szCs w:val="33"/>
+          <w:lang w:eastAsia="en-IN"/>
+        </w:rPr>
+        <w:t>()</w:t>
+      </w:r>
+    </w:p>
+    <w:p>
+      <w:pPr>
+        <w:shd w:val="clear" w:color="auto" w:fill="FFFFFF"/>
+        <w:spacing w:after="0" w:line="450" w:lineRule="atLeast"/>
+        <w:rPr>
+          <w:rFonts w:ascii="Consolas" w:eastAsia="Times New Roman" w:hAnsi="Consolas" w:cs="Times New Roman"/>
+          <w:color w:val="000000"/>
+          <w:sz w:val="33"/>
+          <w:szCs w:val="33"/>
+          <w:lang w:eastAsia="en-IN"/>
+        </w:rPr>
+      </w:pPr>
+      <w:r>
+        <w:rPr>
+          <w:rFonts w:ascii="Consolas" w:eastAsia="Times New Roman" w:hAnsi="Consolas" w:cs="Times New Roman"/>
+          <w:color w:val="000000"/>
+          <w:sz w:val="33"/>
+          <w:szCs w:val="33"/>
+          <w:lang w:eastAsia="en-IN"/>
+        </w:rPr>
+        <w:t xml:space="preserve">            </w:t>
+      </w:r>
+    </w:p>
+    <w:p>
+      <w:pPr>
+        <w:shd w:val="clear" w:color="auto" w:fill="FFFFFF"/>
+        <w:spacing w:after="0" w:line="450" w:lineRule="atLeast"/>
+        <w:rPr>
+          <w:rFonts w:ascii="Consolas" w:eastAsia="Times New Roman" w:hAnsi="Consolas" w:cs="Times New Roman"/>
+          <w:color w:val="000000"/>
+          <w:sz w:val="33"/>
+          <w:szCs w:val="33"/>
+          <w:lang w:eastAsia="en-IN"/>
+        </w:rPr>
+      </w:pPr>
+      <w:r>
+        <w:rPr>
+          <w:rFonts w:ascii="Consolas" w:eastAsia="Times New Roman" w:hAnsi="Consolas" w:cs="Times New Roman"/>
+          <w:color w:val="000000"/>
+          <w:sz w:val="33"/>
+          <w:szCs w:val="33"/>
+          <w:lang w:eastAsia="en-IN"/>
+        </w:rPr>
+        <w:lastRenderedPageBreak/>
+        <w:t>        }</w:t>
+      </w:r>
+    </w:p>
+    <w:p>
+      <w:pPr>
+        <w:shd w:val="clear" w:color="auto" w:fill="FFFFFF"/>
+        <w:spacing w:after="0" w:line="450" w:lineRule="atLeast"/>
+        <w:rPr>
+          <w:rFonts w:ascii="Consolas" w:eastAsia="Times New Roman" w:hAnsi="Consolas" w:cs="Times New Roman"/>
+          <w:color w:val="000000"/>
+          <w:sz w:val="33"/>
+          <w:szCs w:val="33"/>
+          <w:lang w:eastAsia="en-IN"/>
+        </w:rPr>
+      </w:pPr>
+      <w:r>
+        <w:rPr>
+          <w:rFonts w:ascii="Consolas" w:eastAsia="Times New Roman" w:hAnsi="Consolas" w:cs="Times New Roman"/>
+          <w:color w:val="000000"/>
+          <w:sz w:val="33"/>
+          <w:szCs w:val="33"/>
+          <w:lang w:eastAsia="en-IN"/>
+        </w:rPr>
+        <w:t xml:space="preserve">        </w:t>
+      </w:r>
+      <w:r>
+        <w:rPr>
+          <w:rFonts w:ascii="Consolas" w:eastAsia="Times New Roman" w:hAnsi="Consolas" w:cs="Times New Roman"/>
+          <w:color w:val="0000FF"/>
+          <w:sz w:val="33"/>
+          <w:szCs w:val="33"/>
+          <w:lang w:eastAsia="en-IN"/>
+        </w:rPr>
+        <w:t>function</w:t>
+      </w:r>
+      <w:r>
+        <w:rPr>
+          <w:rFonts w:ascii="Consolas" w:eastAsia="Times New Roman" w:hAnsi="Consolas" w:cs="Times New Roman"/>
+          <w:color w:val="000000"/>
+          <w:sz w:val="33"/>
+          <w:szCs w:val="33"/>
+          <w:lang w:eastAsia="en-IN"/>
+        </w:rPr>
+        <w:t xml:space="preserve"> fn2()</w:t>
+      </w:r>
+    </w:p>
+    <w:p>
+      <w:pPr>
+        <w:shd w:val="clear" w:color="auto" w:fill="FFFFFF"/>
+        <w:spacing w:after="0" w:line="450" w:lineRule="atLeast"/>
+        <w:rPr>
+          <w:rFonts w:ascii="Consolas" w:eastAsia="Times New Roman" w:hAnsi="Consolas" w:cs="Times New Roman"/>
+          <w:color w:val="000000"/>
+          <w:sz w:val="33"/>
+          <w:szCs w:val="33"/>
+          <w:lang w:eastAsia="en-IN"/>
+        </w:rPr>
+      </w:pPr>
+      <w:r>
+        <w:rPr>
+          <w:rFonts w:ascii="Consolas" w:eastAsia="Times New Roman" w:hAnsi="Consolas" w:cs="Times New Roman"/>
+          <w:color w:val="000000"/>
+          <w:sz w:val="33"/>
+          <w:szCs w:val="33"/>
+          <w:lang w:eastAsia="en-IN"/>
+        </w:rPr>
+        <w:t>        {</w:t>
+      </w:r>
+    </w:p>
+    <w:p>
+      <w:pPr>
+        <w:shd w:val="clear" w:color="auto" w:fill="FFFFFF"/>
+        <w:spacing w:after="0" w:line="450" w:lineRule="atLeast"/>
+        <w:rPr>
+          <w:rFonts w:ascii="Consolas" w:eastAsia="Times New Roman" w:hAnsi="Consolas" w:cs="Times New Roman"/>
+          <w:color w:val="000000"/>
+          <w:sz w:val="33"/>
+          <w:szCs w:val="33"/>
+          <w:lang w:eastAsia="en-IN"/>
+        </w:rPr>
+      </w:pPr>
+      <w:r>
+        <w:rPr>
+          <w:rFonts w:ascii="Consolas" w:eastAsia="Times New Roman" w:hAnsi="Consolas" w:cs="Times New Roman"/>
+          <w:color w:val="000000"/>
+          <w:sz w:val="33"/>
+          <w:szCs w:val="33"/>
+          <w:lang w:eastAsia="en-IN"/>
+        </w:rPr>
+        <w:t xml:space="preserve">            </w:t>
+      </w:r>
+      <w:r>
+        <w:rPr>
+          <w:rFonts w:ascii="Consolas" w:eastAsia="Times New Roman" w:hAnsi="Consolas" w:cs="Times New Roman"/>
+          <w:color w:val="0000FF"/>
+          <w:sz w:val="33"/>
+          <w:szCs w:val="33"/>
+          <w:lang w:eastAsia="en-IN"/>
+        </w:rPr>
+        <w:t>var</w:t>
+      </w:r>
+      <w:r>
+        <w:rPr>
+          <w:rFonts w:ascii="Consolas" w:eastAsia="Times New Roman" w:hAnsi="Consolas" w:cs="Times New Roman"/>
+          <w:color w:val="000000"/>
+          <w:sz w:val="33"/>
+          <w:szCs w:val="33"/>
+          <w:lang w:eastAsia="en-IN"/>
+        </w:rPr>
+        <w:t xml:space="preserve"> txt=</w:t>
+      </w:r>
+      <w:proofErr w:type="spellStart"/>
+      <w:proofErr w:type="gramStart"/>
+      <w:r>
+        <w:rPr>
+          <w:rFonts w:ascii="Consolas" w:eastAsia="Times New Roman" w:hAnsi="Consolas" w:cs="Times New Roman"/>
+          <w:color w:val="000000"/>
+          <w:sz w:val="33"/>
+          <w:szCs w:val="33"/>
+          <w:lang w:eastAsia="en-IN"/>
+        </w:rPr>
+        <w:t>document.getElementById</w:t>
+      </w:r>
+      <w:proofErr w:type="spellEnd"/>
+      <w:proofErr w:type="gramEnd"/>
+      <w:r>
+        <w:rPr>
+          <w:rFonts w:ascii="Consolas" w:eastAsia="Times New Roman" w:hAnsi="Consolas" w:cs="Times New Roman"/>
+          <w:color w:val="000000"/>
+          <w:sz w:val="33"/>
+          <w:szCs w:val="33"/>
+          <w:lang w:eastAsia="en-IN"/>
+        </w:rPr>
+        <w:t>(</w:t>
+      </w:r>
+      <w:r>
+        <w:rPr>
+          <w:rFonts w:ascii="Consolas" w:eastAsia="Times New Roman" w:hAnsi="Consolas" w:cs="Times New Roman"/>
+          <w:color w:val="A31515"/>
+          <w:sz w:val="33"/>
+          <w:szCs w:val="33"/>
+          <w:lang w:eastAsia="en-IN"/>
+        </w:rPr>
+        <w:t>"txt"</w:t>
+      </w:r>
+      <w:r>
+        <w:rPr>
+          <w:rFonts w:ascii="Consolas" w:eastAsia="Times New Roman" w:hAnsi="Consolas" w:cs="Times New Roman"/>
+          <w:color w:val="000000"/>
+          <w:sz w:val="33"/>
+          <w:szCs w:val="33"/>
+          <w:lang w:eastAsia="en-IN"/>
+        </w:rPr>
+        <w:t>).value;</w:t>
+      </w:r>
+    </w:p>
+    <w:p>
+      <w:pPr>
+        <w:shd w:val="clear" w:color="auto" w:fill="FFFFFF"/>
+        <w:spacing w:after="0" w:line="450" w:lineRule="atLeast"/>
+        <w:rPr>
+          <w:rFonts w:ascii="Consolas" w:eastAsia="Times New Roman" w:hAnsi="Consolas" w:cs="Times New Roman"/>
+          <w:color w:val="000000"/>
+          <w:sz w:val="33"/>
+          <w:szCs w:val="33"/>
+          <w:lang w:eastAsia="en-IN"/>
+        </w:rPr>
+      </w:pPr>
+      <w:r>
+        <w:rPr>
+          <w:rFonts w:ascii="Consolas" w:eastAsia="Times New Roman" w:hAnsi="Consolas" w:cs="Times New Roman"/>
+          <w:color w:val="000000"/>
+          <w:sz w:val="33"/>
+          <w:szCs w:val="33"/>
+          <w:lang w:eastAsia="en-IN"/>
+        </w:rPr>
+        <w:t xml:space="preserve">            </w:t>
+      </w:r>
+      <w:r>
+        <w:rPr>
+          <w:rFonts w:ascii="Consolas" w:eastAsia="Times New Roman" w:hAnsi="Consolas" w:cs="Times New Roman"/>
+          <w:color w:val="0000FF"/>
+          <w:sz w:val="33"/>
+          <w:szCs w:val="33"/>
+          <w:lang w:eastAsia="en-IN"/>
+        </w:rPr>
+        <w:t>var</w:t>
+      </w:r>
+      <w:r>
+        <w:rPr>
+          <w:rFonts w:ascii="Consolas" w:eastAsia="Times New Roman" w:hAnsi="Consolas" w:cs="Times New Roman"/>
+          <w:color w:val="000000"/>
+          <w:sz w:val="33"/>
+          <w:szCs w:val="33"/>
+          <w:lang w:eastAsia="en-IN"/>
+        </w:rPr>
+        <w:t xml:space="preserve"> </w:t>
+      </w:r>
+      <w:proofErr w:type="spellStart"/>
+      <w:r>
+        <w:rPr>
+          <w:rFonts w:ascii="Consolas" w:eastAsia="Times New Roman" w:hAnsi="Consolas" w:cs="Times New Roman"/>
+          <w:color w:val="000000"/>
+          <w:sz w:val="33"/>
+          <w:szCs w:val="33"/>
+          <w:lang w:eastAsia="en-IN"/>
+        </w:rPr>
+        <w:t>obj</w:t>
+      </w:r>
+      <w:proofErr w:type="spellEnd"/>
+      <w:r>
+        <w:rPr>
+          <w:rFonts w:ascii="Consolas" w:eastAsia="Times New Roman" w:hAnsi="Consolas" w:cs="Times New Roman"/>
+          <w:color w:val="000000"/>
+          <w:sz w:val="33"/>
+          <w:szCs w:val="33"/>
+          <w:lang w:eastAsia="en-IN"/>
+        </w:rPr>
+        <w:t>=</w:t>
+      </w:r>
+      <w:proofErr w:type="spellStart"/>
+      <w:r>
+        <w:rPr>
+          <w:rFonts w:ascii="Consolas" w:eastAsia="Times New Roman" w:hAnsi="Consolas" w:cs="Times New Roman"/>
+          <w:color w:val="000000"/>
+          <w:sz w:val="33"/>
+          <w:szCs w:val="33"/>
+          <w:lang w:eastAsia="en-IN"/>
+        </w:rPr>
+        <w:t>JSON.parse</w:t>
+      </w:r>
+      <w:proofErr w:type="spellEnd"/>
+      <w:r>
+        <w:rPr>
+          <w:rFonts w:ascii="Consolas" w:eastAsia="Times New Roman" w:hAnsi="Consolas" w:cs="Times New Roman"/>
+          <w:color w:val="000000"/>
+          <w:sz w:val="33"/>
+          <w:szCs w:val="33"/>
+          <w:lang w:eastAsia="en-IN"/>
+        </w:rPr>
+        <w:t>(txt);</w:t>
+      </w:r>
+    </w:p>
+    <w:p>
+      <w:pPr>
+        <w:shd w:val="clear" w:color="auto" w:fill="FFFFFF"/>
+        <w:spacing w:after="0" w:line="450" w:lineRule="atLeast"/>
+        <w:rPr>
+          <w:rFonts w:ascii="Consolas" w:eastAsia="Times New Roman" w:hAnsi="Consolas" w:cs="Times New Roman"/>
+          <w:color w:val="000000"/>
+          <w:sz w:val="33"/>
+          <w:szCs w:val="33"/>
+          <w:lang w:eastAsia="en-IN"/>
+        </w:rPr>
+      </w:pPr>
+      <w:r>
+        <w:rPr>
+          <w:rFonts w:ascii="Consolas" w:eastAsia="Times New Roman" w:hAnsi="Consolas" w:cs="Times New Roman"/>
+          <w:color w:val="000000"/>
+          <w:sz w:val="33"/>
+          <w:szCs w:val="33"/>
+          <w:lang w:eastAsia="en-IN"/>
+        </w:rPr>
+        <w:t xml:space="preserve">            </w:t>
+      </w:r>
+      <w:r>
+        <w:rPr>
+          <w:rFonts w:ascii="Consolas" w:eastAsia="Times New Roman" w:hAnsi="Consolas" w:cs="Times New Roman"/>
+          <w:color w:val="008000"/>
+          <w:sz w:val="33"/>
+          <w:szCs w:val="33"/>
+          <w:lang w:eastAsia="en-IN"/>
+        </w:rPr>
+        <w:t>//to set the value to a textbox</w:t>
+      </w:r>
+    </w:p>
+    <w:p>
+      <w:pPr>
+        <w:shd w:val="clear" w:color="auto" w:fill="FFFFFF"/>
+        <w:spacing w:after="0" w:line="450" w:lineRule="atLeast"/>
+        <w:rPr>
+          <w:rFonts w:ascii="Consolas" w:eastAsia="Times New Roman" w:hAnsi="Consolas" w:cs="Times New Roman"/>
+          <w:color w:val="000000"/>
+          <w:sz w:val="33"/>
+          <w:szCs w:val="33"/>
+          <w:lang w:eastAsia="en-IN"/>
+        </w:rPr>
+      </w:pPr>
+      <w:r>
+        <w:rPr>
+          <w:rFonts w:ascii="Consolas" w:eastAsia="Times New Roman" w:hAnsi="Consolas" w:cs="Times New Roman"/>
+          <w:color w:val="000000"/>
+          <w:sz w:val="33"/>
+          <w:szCs w:val="33"/>
+          <w:lang w:eastAsia="en-IN"/>
+        </w:rPr>
+        <w:t xml:space="preserve">            </w:t>
+      </w:r>
+      <w:proofErr w:type="spellStart"/>
+      <w:proofErr w:type="gramStart"/>
+      <w:r>
+        <w:rPr>
+          <w:rFonts w:ascii="Consolas" w:eastAsia="Times New Roman" w:hAnsi="Consolas" w:cs="Times New Roman"/>
+          <w:color w:val="000000"/>
+          <w:sz w:val="33"/>
+          <w:szCs w:val="33"/>
+          <w:lang w:eastAsia="en-IN"/>
+        </w:rPr>
+        <w:t>document.getElementById</w:t>
+      </w:r>
+      <w:proofErr w:type="spellEnd"/>
+      <w:proofErr w:type="gramEnd"/>
+      <w:r>
+        <w:rPr>
+          <w:rFonts w:ascii="Consolas" w:eastAsia="Times New Roman" w:hAnsi="Consolas" w:cs="Times New Roman"/>
+          <w:color w:val="000000"/>
+          <w:sz w:val="33"/>
+          <w:szCs w:val="33"/>
+          <w:lang w:eastAsia="en-IN"/>
+        </w:rPr>
+        <w:t>(</w:t>
+      </w:r>
+      <w:r>
+        <w:rPr>
+          <w:rFonts w:ascii="Consolas" w:eastAsia="Times New Roman" w:hAnsi="Consolas" w:cs="Times New Roman"/>
+          <w:color w:val="A31515"/>
+          <w:sz w:val="33"/>
+          <w:szCs w:val="33"/>
+          <w:lang w:eastAsia="en-IN"/>
+        </w:rPr>
+        <w:t>"id"</w:t>
+      </w:r>
+      <w:r>
+        <w:rPr>
+          <w:rFonts w:ascii="Consolas" w:eastAsia="Times New Roman" w:hAnsi="Consolas" w:cs="Times New Roman"/>
+          <w:color w:val="000000"/>
+          <w:sz w:val="33"/>
+          <w:szCs w:val="33"/>
+          <w:lang w:eastAsia="en-IN"/>
+        </w:rPr>
+        <w:t>).value=obj.id;</w:t>
+      </w:r>
+    </w:p>
+    <w:p>
+      <w:pPr>
+        <w:shd w:val="clear" w:color="auto" w:fill="FFFFFF"/>
+        <w:spacing w:after="0" w:line="450" w:lineRule="atLeast"/>
+        <w:rPr>
+          <w:rFonts w:ascii="Consolas" w:eastAsia="Times New Roman" w:hAnsi="Consolas" w:cs="Times New Roman"/>
+          <w:color w:val="000000"/>
+          <w:sz w:val="33"/>
+          <w:szCs w:val="33"/>
+          <w:lang w:eastAsia="en-IN"/>
+        </w:rPr>
+      </w:pPr>
+      <w:r>
+        <w:rPr>
+          <w:rFonts w:ascii="Consolas" w:eastAsia="Times New Roman" w:hAnsi="Consolas" w:cs="Times New Roman"/>
+          <w:color w:val="000000"/>
+          <w:sz w:val="33"/>
+          <w:szCs w:val="33"/>
+          <w:lang w:eastAsia="en-IN"/>
+        </w:rPr>
+        <w:t xml:space="preserve">            </w:t>
+      </w:r>
+      <w:proofErr w:type="spellStart"/>
+      <w:proofErr w:type="gramStart"/>
+      <w:r>
+        <w:rPr>
+          <w:rFonts w:ascii="Consolas" w:eastAsia="Times New Roman" w:hAnsi="Consolas" w:cs="Times New Roman"/>
+          <w:color w:val="000000"/>
+          <w:sz w:val="33"/>
+          <w:szCs w:val="33"/>
+          <w:lang w:eastAsia="en-IN"/>
+        </w:rPr>
+        <w:t>document.getElementById</w:t>
+      </w:r>
+      <w:proofErr w:type="spellEnd"/>
+      <w:proofErr w:type="gramEnd"/>
+      <w:r>
+        <w:rPr>
+          <w:rFonts w:ascii="Consolas" w:eastAsia="Times New Roman" w:hAnsi="Consolas" w:cs="Times New Roman"/>
+          <w:color w:val="000000"/>
+          <w:sz w:val="33"/>
+          <w:szCs w:val="33"/>
+          <w:lang w:eastAsia="en-IN"/>
+        </w:rPr>
+        <w:t>(</w:t>
+      </w:r>
+      <w:r>
+        <w:rPr>
+          <w:rFonts w:ascii="Consolas" w:eastAsia="Times New Roman" w:hAnsi="Consolas" w:cs="Times New Roman"/>
+          <w:color w:val="A31515"/>
+          <w:sz w:val="33"/>
+          <w:szCs w:val="33"/>
+          <w:lang w:eastAsia="en-IN"/>
+        </w:rPr>
+        <w:t>"name"</w:t>
+      </w:r>
+      <w:r>
+        <w:rPr>
+          <w:rFonts w:ascii="Consolas" w:eastAsia="Times New Roman" w:hAnsi="Consolas" w:cs="Times New Roman"/>
+          <w:color w:val="000000"/>
+          <w:sz w:val="33"/>
+          <w:szCs w:val="33"/>
+          <w:lang w:eastAsia="en-IN"/>
+        </w:rPr>
+        <w:t>).value=obj.name;</w:t>
+      </w:r>
+    </w:p>
+    <w:p>
+      <w:pPr>
+        <w:shd w:val="clear" w:color="auto" w:fill="FFFFFF"/>
+        <w:spacing w:after="0" w:line="450" w:lineRule="atLeast"/>
+        <w:rPr>
+          <w:rFonts w:ascii="Consolas" w:eastAsia="Times New Roman" w:hAnsi="Consolas" w:cs="Times New Roman"/>
+          <w:color w:val="000000"/>
+          <w:sz w:val="33"/>
+          <w:szCs w:val="33"/>
+          <w:lang w:eastAsia="en-IN"/>
+        </w:rPr>
+      </w:pPr>
+      <w:r>
+        <w:rPr>
+          <w:rFonts w:ascii="Consolas" w:eastAsia="Times New Roman" w:hAnsi="Consolas" w:cs="Times New Roman"/>
+          <w:color w:val="000000"/>
+          <w:sz w:val="33"/>
+          <w:szCs w:val="33"/>
+          <w:lang w:eastAsia="en-IN"/>
+        </w:rPr>
+        <w:t xml:space="preserve">            </w:t>
+      </w:r>
+      <w:proofErr w:type="spellStart"/>
+      <w:proofErr w:type="gramStart"/>
+      <w:r>
+        <w:rPr>
+          <w:rFonts w:ascii="Consolas" w:eastAsia="Times New Roman" w:hAnsi="Consolas" w:cs="Times New Roman"/>
+          <w:color w:val="000000"/>
+          <w:sz w:val="33"/>
+          <w:szCs w:val="33"/>
+          <w:lang w:eastAsia="en-IN"/>
+        </w:rPr>
+        <w:t>document.getElementById</w:t>
+      </w:r>
+      <w:proofErr w:type="spellEnd"/>
+      <w:proofErr w:type="gramEnd"/>
+      <w:r>
+        <w:rPr>
+          <w:rFonts w:ascii="Consolas" w:eastAsia="Times New Roman" w:hAnsi="Consolas" w:cs="Times New Roman"/>
+          <w:color w:val="000000"/>
+          <w:sz w:val="33"/>
+          <w:szCs w:val="33"/>
+          <w:lang w:eastAsia="en-IN"/>
+        </w:rPr>
+        <w:t>(</w:t>
+      </w:r>
+      <w:r>
+        <w:rPr>
+          <w:rFonts w:ascii="Consolas" w:eastAsia="Times New Roman" w:hAnsi="Consolas" w:cs="Times New Roman"/>
+          <w:color w:val="A31515"/>
+          <w:sz w:val="33"/>
+          <w:szCs w:val="33"/>
+          <w:lang w:eastAsia="en-IN"/>
+        </w:rPr>
+        <w:t>"department"</w:t>
+      </w:r>
+      <w:r>
+        <w:rPr>
+          <w:rFonts w:ascii="Consolas" w:eastAsia="Times New Roman" w:hAnsi="Consolas" w:cs="Times New Roman"/>
+          <w:color w:val="000000"/>
+          <w:sz w:val="33"/>
+          <w:szCs w:val="33"/>
+          <w:lang w:eastAsia="en-IN"/>
+        </w:rPr>
+        <w:t>).value=</w:t>
+      </w:r>
+      <w:proofErr w:type="spellStart"/>
+      <w:r>
+        <w:rPr>
+          <w:rFonts w:ascii="Consolas" w:eastAsia="Times New Roman" w:hAnsi="Consolas" w:cs="Times New Roman"/>
+          <w:color w:val="000000"/>
+          <w:sz w:val="33"/>
+          <w:szCs w:val="33"/>
+          <w:lang w:eastAsia="en-IN"/>
+        </w:rPr>
+        <w:t>obj.department</w:t>
+      </w:r>
+      <w:proofErr w:type="spellEnd"/>
+      <w:r>
+        <w:rPr>
+          <w:rFonts w:ascii="Consolas" w:eastAsia="Times New Roman" w:hAnsi="Consolas" w:cs="Times New Roman"/>
+          <w:color w:val="000000"/>
+          <w:sz w:val="33"/>
+          <w:szCs w:val="33"/>
+          <w:lang w:eastAsia="en-IN"/>
+        </w:rPr>
+        <w:t>;</w:t>
+      </w:r>
+    </w:p>
+    <w:p>
+      <w:pPr>
+        <w:shd w:val="clear" w:color="auto" w:fill="FFFFFF"/>
+        <w:spacing w:after="0" w:line="450" w:lineRule="atLeast"/>
+        <w:rPr>
+          <w:rFonts w:ascii="Consolas" w:eastAsia="Times New Roman" w:hAnsi="Consolas" w:cs="Times New Roman"/>
+          <w:color w:val="000000"/>
+          <w:sz w:val="33"/>
+          <w:szCs w:val="33"/>
+          <w:lang w:eastAsia="en-IN"/>
+        </w:rPr>
+      </w:pPr>
+      <w:r>
+        <w:rPr>
+          <w:rFonts w:ascii="Consolas" w:eastAsia="Times New Roman" w:hAnsi="Consolas" w:cs="Times New Roman"/>
+          <w:color w:val="000000"/>
+          <w:sz w:val="33"/>
+          <w:szCs w:val="33"/>
+          <w:lang w:eastAsia="en-IN"/>
+        </w:rPr>
+        <w:t>        }</w:t>
+      </w:r>
+    </w:p>
+    <w:p>
+      <w:pPr>
+        <w:shd w:val="clear" w:color="auto" w:fill="FFFFFF"/>
+        <w:spacing w:after="0" w:line="450" w:lineRule="atLeast"/>
+        <w:rPr>
+          <w:rFonts w:ascii="Consolas" w:eastAsia="Times New Roman" w:hAnsi="Consolas" w:cs="Times New Roman"/>
+          <w:color w:val="000000"/>
+          <w:sz w:val="33"/>
+          <w:szCs w:val="33"/>
+          <w:lang w:eastAsia="en-IN"/>
+        </w:rPr>
+      </w:pPr>
+      <w:r>
+        <w:rPr>
+          <w:rFonts w:ascii="Consolas" w:eastAsia="Times New Roman" w:hAnsi="Consolas" w:cs="Times New Roman"/>
+          <w:color w:val="000000"/>
+          <w:sz w:val="33"/>
+          <w:szCs w:val="33"/>
+          <w:lang w:eastAsia="en-IN"/>
+        </w:rPr>
+        <w:t xml:space="preserve">    </w:t>
+      </w:r>
+      <w:r>
+        <w:rPr>
+          <w:rFonts w:ascii="Consolas" w:eastAsia="Times New Roman" w:hAnsi="Consolas" w:cs="Times New Roman"/>
+          <w:color w:val="800000"/>
+          <w:sz w:val="33"/>
+          <w:szCs w:val="33"/>
+          <w:lang w:eastAsia="en-IN"/>
+        </w:rPr>
+        <w:t>&lt;/script&gt;</w:t>
+      </w:r>
+    </w:p>
+    <w:p>
+      <w:pPr>
+        <w:shd w:val="clear" w:color="auto" w:fill="FFFFFF"/>
+        <w:spacing w:after="0" w:line="450" w:lineRule="atLeast"/>
+        <w:rPr>
+          <w:rFonts w:ascii="Consolas" w:eastAsia="Times New Roman" w:hAnsi="Consolas" w:cs="Times New Roman"/>
+          <w:color w:val="000000"/>
+          <w:sz w:val="33"/>
+          <w:szCs w:val="33"/>
+          <w:lang w:eastAsia="en-IN"/>
+        </w:rPr>
+      </w:pPr>
+      <w:r>
+        <w:rPr>
+          <w:rFonts w:ascii="Consolas" w:eastAsia="Times New Roman" w:hAnsi="Consolas" w:cs="Times New Roman"/>
+          <w:color w:val="800000"/>
+          <w:sz w:val="33"/>
+          <w:szCs w:val="33"/>
+          <w:lang w:eastAsia="en-IN"/>
+        </w:rPr>
+        <w:t>&lt;/head&gt;</w:t>
+      </w:r>
+    </w:p>
+    <w:p>
+      <w:pPr>
+        <w:shd w:val="clear" w:color="auto" w:fill="FFFFFF"/>
+        <w:spacing w:after="0" w:line="450" w:lineRule="atLeast"/>
+        <w:rPr>
+          <w:rFonts w:ascii="Consolas" w:eastAsia="Times New Roman" w:hAnsi="Consolas" w:cs="Times New Roman"/>
+          <w:color w:val="000000"/>
+          <w:sz w:val="33"/>
+          <w:szCs w:val="33"/>
+          <w:lang w:eastAsia="en-IN"/>
+        </w:rPr>
+      </w:pPr>
+      <w:r>
+        <w:rPr>
+          <w:rFonts w:ascii="Consolas" w:eastAsia="Times New Roman" w:hAnsi="Consolas" w:cs="Times New Roman"/>
+          <w:color w:val="800000"/>
+          <w:sz w:val="33"/>
+          <w:szCs w:val="33"/>
+          <w:lang w:eastAsia="en-IN"/>
+        </w:rPr>
+        <w:t>&lt;body&gt;</w:t>
+      </w:r>
+    </w:p>
+    <w:p>
+      <w:pPr>
+        <w:shd w:val="clear" w:color="auto" w:fill="FFFFFF"/>
+        <w:spacing w:after="0" w:line="450" w:lineRule="atLeast"/>
+        <w:rPr>
+          <w:rFonts w:ascii="Consolas" w:eastAsia="Times New Roman" w:hAnsi="Consolas" w:cs="Times New Roman"/>
+          <w:color w:val="000000"/>
+          <w:sz w:val="33"/>
+          <w:szCs w:val="33"/>
+          <w:lang w:eastAsia="en-IN"/>
+        </w:rPr>
+      </w:pPr>
+      <w:r>
+        <w:rPr>
+          <w:rFonts w:ascii="Consolas" w:eastAsia="Times New Roman" w:hAnsi="Consolas" w:cs="Times New Roman"/>
+          <w:color w:val="000000"/>
+          <w:sz w:val="33"/>
+          <w:szCs w:val="33"/>
+          <w:lang w:eastAsia="en-IN"/>
+        </w:rPr>
+        <w:t xml:space="preserve">    </w:t>
+      </w:r>
+      <w:r>
+        <w:rPr>
+          <w:rFonts w:ascii="Consolas" w:eastAsia="Times New Roman" w:hAnsi="Consolas" w:cs="Times New Roman"/>
+          <w:color w:val="800000"/>
+          <w:sz w:val="33"/>
+          <w:szCs w:val="33"/>
+          <w:lang w:eastAsia="en-IN"/>
+        </w:rPr>
+        <w:t>&lt;input</w:t>
+      </w:r>
+      <w:r>
+        <w:rPr>
+          <w:rFonts w:ascii="Consolas" w:eastAsia="Times New Roman" w:hAnsi="Consolas" w:cs="Times New Roman"/>
+          <w:color w:val="000000"/>
+          <w:sz w:val="33"/>
+          <w:szCs w:val="33"/>
+          <w:lang w:eastAsia="en-IN"/>
+        </w:rPr>
+        <w:t xml:space="preserve"> </w:t>
+      </w:r>
+      <w:r>
+        <w:rPr>
+          <w:rFonts w:ascii="Consolas" w:eastAsia="Times New Roman" w:hAnsi="Consolas" w:cs="Times New Roman"/>
+          <w:color w:val="E50000"/>
+          <w:sz w:val="33"/>
+          <w:szCs w:val="33"/>
+          <w:lang w:eastAsia="en-IN"/>
+        </w:rPr>
+        <w:t>type</w:t>
+      </w:r>
+      <w:r>
+        <w:rPr>
+          <w:rFonts w:ascii="Consolas" w:eastAsia="Times New Roman" w:hAnsi="Consolas" w:cs="Times New Roman"/>
+          <w:color w:val="000000"/>
+          <w:sz w:val="33"/>
+          <w:szCs w:val="33"/>
+          <w:lang w:eastAsia="en-IN"/>
+        </w:rPr>
+        <w:t>=</w:t>
+      </w:r>
+      <w:r>
+        <w:rPr>
+          <w:rFonts w:ascii="Consolas" w:eastAsia="Times New Roman" w:hAnsi="Consolas" w:cs="Times New Roman"/>
+          <w:color w:val="0000FF"/>
+          <w:sz w:val="33"/>
+          <w:szCs w:val="33"/>
+          <w:lang w:eastAsia="en-IN"/>
+        </w:rPr>
+        <w:t>"text"</w:t>
+      </w:r>
+      <w:r>
+        <w:rPr>
+          <w:rFonts w:ascii="Consolas" w:eastAsia="Times New Roman" w:hAnsi="Consolas" w:cs="Times New Roman"/>
+          <w:color w:val="000000"/>
+          <w:sz w:val="33"/>
+          <w:szCs w:val="33"/>
+          <w:lang w:eastAsia="en-IN"/>
+        </w:rPr>
+        <w:t xml:space="preserve"> </w:t>
+      </w:r>
+      <w:r>
+        <w:rPr>
+          <w:rFonts w:ascii="Consolas" w:eastAsia="Times New Roman" w:hAnsi="Consolas" w:cs="Times New Roman"/>
+          <w:color w:val="E50000"/>
+          <w:sz w:val="33"/>
+          <w:szCs w:val="33"/>
+          <w:lang w:eastAsia="en-IN"/>
+        </w:rPr>
+        <w:t>name</w:t>
+      </w:r>
+      <w:r>
+        <w:rPr>
+          <w:rFonts w:ascii="Consolas" w:eastAsia="Times New Roman" w:hAnsi="Consolas" w:cs="Times New Roman"/>
+          <w:color w:val="000000"/>
+          <w:sz w:val="33"/>
+          <w:szCs w:val="33"/>
+          <w:lang w:eastAsia="en-IN"/>
+        </w:rPr>
+        <w:t>=</w:t>
+      </w:r>
+      <w:r>
+        <w:rPr>
+          <w:rFonts w:ascii="Consolas" w:eastAsia="Times New Roman" w:hAnsi="Consolas" w:cs="Times New Roman"/>
+          <w:color w:val="0000FF"/>
+          <w:sz w:val="33"/>
+          <w:szCs w:val="33"/>
+          <w:lang w:eastAsia="en-IN"/>
+        </w:rPr>
+        <w:t>""</w:t>
+      </w:r>
+      <w:r>
+        <w:rPr>
+          <w:rFonts w:ascii="Consolas" w:eastAsia="Times New Roman" w:hAnsi="Consolas" w:cs="Times New Roman"/>
+          <w:color w:val="000000"/>
+          <w:sz w:val="33"/>
+          <w:szCs w:val="33"/>
+          <w:lang w:eastAsia="en-IN"/>
+        </w:rPr>
+        <w:t xml:space="preserve"> </w:t>
+      </w:r>
+      <w:r>
+        <w:rPr>
+          <w:rFonts w:ascii="Consolas" w:eastAsia="Times New Roman" w:hAnsi="Consolas" w:cs="Times New Roman"/>
+          <w:color w:val="E50000"/>
+          <w:sz w:val="33"/>
+          <w:szCs w:val="33"/>
+          <w:lang w:eastAsia="en-IN"/>
+        </w:rPr>
+        <w:t>id</w:t>
+      </w:r>
+      <w:r>
+        <w:rPr>
+          <w:rFonts w:ascii="Consolas" w:eastAsia="Times New Roman" w:hAnsi="Consolas" w:cs="Times New Roman"/>
+          <w:color w:val="000000"/>
+          <w:sz w:val="33"/>
+          <w:szCs w:val="33"/>
+          <w:lang w:eastAsia="en-IN"/>
+        </w:rPr>
+        <w:t>=</w:t>
+      </w:r>
+      <w:r>
+        <w:rPr>
+          <w:rFonts w:ascii="Consolas" w:eastAsia="Times New Roman" w:hAnsi="Consolas" w:cs="Times New Roman"/>
+          <w:color w:val="0000FF"/>
+          <w:sz w:val="33"/>
+          <w:szCs w:val="33"/>
+          <w:lang w:eastAsia="en-IN"/>
+        </w:rPr>
+        <w:t>"txt"</w:t>
+      </w:r>
+      <w:r>
+        <w:rPr>
+          <w:rFonts w:ascii="Consolas" w:eastAsia="Times New Roman" w:hAnsi="Consolas" w:cs="Times New Roman"/>
+          <w:color w:val="800000"/>
+          <w:sz w:val="33"/>
+          <w:szCs w:val="33"/>
+          <w:lang w:eastAsia="en-IN"/>
+        </w:rPr>
+        <w:t>&gt;</w:t>
+      </w:r>
+    </w:p>
+    <w:p>
+      <w:pPr>
+        <w:shd w:val="clear" w:color="auto" w:fill="FFFFFF"/>
+        <w:spacing w:after="0" w:line="450" w:lineRule="atLeast"/>
+        <w:rPr>
+          <w:rFonts w:ascii="Consolas" w:eastAsia="Times New Roman" w:hAnsi="Consolas" w:cs="Times New Roman"/>
+          <w:color w:val="000000"/>
+          <w:sz w:val="33"/>
+          <w:szCs w:val="33"/>
+          <w:lang w:eastAsia="en-IN"/>
+        </w:rPr>
+      </w:pPr>
+      <w:r>
+        <w:rPr>
+          <w:rFonts w:ascii="Consolas" w:eastAsia="Times New Roman" w:hAnsi="Consolas" w:cs="Times New Roman"/>
+          <w:color w:val="000000"/>
+          <w:sz w:val="33"/>
+          <w:szCs w:val="33"/>
+          <w:lang w:eastAsia="en-IN"/>
+        </w:rPr>
+        <w:t xml:space="preserve">    </w:t>
+      </w:r>
+      <w:r>
+        <w:rPr>
+          <w:rFonts w:ascii="Consolas" w:eastAsia="Times New Roman" w:hAnsi="Consolas" w:cs="Times New Roman"/>
+          <w:color w:val="800000"/>
+          <w:sz w:val="33"/>
+          <w:szCs w:val="33"/>
+          <w:lang w:eastAsia="en-IN"/>
+        </w:rPr>
+        <w:t>&lt;input</w:t>
+      </w:r>
+      <w:r>
+        <w:rPr>
+          <w:rFonts w:ascii="Consolas" w:eastAsia="Times New Roman" w:hAnsi="Consolas" w:cs="Times New Roman"/>
+          <w:color w:val="000000"/>
+          <w:sz w:val="33"/>
+          <w:szCs w:val="33"/>
+          <w:lang w:eastAsia="en-IN"/>
+        </w:rPr>
+        <w:t xml:space="preserve"> </w:t>
+      </w:r>
+      <w:r>
+        <w:rPr>
+          <w:rFonts w:ascii="Consolas" w:eastAsia="Times New Roman" w:hAnsi="Consolas" w:cs="Times New Roman"/>
+          <w:color w:val="E50000"/>
+          <w:sz w:val="33"/>
+          <w:szCs w:val="33"/>
+          <w:lang w:eastAsia="en-IN"/>
+        </w:rPr>
+        <w:t>type</w:t>
+      </w:r>
+      <w:r>
+        <w:rPr>
+          <w:rFonts w:ascii="Consolas" w:eastAsia="Times New Roman" w:hAnsi="Consolas" w:cs="Times New Roman"/>
+          <w:color w:val="000000"/>
+          <w:sz w:val="33"/>
+          <w:szCs w:val="33"/>
+          <w:lang w:eastAsia="en-IN"/>
+        </w:rPr>
+        <w:t>=</w:t>
+      </w:r>
+      <w:r>
+        <w:rPr>
+          <w:rFonts w:ascii="Consolas" w:eastAsia="Times New Roman" w:hAnsi="Consolas" w:cs="Times New Roman"/>
+          <w:color w:val="0000FF"/>
+          <w:sz w:val="33"/>
+          <w:szCs w:val="33"/>
+          <w:lang w:eastAsia="en-IN"/>
+        </w:rPr>
+        <w:t>"button"</w:t>
+      </w:r>
+      <w:r>
+        <w:rPr>
+          <w:rFonts w:ascii="Consolas" w:eastAsia="Times New Roman" w:hAnsi="Consolas" w:cs="Times New Roman"/>
+          <w:color w:val="000000"/>
+          <w:sz w:val="33"/>
+          <w:szCs w:val="33"/>
+          <w:lang w:eastAsia="en-IN"/>
+        </w:rPr>
+        <w:t xml:space="preserve"> </w:t>
+      </w:r>
+      <w:r>
+        <w:rPr>
+          <w:rFonts w:ascii="Consolas" w:eastAsia="Times New Roman" w:hAnsi="Consolas" w:cs="Times New Roman"/>
+          <w:color w:val="E50000"/>
+          <w:sz w:val="33"/>
+          <w:szCs w:val="33"/>
+          <w:lang w:eastAsia="en-IN"/>
+        </w:rPr>
+        <w:t>value</w:t>
+      </w:r>
+      <w:r>
+        <w:rPr>
+          <w:rFonts w:ascii="Consolas" w:eastAsia="Times New Roman" w:hAnsi="Consolas" w:cs="Times New Roman"/>
+          <w:color w:val="000000"/>
+          <w:sz w:val="33"/>
+          <w:szCs w:val="33"/>
+          <w:lang w:eastAsia="en-IN"/>
+        </w:rPr>
+        <w:t>=</w:t>
+      </w:r>
+      <w:r>
+        <w:rPr>
+          <w:rFonts w:ascii="Consolas" w:eastAsia="Times New Roman" w:hAnsi="Consolas" w:cs="Times New Roman"/>
+          <w:color w:val="0000FF"/>
+          <w:sz w:val="33"/>
+          <w:szCs w:val="33"/>
+          <w:lang w:eastAsia="en-IN"/>
+        </w:rPr>
+        <w:t>"Patch"</w:t>
+      </w:r>
+      <w:r>
+        <w:rPr>
+          <w:rFonts w:ascii="Consolas" w:eastAsia="Times New Roman" w:hAnsi="Consolas" w:cs="Times New Roman"/>
+          <w:color w:val="000000"/>
+          <w:sz w:val="33"/>
+          <w:szCs w:val="33"/>
+          <w:lang w:eastAsia="en-IN"/>
+        </w:rPr>
+        <w:t xml:space="preserve"> </w:t>
+      </w:r>
+      <w:r>
+        <w:rPr>
+          <w:rFonts w:ascii="Consolas" w:eastAsia="Times New Roman" w:hAnsi="Consolas" w:cs="Times New Roman"/>
+          <w:color w:val="E50000"/>
+          <w:sz w:val="33"/>
+          <w:szCs w:val="33"/>
+          <w:lang w:eastAsia="en-IN"/>
+        </w:rPr>
+        <w:t>onclick</w:t>
+      </w:r>
+      <w:r>
+        <w:rPr>
+          <w:rFonts w:ascii="Consolas" w:eastAsia="Times New Roman" w:hAnsi="Consolas" w:cs="Times New Roman"/>
+          <w:color w:val="000000"/>
+          <w:sz w:val="33"/>
+          <w:szCs w:val="33"/>
+          <w:lang w:eastAsia="en-IN"/>
+        </w:rPr>
+        <w:t>=</w:t>
+      </w:r>
+      <w:r>
+        <w:rPr>
+          <w:rFonts w:ascii="Consolas" w:eastAsia="Times New Roman" w:hAnsi="Consolas" w:cs="Times New Roman"/>
+          <w:color w:val="0000FF"/>
+          <w:sz w:val="33"/>
+          <w:szCs w:val="33"/>
+          <w:lang w:eastAsia="en-IN"/>
+        </w:rPr>
+        <w:t>"fn2()"</w:t>
+      </w:r>
+      <w:r>
+        <w:rPr>
+          <w:rFonts w:ascii="Consolas" w:eastAsia="Times New Roman" w:hAnsi="Consolas" w:cs="Times New Roman"/>
+          <w:color w:val="800000"/>
+          <w:sz w:val="33"/>
+          <w:szCs w:val="33"/>
+          <w:lang w:eastAsia="en-IN"/>
+        </w:rPr>
+        <w:t>&gt;&lt;</w:t>
+      </w:r>
+      <w:proofErr w:type="spellStart"/>
+      <w:r>
+        <w:rPr>
+          <w:rFonts w:ascii="Consolas" w:eastAsia="Times New Roman" w:hAnsi="Consolas" w:cs="Times New Roman"/>
+          <w:color w:val="800000"/>
+          <w:sz w:val="33"/>
+          <w:szCs w:val="33"/>
+          <w:lang w:eastAsia="en-IN"/>
+        </w:rPr>
+        <w:t>br</w:t>
+      </w:r>
+      <w:proofErr w:type="spellEnd"/>
+      <w:r>
+        <w:rPr>
+          <w:rFonts w:ascii="Consolas" w:eastAsia="Times New Roman" w:hAnsi="Consolas" w:cs="Times New Roman"/>
+          <w:color w:val="800000"/>
+          <w:sz w:val="33"/>
+          <w:szCs w:val="33"/>
+          <w:lang w:eastAsia="en-IN"/>
+        </w:rPr>
+        <w:t>&gt;</w:t>
+      </w:r>
+    </w:p>
+    <w:p>
+      <w:pPr>
+        <w:shd w:val="clear" w:color="auto" w:fill="FFFFFF"/>
+        <w:spacing w:after="0" w:line="450" w:lineRule="atLeast"/>
+        <w:rPr>
+          <w:rFonts w:ascii="Consolas" w:eastAsia="Times New Roman" w:hAnsi="Consolas" w:cs="Times New Roman"/>
+          <w:color w:val="000000"/>
+          <w:sz w:val="33"/>
+          <w:szCs w:val="33"/>
+          <w:lang w:eastAsia="en-IN"/>
+        </w:rPr>
+      </w:pPr>
+      <w:r>
+        <w:rPr>
+          <w:rFonts w:ascii="Consolas" w:eastAsia="Times New Roman" w:hAnsi="Consolas" w:cs="Times New Roman"/>
+          <w:color w:val="000000"/>
+          <w:sz w:val="33"/>
+          <w:szCs w:val="33"/>
+          <w:lang w:eastAsia="en-IN"/>
+        </w:rPr>
+        <w:t xml:space="preserve">    Id: </w:t>
+      </w:r>
+      <w:r>
+        <w:rPr>
+          <w:rFonts w:ascii="Consolas" w:eastAsia="Times New Roman" w:hAnsi="Consolas" w:cs="Times New Roman"/>
+          <w:color w:val="800000"/>
+          <w:sz w:val="33"/>
+          <w:szCs w:val="33"/>
+          <w:lang w:eastAsia="en-IN"/>
+        </w:rPr>
+        <w:t>&lt;input</w:t>
+      </w:r>
+      <w:r>
+        <w:rPr>
+          <w:rFonts w:ascii="Consolas" w:eastAsia="Times New Roman" w:hAnsi="Consolas" w:cs="Times New Roman"/>
+          <w:color w:val="000000"/>
+          <w:sz w:val="33"/>
+          <w:szCs w:val="33"/>
+          <w:lang w:eastAsia="en-IN"/>
+        </w:rPr>
+        <w:t xml:space="preserve"> </w:t>
+      </w:r>
+      <w:r>
+        <w:rPr>
+          <w:rFonts w:ascii="Consolas" w:eastAsia="Times New Roman" w:hAnsi="Consolas" w:cs="Times New Roman"/>
+          <w:color w:val="E50000"/>
+          <w:sz w:val="33"/>
+          <w:szCs w:val="33"/>
+          <w:lang w:eastAsia="en-IN"/>
+        </w:rPr>
+        <w:t>type</w:t>
+      </w:r>
+      <w:r>
+        <w:rPr>
+          <w:rFonts w:ascii="Consolas" w:eastAsia="Times New Roman" w:hAnsi="Consolas" w:cs="Times New Roman"/>
+          <w:color w:val="000000"/>
+          <w:sz w:val="33"/>
+          <w:szCs w:val="33"/>
+          <w:lang w:eastAsia="en-IN"/>
+        </w:rPr>
+        <w:t>=</w:t>
+      </w:r>
+      <w:r>
+        <w:rPr>
+          <w:rFonts w:ascii="Consolas" w:eastAsia="Times New Roman" w:hAnsi="Consolas" w:cs="Times New Roman"/>
+          <w:color w:val="0000FF"/>
+          <w:sz w:val="33"/>
+          <w:szCs w:val="33"/>
+          <w:lang w:eastAsia="en-IN"/>
+        </w:rPr>
+        <w:t>"number"</w:t>
+      </w:r>
+      <w:r>
+        <w:rPr>
+          <w:rFonts w:ascii="Consolas" w:eastAsia="Times New Roman" w:hAnsi="Consolas" w:cs="Times New Roman"/>
+          <w:color w:val="000000"/>
+          <w:sz w:val="33"/>
+          <w:szCs w:val="33"/>
+          <w:lang w:eastAsia="en-IN"/>
+        </w:rPr>
+        <w:t xml:space="preserve"> </w:t>
+      </w:r>
+      <w:r>
+        <w:rPr>
+          <w:rFonts w:ascii="Consolas" w:eastAsia="Times New Roman" w:hAnsi="Consolas" w:cs="Times New Roman"/>
+          <w:color w:val="E50000"/>
+          <w:sz w:val="33"/>
+          <w:szCs w:val="33"/>
+          <w:lang w:eastAsia="en-IN"/>
+        </w:rPr>
+        <w:t>name</w:t>
+      </w:r>
+      <w:r>
+        <w:rPr>
+          <w:rFonts w:ascii="Consolas" w:eastAsia="Times New Roman" w:hAnsi="Consolas" w:cs="Times New Roman"/>
+          <w:color w:val="000000"/>
+          <w:sz w:val="33"/>
+          <w:szCs w:val="33"/>
+          <w:lang w:eastAsia="en-IN"/>
+        </w:rPr>
+        <w:t>=</w:t>
+      </w:r>
+      <w:r>
+        <w:rPr>
+          <w:rFonts w:ascii="Consolas" w:eastAsia="Times New Roman" w:hAnsi="Consolas" w:cs="Times New Roman"/>
+          <w:color w:val="0000FF"/>
+          <w:sz w:val="33"/>
+          <w:szCs w:val="33"/>
+          <w:lang w:eastAsia="en-IN"/>
+        </w:rPr>
+        <w:t>""</w:t>
+      </w:r>
+      <w:r>
+        <w:rPr>
+          <w:rFonts w:ascii="Consolas" w:eastAsia="Times New Roman" w:hAnsi="Consolas" w:cs="Times New Roman"/>
+          <w:color w:val="000000"/>
+          <w:sz w:val="33"/>
+          <w:szCs w:val="33"/>
+          <w:lang w:eastAsia="en-IN"/>
+        </w:rPr>
+        <w:t xml:space="preserve"> </w:t>
+      </w:r>
+      <w:r>
+        <w:rPr>
+          <w:rFonts w:ascii="Consolas" w:eastAsia="Times New Roman" w:hAnsi="Consolas" w:cs="Times New Roman"/>
+          <w:color w:val="E50000"/>
+          <w:sz w:val="33"/>
+          <w:szCs w:val="33"/>
+          <w:lang w:eastAsia="en-IN"/>
+        </w:rPr>
+        <w:t>id</w:t>
+      </w:r>
+      <w:r>
+        <w:rPr>
+          <w:rFonts w:ascii="Consolas" w:eastAsia="Times New Roman" w:hAnsi="Consolas" w:cs="Times New Roman"/>
+          <w:color w:val="000000"/>
+          <w:sz w:val="33"/>
+          <w:szCs w:val="33"/>
+          <w:lang w:eastAsia="en-IN"/>
+        </w:rPr>
+        <w:t>=</w:t>
+      </w:r>
+      <w:r>
+        <w:rPr>
+          <w:rFonts w:ascii="Consolas" w:eastAsia="Times New Roman" w:hAnsi="Consolas" w:cs="Times New Roman"/>
+          <w:color w:val="0000FF"/>
+          <w:sz w:val="33"/>
+          <w:szCs w:val="33"/>
+          <w:lang w:eastAsia="en-IN"/>
+        </w:rPr>
+        <w:t>"id"</w:t>
+      </w:r>
+      <w:r>
+        <w:rPr>
+          <w:rFonts w:ascii="Consolas" w:eastAsia="Times New Roman" w:hAnsi="Consolas" w:cs="Times New Roman"/>
+          <w:color w:val="800000"/>
+          <w:sz w:val="33"/>
+          <w:szCs w:val="33"/>
+          <w:lang w:eastAsia="en-IN"/>
+        </w:rPr>
+        <w:t>&gt;</w:t>
+      </w:r>
+    </w:p>
+    <w:p>
+      <w:pPr>
+        <w:shd w:val="clear" w:color="auto" w:fill="FFFFFF"/>
+        <w:spacing w:after="0" w:line="450" w:lineRule="atLeast"/>
+        <w:rPr>
+          <w:rFonts w:ascii="Consolas" w:eastAsia="Times New Roman" w:hAnsi="Consolas" w:cs="Times New Roman"/>
+          <w:color w:val="000000"/>
+          <w:sz w:val="33"/>
+          <w:szCs w:val="33"/>
+          <w:lang w:eastAsia="en-IN"/>
+        </w:rPr>
+      </w:pPr>
+      <w:r>
+        <w:rPr>
+          <w:rFonts w:ascii="Consolas" w:eastAsia="Times New Roman" w:hAnsi="Consolas" w:cs="Times New Roman"/>
+          <w:color w:val="000000"/>
+          <w:sz w:val="33"/>
+          <w:szCs w:val="33"/>
+          <w:lang w:eastAsia="en-IN"/>
+        </w:rPr>
+        <w:t xml:space="preserve">    Name: </w:t>
+      </w:r>
+      <w:r>
+        <w:rPr>
+          <w:rFonts w:ascii="Consolas" w:eastAsia="Times New Roman" w:hAnsi="Consolas" w:cs="Times New Roman"/>
+          <w:color w:val="800000"/>
+          <w:sz w:val="33"/>
+          <w:szCs w:val="33"/>
+          <w:lang w:eastAsia="en-IN"/>
+        </w:rPr>
+        <w:t>&lt;input</w:t>
+      </w:r>
+      <w:r>
+        <w:rPr>
+          <w:rFonts w:ascii="Consolas" w:eastAsia="Times New Roman" w:hAnsi="Consolas" w:cs="Times New Roman"/>
+          <w:color w:val="000000"/>
+          <w:sz w:val="33"/>
+          <w:szCs w:val="33"/>
+          <w:lang w:eastAsia="en-IN"/>
+        </w:rPr>
+        <w:t xml:space="preserve"> </w:t>
+      </w:r>
+      <w:r>
+        <w:rPr>
+          <w:rFonts w:ascii="Consolas" w:eastAsia="Times New Roman" w:hAnsi="Consolas" w:cs="Times New Roman"/>
+          <w:color w:val="E50000"/>
+          <w:sz w:val="33"/>
+          <w:szCs w:val="33"/>
+          <w:lang w:eastAsia="en-IN"/>
+        </w:rPr>
+        <w:t>type</w:t>
+      </w:r>
+      <w:r>
+        <w:rPr>
+          <w:rFonts w:ascii="Consolas" w:eastAsia="Times New Roman" w:hAnsi="Consolas" w:cs="Times New Roman"/>
+          <w:color w:val="000000"/>
+          <w:sz w:val="33"/>
+          <w:szCs w:val="33"/>
+          <w:lang w:eastAsia="en-IN"/>
+        </w:rPr>
+        <w:t>=</w:t>
+      </w:r>
+      <w:r>
+        <w:rPr>
+          <w:rFonts w:ascii="Consolas" w:eastAsia="Times New Roman" w:hAnsi="Consolas" w:cs="Times New Roman"/>
+          <w:color w:val="0000FF"/>
+          <w:sz w:val="33"/>
+          <w:szCs w:val="33"/>
+          <w:lang w:eastAsia="en-IN"/>
+        </w:rPr>
+        <w:t>"text"</w:t>
+      </w:r>
+      <w:r>
+        <w:rPr>
+          <w:rFonts w:ascii="Consolas" w:eastAsia="Times New Roman" w:hAnsi="Consolas" w:cs="Times New Roman"/>
+          <w:color w:val="000000"/>
+          <w:sz w:val="33"/>
+          <w:szCs w:val="33"/>
+          <w:lang w:eastAsia="en-IN"/>
+        </w:rPr>
+        <w:t xml:space="preserve"> </w:t>
+      </w:r>
+      <w:r>
+        <w:rPr>
+          <w:rFonts w:ascii="Consolas" w:eastAsia="Times New Roman" w:hAnsi="Consolas" w:cs="Times New Roman"/>
+          <w:color w:val="E50000"/>
+          <w:sz w:val="33"/>
+          <w:szCs w:val="33"/>
+          <w:lang w:eastAsia="en-IN"/>
+        </w:rPr>
+        <w:t>name</w:t>
+      </w:r>
+      <w:r>
+        <w:rPr>
+          <w:rFonts w:ascii="Consolas" w:eastAsia="Times New Roman" w:hAnsi="Consolas" w:cs="Times New Roman"/>
+          <w:color w:val="000000"/>
+          <w:sz w:val="33"/>
+          <w:szCs w:val="33"/>
+          <w:lang w:eastAsia="en-IN"/>
+        </w:rPr>
+        <w:t>=</w:t>
+      </w:r>
+      <w:r>
+        <w:rPr>
+          <w:rFonts w:ascii="Consolas" w:eastAsia="Times New Roman" w:hAnsi="Consolas" w:cs="Times New Roman"/>
+          <w:color w:val="0000FF"/>
+          <w:sz w:val="33"/>
+          <w:szCs w:val="33"/>
+          <w:lang w:eastAsia="en-IN"/>
+        </w:rPr>
+        <w:t>""</w:t>
+      </w:r>
+      <w:r>
+        <w:rPr>
+          <w:rFonts w:ascii="Consolas" w:eastAsia="Times New Roman" w:hAnsi="Consolas" w:cs="Times New Roman"/>
+          <w:color w:val="000000"/>
+          <w:sz w:val="33"/>
+          <w:szCs w:val="33"/>
+          <w:lang w:eastAsia="en-IN"/>
+        </w:rPr>
+        <w:t xml:space="preserve"> </w:t>
+      </w:r>
+      <w:r>
+        <w:rPr>
+          <w:rFonts w:ascii="Consolas" w:eastAsia="Times New Roman" w:hAnsi="Consolas" w:cs="Times New Roman"/>
+          <w:color w:val="E50000"/>
+          <w:sz w:val="33"/>
+          <w:szCs w:val="33"/>
+          <w:lang w:eastAsia="en-IN"/>
+        </w:rPr>
+        <w:t>id</w:t>
+      </w:r>
+      <w:r>
+        <w:rPr>
+          <w:rFonts w:ascii="Consolas" w:eastAsia="Times New Roman" w:hAnsi="Consolas" w:cs="Times New Roman"/>
+          <w:color w:val="000000"/>
+          <w:sz w:val="33"/>
+          <w:szCs w:val="33"/>
+          <w:lang w:eastAsia="en-IN"/>
+        </w:rPr>
+        <w:t>=</w:t>
+      </w:r>
+      <w:r>
+        <w:rPr>
+          <w:rFonts w:ascii="Consolas" w:eastAsia="Times New Roman" w:hAnsi="Consolas" w:cs="Times New Roman"/>
+          <w:color w:val="0000FF"/>
+          <w:sz w:val="33"/>
+          <w:szCs w:val="33"/>
+          <w:lang w:eastAsia="en-IN"/>
+        </w:rPr>
+        <w:t>"name"</w:t>
+      </w:r>
+      <w:r>
+        <w:rPr>
+          <w:rFonts w:ascii="Consolas" w:eastAsia="Times New Roman" w:hAnsi="Consolas" w:cs="Times New Roman"/>
+          <w:color w:val="800000"/>
+          <w:sz w:val="33"/>
+          <w:szCs w:val="33"/>
+          <w:lang w:eastAsia="en-IN"/>
+        </w:rPr>
+        <w:t>&gt;</w:t>
+      </w:r>
+    </w:p>
+    <w:p>
+      <w:pPr>
+        <w:shd w:val="clear" w:color="auto" w:fill="FFFFFF"/>
+        <w:spacing w:after="0" w:line="450" w:lineRule="atLeast"/>
+        <w:rPr>
+          <w:rFonts w:ascii="Consolas" w:eastAsia="Times New Roman" w:hAnsi="Consolas" w:cs="Times New Roman"/>
+          <w:color w:val="000000"/>
+          <w:sz w:val="33"/>
+          <w:szCs w:val="33"/>
+          <w:lang w:eastAsia="en-IN"/>
+        </w:rPr>
+      </w:pPr>
+      <w:r>
+        <w:rPr>
+          <w:rFonts w:ascii="Consolas" w:eastAsia="Times New Roman" w:hAnsi="Consolas" w:cs="Times New Roman"/>
+          <w:color w:val="000000"/>
+          <w:sz w:val="33"/>
+          <w:szCs w:val="33"/>
+          <w:lang w:eastAsia="en-IN"/>
+        </w:rPr>
+        <w:t xml:space="preserve">    Department: </w:t>
+      </w:r>
+      <w:r>
+        <w:rPr>
+          <w:rFonts w:ascii="Consolas" w:eastAsia="Times New Roman" w:hAnsi="Consolas" w:cs="Times New Roman"/>
+          <w:color w:val="800000"/>
+          <w:sz w:val="33"/>
+          <w:szCs w:val="33"/>
+          <w:lang w:eastAsia="en-IN"/>
+        </w:rPr>
+        <w:t>&lt;input</w:t>
+      </w:r>
+      <w:r>
+        <w:rPr>
+          <w:rFonts w:ascii="Consolas" w:eastAsia="Times New Roman" w:hAnsi="Consolas" w:cs="Times New Roman"/>
+          <w:color w:val="000000"/>
+          <w:sz w:val="33"/>
+          <w:szCs w:val="33"/>
+          <w:lang w:eastAsia="en-IN"/>
+        </w:rPr>
+        <w:t xml:space="preserve"> </w:t>
+      </w:r>
+      <w:r>
+        <w:rPr>
+          <w:rFonts w:ascii="Consolas" w:eastAsia="Times New Roman" w:hAnsi="Consolas" w:cs="Times New Roman"/>
+          <w:color w:val="E50000"/>
+          <w:sz w:val="33"/>
+          <w:szCs w:val="33"/>
+          <w:lang w:eastAsia="en-IN"/>
+        </w:rPr>
+        <w:t>type</w:t>
+      </w:r>
+      <w:r>
+        <w:rPr>
+          <w:rFonts w:ascii="Consolas" w:eastAsia="Times New Roman" w:hAnsi="Consolas" w:cs="Times New Roman"/>
+          <w:color w:val="000000"/>
+          <w:sz w:val="33"/>
+          <w:szCs w:val="33"/>
+          <w:lang w:eastAsia="en-IN"/>
+        </w:rPr>
+        <w:t>=</w:t>
+      </w:r>
+      <w:r>
+        <w:rPr>
+          <w:rFonts w:ascii="Consolas" w:eastAsia="Times New Roman" w:hAnsi="Consolas" w:cs="Times New Roman"/>
+          <w:color w:val="0000FF"/>
+          <w:sz w:val="33"/>
+          <w:szCs w:val="33"/>
+          <w:lang w:eastAsia="en-IN"/>
+        </w:rPr>
+        <w:t>"text"</w:t>
+      </w:r>
+      <w:r>
+        <w:rPr>
+          <w:rFonts w:ascii="Consolas" w:eastAsia="Times New Roman" w:hAnsi="Consolas" w:cs="Times New Roman"/>
+          <w:color w:val="000000"/>
+          <w:sz w:val="33"/>
+          <w:szCs w:val="33"/>
+          <w:lang w:eastAsia="en-IN"/>
+        </w:rPr>
+        <w:t xml:space="preserve"> </w:t>
+      </w:r>
+      <w:r>
+        <w:rPr>
+          <w:rFonts w:ascii="Consolas" w:eastAsia="Times New Roman" w:hAnsi="Consolas" w:cs="Times New Roman"/>
+          <w:color w:val="E50000"/>
+          <w:sz w:val="33"/>
+          <w:szCs w:val="33"/>
+          <w:lang w:eastAsia="en-IN"/>
+        </w:rPr>
+        <w:t>name</w:t>
+      </w:r>
+      <w:r>
+        <w:rPr>
+          <w:rFonts w:ascii="Consolas" w:eastAsia="Times New Roman" w:hAnsi="Consolas" w:cs="Times New Roman"/>
+          <w:color w:val="000000"/>
+          <w:sz w:val="33"/>
+          <w:szCs w:val="33"/>
+          <w:lang w:eastAsia="en-IN"/>
+        </w:rPr>
+        <w:t>=</w:t>
+      </w:r>
+      <w:r>
+        <w:rPr>
+          <w:rFonts w:ascii="Consolas" w:eastAsia="Times New Roman" w:hAnsi="Consolas" w:cs="Times New Roman"/>
+          <w:color w:val="0000FF"/>
+          <w:sz w:val="33"/>
+          <w:szCs w:val="33"/>
+          <w:lang w:eastAsia="en-IN"/>
+        </w:rPr>
+        <w:t>""</w:t>
+      </w:r>
+      <w:r>
+        <w:rPr>
+          <w:rFonts w:ascii="Consolas" w:eastAsia="Times New Roman" w:hAnsi="Consolas" w:cs="Times New Roman"/>
+          <w:color w:val="000000"/>
+          <w:sz w:val="33"/>
+          <w:szCs w:val="33"/>
+          <w:lang w:eastAsia="en-IN"/>
+        </w:rPr>
+        <w:t xml:space="preserve"> </w:t>
+      </w:r>
+      <w:r>
+        <w:rPr>
+          <w:rFonts w:ascii="Consolas" w:eastAsia="Times New Roman" w:hAnsi="Consolas" w:cs="Times New Roman"/>
+          <w:color w:val="E50000"/>
+          <w:sz w:val="33"/>
+          <w:szCs w:val="33"/>
+          <w:lang w:eastAsia="en-IN"/>
+        </w:rPr>
+        <w:t>id</w:t>
+      </w:r>
+      <w:r>
+        <w:rPr>
+          <w:rFonts w:ascii="Consolas" w:eastAsia="Times New Roman" w:hAnsi="Consolas" w:cs="Times New Roman"/>
+          <w:color w:val="000000"/>
+          <w:sz w:val="33"/>
+          <w:szCs w:val="33"/>
+          <w:lang w:eastAsia="en-IN"/>
+        </w:rPr>
+        <w:t>=</w:t>
+      </w:r>
+      <w:r>
+        <w:rPr>
+          <w:rFonts w:ascii="Consolas" w:eastAsia="Times New Roman" w:hAnsi="Consolas" w:cs="Times New Roman"/>
+          <w:color w:val="0000FF"/>
+          <w:sz w:val="33"/>
+          <w:szCs w:val="33"/>
+          <w:lang w:eastAsia="en-IN"/>
+        </w:rPr>
+        <w:t>"department"</w:t>
+      </w:r>
+      <w:r>
+        <w:rPr>
+          <w:rFonts w:ascii="Consolas" w:eastAsia="Times New Roman" w:hAnsi="Consolas" w:cs="Times New Roman"/>
+          <w:color w:val="800000"/>
+          <w:sz w:val="33"/>
+          <w:szCs w:val="33"/>
+          <w:lang w:eastAsia="en-IN"/>
+        </w:rPr>
+        <w:t>&gt;</w:t>
+      </w:r>
+    </w:p>
+    <w:p>
+      <w:pPr>
+        <w:shd w:val="clear" w:color="auto" w:fill="FFFFFF"/>
+        <w:spacing w:after="0" w:line="450" w:lineRule="atLeast"/>
+        <w:rPr>
+          <w:rFonts w:ascii="Consolas" w:eastAsia="Times New Roman" w:hAnsi="Consolas" w:cs="Times New Roman"/>
+          <w:color w:val="000000"/>
+          <w:sz w:val="33"/>
+          <w:szCs w:val="33"/>
+          <w:lang w:eastAsia="en-IN"/>
+        </w:rPr>
+      </w:pPr>
+      <w:r>
+        <w:rPr>
+          <w:rFonts w:ascii="Consolas" w:eastAsia="Times New Roman" w:hAnsi="Consolas" w:cs="Times New Roman"/>
+          <w:color w:val="000000"/>
+          <w:sz w:val="33"/>
+          <w:szCs w:val="33"/>
+          <w:lang w:eastAsia="en-IN"/>
+        </w:rPr>
+        <w:t xml:space="preserve">    </w:t>
+      </w:r>
+      <w:r>
+        <w:rPr>
+          <w:rFonts w:ascii="Consolas" w:eastAsia="Times New Roman" w:hAnsi="Consolas" w:cs="Times New Roman"/>
+          <w:color w:val="800000"/>
+          <w:sz w:val="33"/>
+          <w:szCs w:val="33"/>
+          <w:lang w:eastAsia="en-IN"/>
+        </w:rPr>
+        <w:t>&lt;</w:t>
+      </w:r>
+      <w:proofErr w:type="spellStart"/>
+      <w:r>
+        <w:rPr>
+          <w:rFonts w:ascii="Consolas" w:eastAsia="Times New Roman" w:hAnsi="Consolas" w:cs="Times New Roman"/>
+          <w:color w:val="800000"/>
+          <w:sz w:val="33"/>
+          <w:szCs w:val="33"/>
+          <w:lang w:eastAsia="en-IN"/>
+        </w:rPr>
+        <w:t>br</w:t>
+      </w:r>
+      <w:proofErr w:type="spellEnd"/>
+      <w:r>
+        <w:rPr>
+          <w:rFonts w:ascii="Consolas" w:eastAsia="Times New Roman" w:hAnsi="Consolas" w:cs="Times New Roman"/>
+          <w:color w:val="800000"/>
+          <w:sz w:val="33"/>
+          <w:szCs w:val="33"/>
+          <w:lang w:eastAsia="en-IN"/>
+        </w:rPr>
+        <w:t>&gt;</w:t>
+      </w:r>
+    </w:p>
+    <w:p>
+      <w:pPr>
+        <w:shd w:val="clear" w:color="auto" w:fill="FFFFFF"/>
+        <w:spacing w:after="0" w:line="450" w:lineRule="atLeast"/>
+        <w:rPr>
+          <w:rFonts w:ascii="Consolas" w:eastAsia="Times New Roman" w:hAnsi="Consolas" w:cs="Times New Roman"/>
+          <w:color w:val="000000"/>
+          <w:sz w:val="33"/>
+          <w:szCs w:val="33"/>
+          <w:lang w:eastAsia="en-IN"/>
+        </w:rPr>
+      </w:pPr>
+      <w:r>
+        <w:rPr>
+          <w:rFonts w:ascii="Consolas" w:eastAsia="Times New Roman" w:hAnsi="Consolas" w:cs="Times New Roman"/>
+          <w:color w:val="000000"/>
+          <w:sz w:val="33"/>
+          <w:szCs w:val="33"/>
+          <w:lang w:eastAsia="en-IN"/>
+        </w:rPr>
+        <w:t xml:space="preserve">    </w:t>
+      </w:r>
+      <w:r>
+        <w:rPr>
+          <w:rFonts w:ascii="Consolas" w:eastAsia="Times New Roman" w:hAnsi="Consolas" w:cs="Times New Roman"/>
+          <w:color w:val="800000"/>
+          <w:sz w:val="33"/>
+          <w:szCs w:val="33"/>
+          <w:lang w:eastAsia="en-IN"/>
+        </w:rPr>
+        <w:t>&lt;input</w:t>
+      </w:r>
+      <w:r>
+        <w:rPr>
+          <w:rFonts w:ascii="Consolas" w:eastAsia="Times New Roman" w:hAnsi="Consolas" w:cs="Times New Roman"/>
+          <w:color w:val="000000"/>
+          <w:sz w:val="33"/>
+          <w:szCs w:val="33"/>
+          <w:lang w:eastAsia="en-IN"/>
+        </w:rPr>
+        <w:t xml:space="preserve"> </w:t>
+      </w:r>
+      <w:r>
+        <w:rPr>
+          <w:rFonts w:ascii="Consolas" w:eastAsia="Times New Roman" w:hAnsi="Consolas" w:cs="Times New Roman"/>
+          <w:color w:val="E50000"/>
+          <w:sz w:val="33"/>
+          <w:szCs w:val="33"/>
+          <w:lang w:eastAsia="en-IN"/>
+        </w:rPr>
+        <w:t>type</w:t>
+      </w:r>
+      <w:r>
+        <w:rPr>
+          <w:rFonts w:ascii="Consolas" w:eastAsia="Times New Roman" w:hAnsi="Consolas" w:cs="Times New Roman"/>
+          <w:color w:val="000000"/>
+          <w:sz w:val="33"/>
+          <w:szCs w:val="33"/>
+          <w:lang w:eastAsia="en-IN"/>
+        </w:rPr>
+        <w:t>=</w:t>
+      </w:r>
+      <w:r>
+        <w:rPr>
+          <w:rFonts w:ascii="Consolas" w:eastAsia="Times New Roman" w:hAnsi="Consolas" w:cs="Times New Roman"/>
+          <w:color w:val="0000FF"/>
+          <w:sz w:val="33"/>
+          <w:szCs w:val="33"/>
+          <w:lang w:eastAsia="en-IN"/>
+        </w:rPr>
+        <w:t>"button"</w:t>
+      </w:r>
+      <w:r>
+        <w:rPr>
+          <w:rFonts w:ascii="Consolas" w:eastAsia="Times New Roman" w:hAnsi="Consolas" w:cs="Times New Roman"/>
+          <w:color w:val="000000"/>
+          <w:sz w:val="33"/>
+          <w:szCs w:val="33"/>
+          <w:lang w:eastAsia="en-IN"/>
+        </w:rPr>
+        <w:t xml:space="preserve"> </w:t>
+      </w:r>
+      <w:r>
+        <w:rPr>
+          <w:rFonts w:ascii="Consolas" w:eastAsia="Times New Roman" w:hAnsi="Consolas" w:cs="Times New Roman"/>
+          <w:color w:val="E50000"/>
+          <w:sz w:val="33"/>
+          <w:szCs w:val="33"/>
+          <w:lang w:eastAsia="en-IN"/>
+        </w:rPr>
+        <w:t>value</w:t>
+      </w:r>
+      <w:r>
+        <w:rPr>
+          <w:rFonts w:ascii="Consolas" w:eastAsia="Times New Roman" w:hAnsi="Consolas" w:cs="Times New Roman"/>
+          <w:color w:val="000000"/>
+          <w:sz w:val="33"/>
+          <w:szCs w:val="33"/>
+          <w:lang w:eastAsia="en-IN"/>
+        </w:rPr>
+        <w:t>=</w:t>
+      </w:r>
+      <w:r>
+        <w:rPr>
+          <w:rFonts w:ascii="Consolas" w:eastAsia="Times New Roman" w:hAnsi="Consolas" w:cs="Times New Roman"/>
+          <w:color w:val="0000FF"/>
+          <w:sz w:val="33"/>
+          <w:szCs w:val="33"/>
+          <w:lang w:eastAsia="en-IN"/>
+        </w:rPr>
+        <w:t>"Ok"</w:t>
+      </w:r>
+      <w:r>
+        <w:rPr>
+          <w:rFonts w:ascii="Consolas" w:eastAsia="Times New Roman" w:hAnsi="Consolas" w:cs="Times New Roman"/>
+          <w:color w:val="000000"/>
+          <w:sz w:val="33"/>
+          <w:szCs w:val="33"/>
+          <w:lang w:eastAsia="en-IN"/>
+        </w:rPr>
+        <w:t xml:space="preserve"> </w:t>
+      </w:r>
+      <w:r>
+        <w:rPr>
+          <w:rFonts w:ascii="Consolas" w:eastAsia="Times New Roman" w:hAnsi="Consolas" w:cs="Times New Roman"/>
+          <w:color w:val="E50000"/>
+          <w:sz w:val="33"/>
+          <w:szCs w:val="33"/>
+          <w:lang w:eastAsia="en-IN"/>
+        </w:rPr>
+        <w:t>onclick</w:t>
+      </w:r>
+      <w:r>
+        <w:rPr>
+          <w:rFonts w:ascii="Consolas" w:eastAsia="Times New Roman" w:hAnsi="Consolas" w:cs="Times New Roman"/>
+          <w:color w:val="000000"/>
+          <w:sz w:val="33"/>
+          <w:szCs w:val="33"/>
+          <w:lang w:eastAsia="en-IN"/>
+        </w:rPr>
+        <w:t>=</w:t>
+      </w:r>
+      <w:r>
+        <w:rPr>
+          <w:rFonts w:ascii="Consolas" w:eastAsia="Times New Roman" w:hAnsi="Consolas" w:cs="Times New Roman"/>
+          <w:color w:val="0000FF"/>
+          <w:sz w:val="33"/>
+          <w:szCs w:val="33"/>
+          <w:lang w:eastAsia="en-IN"/>
+        </w:rPr>
+        <w:t>"fn1()"</w:t>
+      </w:r>
+      <w:r>
+        <w:rPr>
+          <w:rFonts w:ascii="Consolas" w:eastAsia="Times New Roman" w:hAnsi="Consolas" w:cs="Times New Roman"/>
+          <w:color w:val="800000"/>
+          <w:sz w:val="33"/>
+          <w:szCs w:val="33"/>
+          <w:lang w:eastAsia="en-IN"/>
+        </w:rPr>
+        <w:t>&gt;</w:t>
+      </w:r>
+    </w:p>
+    <w:p>
+      <w:pPr>
+        <w:shd w:val="clear" w:color="auto" w:fill="FFFFFF"/>
+        <w:spacing w:after="0" w:line="450" w:lineRule="atLeast"/>
+        <w:rPr>
+          <w:rFonts w:ascii="Consolas" w:eastAsia="Times New Roman" w:hAnsi="Consolas" w:cs="Times New Roman"/>
+          <w:color w:val="000000"/>
+          <w:sz w:val="33"/>
+          <w:szCs w:val="33"/>
+          <w:lang w:eastAsia="en-IN"/>
+        </w:rPr>
+      </w:pPr>
+      <w:r>
+        <w:rPr>
+          <w:rFonts w:ascii="Consolas" w:eastAsia="Times New Roman" w:hAnsi="Consolas" w:cs="Times New Roman"/>
+          <w:color w:val="800000"/>
+          <w:sz w:val="33"/>
+          <w:szCs w:val="33"/>
+          <w:lang w:eastAsia="en-IN"/>
+        </w:rPr>
+        <w:t>&lt;/body&gt;</w:t>
+      </w:r>
+    </w:p>
+    <w:p>
+      <w:pPr>
+        <w:shd w:val="clear" w:color="auto" w:fill="FFFFFF"/>
+        <w:spacing w:after="0" w:line="450" w:lineRule="atLeast"/>
+        <w:rPr>
+          <w:rFonts w:ascii="Consolas" w:eastAsia="Times New Roman" w:hAnsi="Consolas" w:cs="Times New Roman"/>
+          <w:color w:val="000000"/>
+          <w:sz w:val="33"/>
+          <w:szCs w:val="33"/>
+          <w:lang w:eastAsia="en-IN"/>
+        </w:rPr>
+      </w:pPr>
+      <w:r>
+        <w:rPr>
+          <w:rFonts w:ascii="Consolas" w:eastAsia="Times New Roman" w:hAnsi="Consolas" w:cs="Times New Roman"/>
+          <w:color w:val="800000"/>
+          <w:sz w:val="33"/>
+          <w:szCs w:val="33"/>
+          <w:lang w:eastAsia="en-IN"/>
+        </w:rPr>
+        <w:t>&lt;/html&gt;</w:t>
+      </w:r>
+    </w:p>
+    <w:p>
+      <w:pPr>
+        <w:rPr>
+          <w:lang w:val="en-US"/>
+        </w:rPr>
+      </w:pPr>
+    </w:p>
+    <w:p>
+      <w:pPr>
+        <w:rPr>
+          <w:lang w:val="en-US"/>
+        </w:rPr>
+      </w:pPr>
+    </w:p>
+    <w:p>
+      <w:pPr>
+        <w:rPr>
+          <w:lang w:val="en-US"/>
+        </w:rPr>
+      </w:pPr>
+      <w:r>
+        <w:rPr>
+          <w:lang w:val="en-US"/>
+        </w:rPr>
+        <w:lastRenderedPageBreak/>
+        <w:t>Activity:</w:t>
+      </w:r>
+    </w:p>
+    <w:p>
+      <w:pPr>
+        <w:rPr>
+          <w:lang w:val="en-US"/>
+        </w:rPr>
+      </w:pPr>
+      <w:r>
+        <w:rPr>
+          <w:lang w:val="en-US"/>
+        </w:rPr>
+        <w:t xml:space="preserve">Create 5 textboxes and whenever the cursor enters into a textbox, its background color should become yellow. </w:t>
+      </w:r>
+    </w:p>
     <w:p>
       <w:pPr>
         <w:rPr>

--- a/notes_20May2023.docx
+++ b/notes_20May2023.docx
@@ -11541,6 +11541,56 @@
         </w:rPr>
         <w:t xml:space="preserve">Create 5 textboxes and whenever the cursor enters into a textbox, its background color should become yellow. </w:t>
       </w:r>
+    </w:p>
+    <w:p>
+      <w:pPr>
+        <w:rPr>
+          <w:lang w:val="en-US"/>
+        </w:rPr>
+      </w:pPr>
+    </w:p>
+    <w:p>
+      <w:pPr>
+        <w:rPr>
+          <w:lang w:val="en-US"/>
+        </w:rPr>
+      </w:pPr>
+      <w:r>
+        <w:rPr>
+          <w:lang w:val="en-US"/>
+        </w:rPr>
+        <w:t>Take MCQ test from Day 36</w:t>
+      </w:r>
+    </w:p>
+    <w:p>
+      <w:pPr>
+        <w:rPr>
+          <w:lang w:val="en-US"/>
+        </w:rPr>
+      </w:pPr>
+    </w:p>
+    <w:p>
+      <w:pPr>
+        <w:rPr>
+          <w:lang w:val="en-US"/>
+        </w:rPr>
+      </w:pPr>
+    </w:p>
+    <w:p>
+      <w:pPr>
+        <w:rPr>
+          <w:lang w:val="en-US"/>
+        </w:rPr>
+      </w:pPr>
+      <w:hyperlink r:id="rId8" w:history="1">
+        <w:r>
+          <w:rPr>
+            <w:rStyle w:val="Hyperlink"/>
+            <w:lang w:val="en-US"/>
+          </w:rPr>
+          <w:t>https://docs.google.com/spreadsheets/d/1YukpsjaJ4wajlx61nPXbcOjMxA6crNBDY6QYi0ulsQg/edit?usp=sharing</w:t>
+        </w:r>
+      </w:hyperlink>
     </w:p>
     <w:p>
       <w:pPr>

--- a/notes_20May2023.docx
+++ b/notes_20May2023.docx
@@ -11568,29 +11568,6 @@
           <w:lang w:val="en-US"/>
         </w:rPr>
       </w:pPr>
-    </w:p>
-    <w:p>
-      <w:pPr>
-        <w:rPr>
-          <w:lang w:val="en-US"/>
-        </w:rPr>
-      </w:pPr>
-    </w:p>
-    <w:p>
-      <w:pPr>
-        <w:rPr>
-          <w:lang w:val="en-US"/>
-        </w:rPr>
-      </w:pPr>
-      <w:hyperlink r:id="rId8" w:history="1">
-        <w:r>
-          <w:rPr>
-            <w:rStyle w:val="Hyperlink"/>
-            <w:lang w:val="en-US"/>
-          </w:rPr>
-          <w:t>https://docs.google.com/spreadsheets/d/1YukpsjaJ4wajlx61nPXbcOjMxA6crNBDY6QYi0ulsQg/edit?usp=sharing</w:t>
-        </w:r>
-      </w:hyperlink>
     </w:p>
     <w:p>
       <w:pPr>
